--- a/hin/docx/002.content.docx
+++ b/hin/docx/002.content.docx
@@ -150,26 +150,6 @@
           <w:lang w:val="hi_IN" w:bidi="hi_IN"/>
         </w:rPr>
         <w:t>अ</w:t>
-      </w:r>
-      <w:r>
-        <w:rPr>
-          <w:lang w:val="hi_IN" w:bidi="hi_IN"/>
-        </w:rPr>
-      </w:r>
-    </w:p>
-    <w:p>
-      <w:pPr/>
-      <w:r>
-        <w:rPr>
-          <w:lang w:val="hi_IN" w:bidi="hi_IN"/>
-        </w:rPr>
-      </w:r>
-      <w:r>
-        <w:rPr>
-          <w:i/>
-          <w:lang w:val="hi_IN" w:bidi="hi_IN"/>
-        </w:rPr>
-        <w:t>अंतकालीन साहित्य, अंतर्जातीय विवाह और तलाक, अंधियारा और उजियाला, अकाल, अच्छा क्या है?, अज्ञात परमेश्वर, अधिकारों का त्याग, अन्तिम बातें और थिस्सलुनीके, अपने लोगों के प्रति परमेश्वर की प्रतिबद्धता, अपने लोगों के प्रति परमेश्वर की विश्वासयोग्यता, अपने लोगों के साथ परमेश्वर की उपस्थिति का लौटना, अपने लोगों के साथ परमेश्वर की महिमा, अब्राहम के साथ परमेश्वर की वाचा, अय्यूब की निर्दोषता, अय्यूब को समझना, अल्प विश्वास</w:t>
       </w:r>
       <w:r>
         <w:rPr>

--- a/hin/docx/002.content.docx
+++ b/hin/docx/002.content.docx
@@ -19,7 +19,7 @@
         <w:rPr>
           <w:lang w:val="hi_IN" w:bidi="hi_IN"/>
         </w:rPr>
-        <w:t>Resource: Study Notes - Themes (Tyndale)</w:t>
+        <w:t>Resource: Tyndale Open Study Notes</w:t>
       </w:r>
       <w:r>
         <w:rPr>
@@ -112,7 +112,7 @@
         <w:rPr>
           <w:lang w:val="hi_IN" w:bidi="hi_IN"/>
         </w:rPr>
-        <w:t>Study Notes - Themes (Tyndale)</w:t>
+        <w:t>Tyndale Open Study Notes</w:t>
       </w:r>
     </w:p>
     <w:p>

--- a/hin/docx/002.content.docx
+++ b/hin/docx/002.content.docx
@@ -19,7 +19,7 @@
         <w:rPr>
           <w:lang w:val="hi_IN" w:bidi="hi_IN"/>
         </w:rPr>
-        <w:t>Resource: Tyndale Open Study Notes</w:t>
+        <w:t>Resource: Aquifer Open Study Notes (Themes)</w:t>
       </w:r>
       <w:r>
         <w:rPr>
@@ -112,7 +112,7 @@
         <w:rPr>
           <w:lang w:val="hi_IN" w:bidi="hi_IN"/>
         </w:rPr>
-        <w:t>Tyndale Open Study Notes</w:t>
+        <w:t>Aquifer Open Study Notes (Themes)</w:t>
       </w:r>
     </w:p>
     <w:p>

--- a/hin/docx/002.content.docx
+++ b/hin/docx/002.content.docx
@@ -233,108 +233,72 @@
         </w:rPr>
         <w:t>पुराने नियम में, जब परमेश्वर ने लोगों को कोई कार्य सौंपा या किसी भूमिका के लिए चुना, तब प्रभु की आत्मा उन व्यक्तियों या समूहों पर आई। आत्मा ने न्यायियों जैसे ओत्नीएल, गिदोन, और यिप्तह को उनके कर्तव्यों के लिए सशक्त किया (</w:t>
       </w:r>
-      <w:hyperlink r:id="rId13">
-        <w:r>
-          <w:rPr>
-            <w:lang w:val="hi_IN" w:bidi="hi_IN"/>
-          </w:rPr>
-          <w:rPr>
-            <w:color w:val="0000EE"/>
-            <w:u w:val="single"/>
-          </w:rPr>
-          <w:t>न्या 3:10</w:t>
-        </w:r>
-      </w:hyperlink>
-      <w:r>
-        <w:rPr>
-          <w:lang w:val="hi_IN" w:bidi="hi_IN"/>
-        </w:rPr>
-        <w:t xml:space="preserve">; </w:t>
-      </w:r>
-      <w:hyperlink r:id="rId14">
-        <w:r>
-          <w:rPr>
-            <w:lang w:val="hi_IN" w:bidi="hi_IN"/>
-          </w:rPr>
-          <w:rPr>
-            <w:color w:val="0000EE"/>
-            <w:u w:val="single"/>
-          </w:rPr>
-          <w:t>6:34</w:t>
-        </w:r>
-      </w:hyperlink>
-      <w:r>
-        <w:rPr>
-          <w:lang w:val="hi_IN" w:bidi="hi_IN"/>
-        </w:rPr>
-        <w:t xml:space="preserve">; </w:t>
-      </w:r>
-      <w:hyperlink r:id="rId15">
-        <w:r>
-          <w:rPr>
-            <w:lang w:val="hi_IN" w:bidi="hi_IN"/>
-          </w:rPr>
-          <w:rPr>
-            <w:color w:val="0000EE"/>
-            <w:u w:val="single"/>
-          </w:rPr>
-          <w:t>11:29</w:t>
-        </w:r>
-      </w:hyperlink>
+      <w:r>
+        <w:rPr>
+          <w:lang w:val="hi_IN" w:bidi="hi_IN"/>
+        </w:rPr>
+        <w:t>न्या 3:10</w:t>
+      </w:r>
+      <w:r>
+        <w:rPr>
+          <w:lang w:val="hi_IN" w:bidi="hi_IN"/>
+        </w:rPr>
+        <w:t xml:space="preserve">; </w:t>
+      </w:r>
+      <w:r>
+        <w:rPr>
+          <w:lang w:val="hi_IN" w:bidi="hi_IN"/>
+        </w:rPr>
+        <w:t>6:34</w:t>
+      </w:r>
+      <w:r>
+        <w:rPr>
+          <w:lang w:val="hi_IN" w:bidi="hi_IN"/>
+        </w:rPr>
+        <w:t xml:space="preserve">; </w:t>
+      </w:r>
+      <w:r>
+        <w:rPr>
+          <w:lang w:val="hi_IN" w:bidi="hi_IN"/>
+        </w:rPr>
+        <w:t>11:29</w:t>
+      </w:r>
       <w:r>
         <w:rPr>
           <w:lang w:val="hi_IN" w:bidi="hi_IN"/>
         </w:rPr>
         <w:t>)। शाऊल और दाऊद को परमेश्वर की आत्मा प्राप्त हुई जब वे राजा के रूप में अभिषिक्त किए गए (</w:t>
       </w:r>
-      <w:hyperlink r:id="rId16">
-        <w:r>
-          <w:rPr>
-            <w:lang w:val="hi_IN" w:bidi="hi_IN"/>
-          </w:rPr>
-          <w:rPr>
-            <w:color w:val="0000EE"/>
-            <w:u w:val="single"/>
-          </w:rPr>
-          <w:t>1 शमू 10:1</w:t>
-        </w:r>
-      </w:hyperlink>
+      <w:r>
+        <w:rPr>
+          <w:lang w:val="hi_IN" w:bidi="hi_IN"/>
+        </w:rPr>
+        <w:t>1 शमू 10:1</w:t>
+      </w:r>
       <w:r>
         <w:rPr>
           <w:lang w:val="hi_IN" w:bidi="hi_IN"/>
         </w:rPr>
         <w:t xml:space="preserve">, </w:t>
       </w:r>
-      <w:hyperlink r:id="rId17">
-        <w:r>
-          <w:rPr>
-            <w:lang w:val="hi_IN" w:bidi="hi_IN"/>
-          </w:rPr>
-          <w:rPr>
-            <w:color w:val="0000EE"/>
-            <w:u w:val="single"/>
-          </w:rPr>
-          <w:t>9–10</w:t>
-        </w:r>
-      </w:hyperlink>
-      <w:r>
-        <w:rPr>
-          <w:lang w:val="hi_IN" w:bidi="hi_IN"/>
-        </w:rPr>
-        <w:t xml:space="preserve">; </w:t>
-      </w:r>
-      <w:hyperlink r:id="rId18">
-        <w:r>
-          <w:rPr>
-            <w:lang w:val="hi_IN" w:bidi="hi_IN"/>
-          </w:rPr>
-          <w:rPr>
-            <w:color w:val="0000EE"/>
-            <w:u w:val="single"/>
-          </w:rPr>
-          <w:t>16:13</w:t>
-        </w:r>
-      </w:hyperlink>
+      <w:r>
+        <w:rPr>
+          <w:lang w:val="hi_IN" w:bidi="hi_IN"/>
+        </w:rPr>
+        <w:t>9–10</w:t>
+      </w:r>
+      <w:r>
+        <w:rPr>
+          <w:lang w:val="hi_IN" w:bidi="hi_IN"/>
+        </w:rPr>
+        <w:t xml:space="preserve">; </w:t>
+      </w:r>
+      <w:r>
+        <w:rPr>
+          <w:lang w:val="hi_IN" w:bidi="hi_IN"/>
+        </w:rPr>
+        <w:t>16:13</w:t>
+      </w:r>
       <w:r>
         <w:rPr>
           <w:lang w:val="hi_IN" w:bidi="hi_IN"/>
@@ -355,102 +319,66 @@
         </w:rPr>
         <w:t>जब कार्य समाप्त हुआ या व्यक्ति ने अपनी भूमिका खो दी, तो आत्मा चली गई। जब शमूएल ने दाऊद को अगले राजा के रूप में अभिषिक्त किया, तो आत्मा शाऊल से चली गई (</w:t>
       </w:r>
-      <w:hyperlink r:id="rId18">
-        <w:r>
-          <w:rPr>
-            <w:lang w:val="hi_IN" w:bidi="hi_IN"/>
-          </w:rPr>
-          <w:rPr>
-            <w:color w:val="0000EE"/>
-            <w:u w:val="single"/>
-          </w:rPr>
-          <w:t xml:space="preserve">16:13, </w:t>
-        </w:r>
-      </w:hyperlink>
-      <w:hyperlink r:id="rId19">
-        <w:r>
-          <w:rPr>
-            <w:lang w:val="hi_IN" w:bidi="hi_IN"/>
-          </w:rPr>
-          <w:rPr>
-            <w:color w:val="0000EE"/>
-            <w:u w:val="single"/>
-          </w:rPr>
-          <w:t>14</w:t>
-        </w:r>
-      </w:hyperlink>
+      <w:r>
+        <w:rPr>
+          <w:lang w:val="hi_IN" w:bidi="hi_IN"/>
+        </w:rPr>
+        <w:t xml:space="preserve">16:13, </w:t>
+      </w:r>
+      <w:r>
+        <w:rPr>
+          <w:lang w:val="hi_IN" w:bidi="hi_IN"/>
+        </w:rPr>
+        <w:t>14</w:t>
+      </w:r>
       <w:r>
         <w:rPr>
           <w:lang w:val="hi_IN" w:bidi="hi_IN"/>
         </w:rPr>
         <w:t>)। यह इसलिए हुआ क्योंकि वह अनाज्ञाकारी थे और परमेश्वर ने उन्हें राजा के रूप में अस्वीकार कर दिया था (</w:t>
       </w:r>
-      <w:hyperlink r:id="rId20">
-        <w:r>
-          <w:rPr>
-            <w:lang w:val="hi_IN" w:bidi="hi_IN"/>
-          </w:rPr>
-          <w:rPr>
-            <w:color w:val="0000EE"/>
-            <w:u w:val="single"/>
-          </w:rPr>
-          <w:t>13:7–14</w:t>
-        </w:r>
-      </w:hyperlink>
-      <w:r>
-        <w:rPr>
-          <w:lang w:val="hi_IN" w:bidi="hi_IN"/>
-        </w:rPr>
-        <w:t xml:space="preserve">; </w:t>
-      </w:r>
-      <w:hyperlink r:id="rId21">
-        <w:r>
-          <w:rPr>
-            <w:lang w:val="hi_IN" w:bidi="hi_IN"/>
-          </w:rPr>
-          <w:rPr>
-            <w:color w:val="0000EE"/>
-            <w:u w:val="single"/>
-          </w:rPr>
-          <w:t>15:10–29</w:t>
-        </w:r>
-      </w:hyperlink>
+      <w:r>
+        <w:rPr>
+          <w:lang w:val="hi_IN" w:bidi="hi_IN"/>
+        </w:rPr>
+        <w:t>13:7–14</w:t>
+      </w:r>
+      <w:r>
+        <w:rPr>
+          <w:lang w:val="hi_IN" w:bidi="hi_IN"/>
+        </w:rPr>
+        <w:t xml:space="preserve">; </w:t>
+      </w:r>
+      <w:r>
+        <w:rPr>
+          <w:lang w:val="hi_IN" w:bidi="hi_IN"/>
+        </w:rPr>
+        <w:t>15:10–29</w:t>
+      </w:r>
       <w:r>
         <w:rPr>
           <w:lang w:val="hi_IN" w:bidi="hi_IN"/>
         </w:rPr>
         <w:t xml:space="preserve">; तुलना करें </w:t>
       </w:r>
-      <w:hyperlink r:id="rId22">
-        <w:r>
-          <w:rPr>
-            <w:lang w:val="hi_IN" w:bidi="hi_IN"/>
-          </w:rPr>
-          <w:rPr>
-            <w:color w:val="0000EE"/>
-            <w:u w:val="single"/>
-          </w:rPr>
-          <w:t>28:15</w:t>
-        </w:r>
-      </w:hyperlink>
-      <w:r>
-        <w:rPr>
-          <w:lang w:val="hi_IN" w:bidi="hi_IN"/>
-        </w:rPr>
-        <w:t xml:space="preserve">; </w:t>
-      </w:r>
-      <w:hyperlink r:id="rId23">
-        <w:r>
-          <w:rPr>
-            <w:lang w:val="hi_IN" w:bidi="hi_IN"/>
-          </w:rPr>
-          <w:rPr>
-            <w:color w:val="0000EE"/>
-            <w:u w:val="single"/>
-          </w:rPr>
-          <w:t>न्या 16:20</w:t>
-        </w:r>
-      </w:hyperlink>
+      <w:r>
+        <w:rPr>
+          <w:lang w:val="hi_IN" w:bidi="hi_IN"/>
+        </w:rPr>
+        <w:t>28:15</w:t>
+      </w:r>
+      <w:r>
+        <w:rPr>
+          <w:lang w:val="hi_IN" w:bidi="hi_IN"/>
+        </w:rPr>
+        <w:t xml:space="preserve">; </w:t>
+      </w:r>
+      <w:r>
+        <w:rPr>
+          <w:lang w:val="hi_IN" w:bidi="hi_IN"/>
+        </w:rPr>
+        <w:t>न्या 16:20</w:t>
+      </w:r>
       <w:r>
         <w:rPr>
           <w:lang w:val="hi_IN" w:bidi="hi_IN"/>
@@ -469,18 +397,12 @@
         </w:rPr>
         <w:t>" (</w:t>
       </w:r>
-      <w:hyperlink r:id="rId24">
-        <w:r>
-          <w:rPr>
-            <w:lang w:val="hi_IN" w:bidi="hi_IN"/>
-          </w:rPr>
-          <w:rPr>
-            <w:color w:val="0000EE"/>
-            <w:u w:val="single"/>
-          </w:rPr>
-          <w:t>भज 51:11</w:t>
-        </w:r>
-      </w:hyperlink>
+      <w:r>
+        <w:rPr>
+          <w:lang w:val="hi_IN" w:bidi="hi_IN"/>
+        </w:rPr>
+        <w:t>भज 51:11</w:t>
+      </w:r>
       <w:r>
         <w:rPr>
           <w:lang w:val="hi_IN" w:bidi="hi_IN"/>
@@ -501,126 +423,84 @@
         </w:rPr>
         <w:t xml:space="preserve">नए नियम में, परमेश्वर का पवित्र आत्मा उन सभी को दिया जाता है जो उद्धार के लिए यीशु पर विश्वास करते हैं, न कि केवल उन विशेष भूमिकाओं में निर्दोष व्यक्तियों को (देखें </w:t>
       </w:r>
-      <w:hyperlink r:id="rId25">
-        <w:r>
-          <w:rPr>
-            <w:lang w:val="hi_IN" w:bidi="hi_IN"/>
-          </w:rPr>
-          <w:rPr>
-            <w:color w:val="0000EE"/>
-            <w:u w:val="single"/>
-          </w:rPr>
-          <w:t>प्रेरि 2:14–21</w:t>
-        </w:r>
-      </w:hyperlink>
-      <w:r>
-        <w:rPr>
-          <w:lang w:val="hi_IN" w:bidi="hi_IN"/>
-        </w:rPr>
-        <w:t xml:space="preserve">; </w:t>
-      </w:r>
-      <w:hyperlink r:id="rId26">
-        <w:r>
-          <w:rPr>
-            <w:lang w:val="hi_IN" w:bidi="hi_IN"/>
-          </w:rPr>
-          <w:rPr>
-            <w:color w:val="0000EE"/>
-            <w:u w:val="single"/>
-          </w:rPr>
-          <w:t>1 कुरि 12:1–13</w:t>
-        </w:r>
-      </w:hyperlink>
-      <w:r>
-        <w:rPr>
-          <w:lang w:val="hi_IN" w:bidi="hi_IN"/>
-        </w:rPr>
-        <w:t xml:space="preserve">; </w:t>
-      </w:r>
-      <w:hyperlink r:id="rId27">
-        <w:r>
-          <w:rPr>
-            <w:lang w:val="hi_IN" w:bidi="hi_IN"/>
-          </w:rPr>
-          <w:rPr>
-            <w:color w:val="0000EE"/>
-            <w:u w:val="single"/>
-          </w:rPr>
-          <w:t>इफि 1:13–14</w:t>
-        </w:r>
-      </w:hyperlink>
+      <w:r>
+        <w:rPr>
+          <w:lang w:val="hi_IN" w:bidi="hi_IN"/>
+        </w:rPr>
+        <w:t>प्रेरि 2:14–21</w:t>
+      </w:r>
+      <w:r>
+        <w:rPr>
+          <w:lang w:val="hi_IN" w:bidi="hi_IN"/>
+        </w:rPr>
+        <w:t xml:space="preserve">; </w:t>
+      </w:r>
+      <w:r>
+        <w:rPr>
+          <w:lang w:val="hi_IN" w:bidi="hi_IN"/>
+        </w:rPr>
+        <w:t>1 कुरि 12:1–13</w:t>
+      </w:r>
+      <w:r>
+        <w:rPr>
+          <w:lang w:val="hi_IN" w:bidi="hi_IN"/>
+        </w:rPr>
+        <w:t xml:space="preserve">; </w:t>
+      </w:r>
+      <w:r>
+        <w:rPr>
+          <w:lang w:val="hi_IN" w:bidi="hi_IN"/>
+        </w:rPr>
+        <w:t>इफि 1:13–14</w:t>
+      </w:r>
       <w:r>
         <w:rPr>
           <w:lang w:val="hi_IN" w:bidi="hi_IN"/>
         </w:rPr>
         <w:t xml:space="preserve">)। आत्मा परमेश्वर के सेवकों को वह कार्य करने में सहायता करता है जिसके लिए उन्हें बुलाया गया है (देखें </w:t>
       </w:r>
-      <w:hyperlink r:id="rId28">
-        <w:r>
-          <w:rPr>
-            <w:lang w:val="hi_IN" w:bidi="hi_IN"/>
-          </w:rPr>
-          <w:rPr>
-            <w:color w:val="0000EE"/>
-            <w:u w:val="single"/>
-          </w:rPr>
-          <w:t>1 कुरि 12:7–10</w:t>
-        </w:r>
-      </w:hyperlink>
+      <w:r>
+        <w:rPr>
+          <w:lang w:val="hi_IN" w:bidi="hi_IN"/>
+        </w:rPr>
+        <w:t>1 कुरि 12:7–10</w:t>
+      </w:r>
       <w:r>
         <w:rPr>
           <w:lang w:val="hi_IN" w:bidi="hi_IN"/>
         </w:rPr>
         <w:t xml:space="preserve">)। पुराने नियम की कहानी जिसमें आत्मा शाऊल को छोड़ देता है, यह दिखाती है कि नए नियम में आत्मा के विरुद्ध पाप करने और उसे दुखी करने के विरुद्ध चेतावनी क्यों दी गई है (देखें </w:t>
       </w:r>
-      <w:hyperlink r:id="rId29">
-        <w:r>
-          <w:rPr>
-            <w:lang w:val="hi_IN" w:bidi="hi_IN"/>
-          </w:rPr>
-          <w:rPr>
-            <w:color w:val="0000EE"/>
-            <w:u w:val="single"/>
-          </w:rPr>
-          <w:t>मर 3:28–29</w:t>
-        </w:r>
-      </w:hyperlink>
-      <w:r>
-        <w:rPr>
-          <w:lang w:val="hi_IN" w:bidi="hi_IN"/>
-        </w:rPr>
-        <w:t xml:space="preserve">; </w:t>
-      </w:r>
-      <w:hyperlink r:id="rId30">
-        <w:r>
-          <w:rPr>
-            <w:lang w:val="hi_IN" w:bidi="hi_IN"/>
-          </w:rPr>
-          <w:rPr>
-            <w:color w:val="0000EE"/>
-            <w:u w:val="single"/>
-          </w:rPr>
-          <w:t>इफि 4:30</w:t>
-        </w:r>
-      </w:hyperlink>
-      <w:r>
-        <w:rPr>
-          <w:lang w:val="hi_IN" w:bidi="hi_IN"/>
-        </w:rPr>
-        <w:t xml:space="preserve">; </w:t>
-      </w:r>
-      <w:hyperlink r:id="rId31">
-        <w:r>
-          <w:rPr>
-            <w:lang w:val="hi_IN" w:bidi="hi_IN"/>
-          </w:rPr>
-          <w:rPr>
-            <w:color w:val="0000EE"/>
-            <w:u w:val="single"/>
-          </w:rPr>
-          <w:t>इब्रा 6:1–8</w:t>
-        </w:r>
-      </w:hyperlink>
+      <w:r>
+        <w:rPr>
+          <w:lang w:val="hi_IN" w:bidi="hi_IN"/>
+        </w:rPr>
+        <w:t>मर 3:28–29</w:t>
+      </w:r>
+      <w:r>
+        <w:rPr>
+          <w:lang w:val="hi_IN" w:bidi="hi_IN"/>
+        </w:rPr>
+        <w:t xml:space="preserve">; </w:t>
+      </w:r>
+      <w:r>
+        <w:rPr>
+          <w:lang w:val="hi_IN" w:bidi="hi_IN"/>
+        </w:rPr>
+        <w:t>इफि 4:30</w:t>
+      </w:r>
+      <w:r>
+        <w:rPr>
+          <w:lang w:val="hi_IN" w:bidi="hi_IN"/>
+        </w:rPr>
+        <w:t xml:space="preserve">; </w:t>
+      </w:r>
+      <w:r>
+        <w:rPr>
+          <w:lang w:val="hi_IN" w:bidi="hi_IN"/>
+        </w:rPr>
+        <w:t>इब्रा 6:1–8</w:t>
+      </w:r>
       <w:r>
         <w:rPr>
           <w:lang w:val="hi_IN" w:bidi="hi_IN"/>
@@ -650,414 +530,276 @@
           <w:lang w:val="hi_IN" w:bidi="hi_IN"/>
         </w:rPr>
       </w:r>
-      <w:hyperlink r:id="rId32">
-        <w:r>
-          <w:rPr>
-            <w:lang w:val="hi_IN" w:bidi="hi_IN"/>
-          </w:rPr>
-          <w:rPr>
-            <w:color w:val="0000EE"/>
-            <w:u w:val="single"/>
-          </w:rPr>
-          <w:t>उत्पत्ति 41:37–40</w:t>
-        </w:r>
-      </w:hyperlink>
-      <w:r>
-        <w:rPr>
-          <w:lang w:val="hi_IN" w:bidi="hi_IN"/>
-        </w:rPr>
-        <w:t xml:space="preserve">; </w:t>
-      </w:r>
-      <w:hyperlink r:id="rId33">
-        <w:r>
-          <w:rPr>
-            <w:lang w:val="hi_IN" w:bidi="hi_IN"/>
-          </w:rPr>
-          <w:rPr>
-            <w:color w:val="0000EE"/>
-            <w:u w:val="single"/>
-          </w:rPr>
-          <w:t>निर्गमन 31:1–6</w:t>
-        </w:r>
-      </w:hyperlink>
-      <w:r>
-        <w:rPr>
-          <w:lang w:val="hi_IN" w:bidi="hi_IN"/>
-        </w:rPr>
-        <w:t xml:space="preserve">; </w:t>
-      </w:r>
-      <w:hyperlink r:id="rId34">
-        <w:r>
-          <w:rPr>
-            <w:lang w:val="hi_IN" w:bidi="hi_IN"/>
-          </w:rPr>
-          <w:rPr>
-            <w:color w:val="0000EE"/>
-            <w:u w:val="single"/>
-          </w:rPr>
-          <w:t>न्यायियों 3:9–11</w:t>
-        </w:r>
-      </w:hyperlink>
-      <w:r>
-        <w:rPr>
-          <w:lang w:val="hi_IN" w:bidi="hi_IN"/>
-        </w:rPr>
-        <w:t xml:space="preserve">; </w:t>
-      </w:r>
-      <w:hyperlink r:id="rId14">
-        <w:r>
-          <w:rPr>
-            <w:lang w:val="hi_IN" w:bidi="hi_IN"/>
-          </w:rPr>
-          <w:rPr>
-            <w:color w:val="0000EE"/>
-            <w:u w:val="single"/>
-          </w:rPr>
-          <w:t>न्यायियों 6:34</w:t>
-        </w:r>
-      </w:hyperlink>
-      <w:r>
-        <w:rPr>
-          <w:lang w:val="hi_IN" w:bidi="hi_IN"/>
-        </w:rPr>
-        <w:t xml:space="preserve">; </w:t>
-      </w:r>
-      <w:hyperlink r:id="rId15">
-        <w:r>
-          <w:rPr>
-            <w:lang w:val="hi_IN" w:bidi="hi_IN"/>
-          </w:rPr>
-          <w:rPr>
-            <w:color w:val="0000EE"/>
-            <w:u w:val="single"/>
-          </w:rPr>
-          <w:t>न्यायियों 11:29</w:t>
-        </w:r>
-      </w:hyperlink>
-      <w:r>
-        <w:rPr>
-          <w:lang w:val="hi_IN" w:bidi="hi_IN"/>
-        </w:rPr>
-        <w:t xml:space="preserve">; </w:t>
-      </w:r>
-      <w:hyperlink r:id="rId35">
-        <w:r>
-          <w:rPr>
-            <w:lang w:val="hi_IN" w:bidi="hi_IN"/>
-          </w:rPr>
-          <w:rPr>
-            <w:color w:val="0000EE"/>
-            <w:u w:val="single"/>
-          </w:rPr>
-          <w:t>न्यायियों 14:5–6</w:t>
-        </w:r>
-      </w:hyperlink>
-      <w:r>
-        <w:rPr>
-          <w:lang w:val="hi_IN" w:bidi="hi_IN"/>
-        </w:rPr>
-        <w:t xml:space="preserve">; </w:t>
-      </w:r>
-      <w:hyperlink r:id="rId36">
-        <w:r>
-          <w:rPr>
-            <w:lang w:val="hi_IN" w:bidi="hi_IN"/>
-          </w:rPr>
-          <w:rPr>
-            <w:color w:val="0000EE"/>
-            <w:u w:val="single"/>
-          </w:rPr>
-          <w:t>न्यायियों 16:20–21</w:t>
-        </w:r>
-      </w:hyperlink>
-      <w:r>
-        <w:rPr>
-          <w:lang w:val="hi_IN" w:bidi="hi_IN"/>
-        </w:rPr>
-        <w:t xml:space="preserve">; </w:t>
-      </w:r>
-      <w:hyperlink r:id="rId37">
-        <w:r>
-          <w:rPr>
-            <w:lang w:val="hi_IN" w:bidi="hi_IN"/>
-          </w:rPr>
-          <w:rPr>
-            <w:color w:val="0000EE"/>
-            <w:u w:val="single"/>
-          </w:rPr>
-          <w:t>1 शमूएल 10:1–10</w:t>
-        </w:r>
-      </w:hyperlink>
-      <w:r>
-        <w:rPr>
-          <w:lang w:val="hi_IN" w:bidi="hi_IN"/>
-        </w:rPr>
-        <w:t xml:space="preserve">; </w:t>
-      </w:r>
-      <w:hyperlink r:id="rId38">
-        <w:r>
-          <w:rPr>
-            <w:lang w:val="hi_IN" w:bidi="hi_IN"/>
-          </w:rPr>
-          <w:rPr>
-            <w:color w:val="0000EE"/>
-            <w:u w:val="single"/>
-          </w:rPr>
-          <w:t>1 शमूएल 11:6–7</w:t>
-        </w:r>
-      </w:hyperlink>
-      <w:r>
-        <w:rPr>
-          <w:lang w:val="hi_IN" w:bidi="hi_IN"/>
-        </w:rPr>
-        <w:t xml:space="preserve">; </w:t>
-      </w:r>
-      <w:hyperlink r:id="rId39">
-        <w:r>
-          <w:rPr>
-            <w:lang w:val="hi_IN" w:bidi="hi_IN"/>
-          </w:rPr>
-          <w:rPr>
-            <w:color w:val="0000EE"/>
-            <w:u w:val="single"/>
-          </w:rPr>
-          <w:t>1 शमूएल 16:13–23</w:t>
-        </w:r>
-      </w:hyperlink>
-      <w:r>
-        <w:rPr>
-          <w:lang w:val="hi_IN" w:bidi="hi_IN"/>
-        </w:rPr>
-        <w:t xml:space="preserve">; </w:t>
-      </w:r>
-      <w:hyperlink r:id="rId40">
-        <w:r>
-          <w:rPr>
-            <w:lang w:val="hi_IN" w:bidi="hi_IN"/>
-          </w:rPr>
-          <w:rPr>
-            <w:color w:val="0000EE"/>
-            <w:u w:val="single"/>
-          </w:rPr>
-          <w:t>1 शमूएल 19:19–23</w:t>
-        </w:r>
-      </w:hyperlink>
-      <w:r>
-        <w:rPr>
-          <w:lang w:val="hi_IN" w:bidi="hi_IN"/>
-        </w:rPr>
-        <w:t xml:space="preserve">; </w:t>
-      </w:r>
-      <w:hyperlink r:id="rId41">
-        <w:r>
-          <w:rPr>
-            <w:lang w:val="hi_IN" w:bidi="hi_IN"/>
-          </w:rPr>
-          <w:rPr>
-            <w:color w:val="0000EE"/>
-            <w:u w:val="single"/>
-          </w:rPr>
-          <w:t>2 इतिहास 20:13–19</w:t>
-        </w:r>
-      </w:hyperlink>
-      <w:r>
-        <w:rPr>
-          <w:lang w:val="hi_IN" w:bidi="hi_IN"/>
-        </w:rPr>
-        <w:t xml:space="preserve">; </w:t>
-      </w:r>
-      <w:hyperlink r:id="rId42">
-        <w:r>
-          <w:rPr>
-            <w:lang w:val="hi_IN" w:bidi="hi_IN"/>
-          </w:rPr>
-          <w:rPr>
-            <w:color w:val="0000EE"/>
-            <w:u w:val="single"/>
-          </w:rPr>
-          <w:t>2 इतिहास 24:20–22</w:t>
-        </w:r>
-      </w:hyperlink>
-      <w:r>
-        <w:rPr>
-          <w:lang w:val="hi_IN" w:bidi="hi_IN"/>
-        </w:rPr>
-        <w:t xml:space="preserve">; </w:t>
-      </w:r>
-      <w:hyperlink r:id="rId43">
-        <w:r>
-          <w:rPr>
-            <w:lang w:val="hi_IN" w:bidi="hi_IN"/>
-          </w:rPr>
-          <w:rPr>
-            <w:color w:val="0000EE"/>
-            <w:u w:val="single"/>
-          </w:rPr>
-          <w:t>भजन संहिता 51:11–12</w:t>
-        </w:r>
-      </w:hyperlink>
-      <w:r>
-        <w:rPr>
-          <w:lang w:val="hi_IN" w:bidi="hi_IN"/>
-        </w:rPr>
-        <w:t xml:space="preserve">; </w:t>
-      </w:r>
-      <w:hyperlink r:id="rId44">
-        <w:r>
-          <w:rPr>
-            <w:lang w:val="hi_IN" w:bidi="hi_IN"/>
-          </w:rPr>
-          <w:rPr>
-            <w:color w:val="0000EE"/>
-            <w:u w:val="single"/>
-          </w:rPr>
-          <w:t>यशायाह 11:1–5</w:t>
-        </w:r>
-      </w:hyperlink>
-      <w:r>
-        <w:rPr>
-          <w:lang w:val="hi_IN" w:bidi="hi_IN"/>
-        </w:rPr>
-        <w:t xml:space="preserve">; </w:t>
-      </w:r>
-      <w:hyperlink r:id="rId45">
-        <w:r>
-          <w:rPr>
-            <w:lang w:val="hi_IN" w:bidi="hi_IN"/>
-          </w:rPr>
-          <w:rPr>
-            <w:color w:val="0000EE"/>
-            <w:u w:val="single"/>
-          </w:rPr>
-          <w:t>यिर्मयाह 31:33–34</w:t>
-        </w:r>
-      </w:hyperlink>
-      <w:r>
-        <w:rPr>
-          <w:lang w:val="hi_IN" w:bidi="hi_IN"/>
-        </w:rPr>
-        <w:t xml:space="preserve">; </w:t>
-      </w:r>
-      <w:hyperlink r:id="rId46">
-        <w:r>
-          <w:rPr>
-            <w:lang w:val="hi_IN" w:bidi="hi_IN"/>
-          </w:rPr>
-          <w:rPr>
-            <w:color w:val="0000EE"/>
-            <w:u w:val="single"/>
-          </w:rPr>
-          <w:t>योएल 2:28–29</w:t>
-        </w:r>
-      </w:hyperlink>
-      <w:r>
-        <w:rPr>
-          <w:lang w:val="hi_IN" w:bidi="hi_IN"/>
-        </w:rPr>
-        <w:t xml:space="preserve">; </w:t>
-      </w:r>
-      <w:hyperlink r:id="rId29">
-        <w:r>
-          <w:rPr>
-            <w:lang w:val="hi_IN" w:bidi="hi_IN"/>
-          </w:rPr>
-          <w:rPr>
-            <w:color w:val="0000EE"/>
-            <w:u w:val="single"/>
-          </w:rPr>
-          <w:t>मरकुस 3:28–29</w:t>
-        </w:r>
-      </w:hyperlink>
-      <w:r>
-        <w:rPr>
-          <w:lang w:val="hi_IN" w:bidi="hi_IN"/>
-        </w:rPr>
-        <w:t xml:space="preserve">; </w:t>
-      </w:r>
-      <w:hyperlink r:id="rId47">
-        <w:r>
-          <w:rPr>
-            <w:lang w:val="hi_IN" w:bidi="hi_IN"/>
-          </w:rPr>
-          <w:rPr>
-            <w:color w:val="0000EE"/>
-            <w:u w:val="single"/>
-          </w:rPr>
-          <w:t>प्रेरितों के काम 2:1–21</w:t>
-        </w:r>
-      </w:hyperlink>
-      <w:r>
-        <w:rPr>
-          <w:lang w:val="hi_IN" w:bidi="hi_IN"/>
-        </w:rPr>
-        <w:t xml:space="preserve">; </w:t>
-      </w:r>
-      <w:hyperlink r:id="rId48">
-        <w:r>
-          <w:rPr>
-            <w:lang w:val="hi_IN" w:bidi="hi_IN"/>
-          </w:rPr>
-          <w:rPr>
-            <w:color w:val="0000EE"/>
-            <w:u w:val="single"/>
-          </w:rPr>
-          <w:t>प्रेरितों के काम 4:31</w:t>
-        </w:r>
-      </w:hyperlink>
-      <w:r>
-        <w:rPr>
-          <w:lang w:val="hi_IN" w:bidi="hi_IN"/>
-        </w:rPr>
-        <w:t xml:space="preserve">; </w:t>
-      </w:r>
-      <w:hyperlink r:id="rId27">
-        <w:r>
-          <w:rPr>
-            <w:lang w:val="hi_IN" w:bidi="hi_IN"/>
-          </w:rPr>
-          <w:rPr>
-            <w:color w:val="0000EE"/>
-            <w:u w:val="single"/>
-          </w:rPr>
-          <w:t>इफिसियों 1:13–14</w:t>
-        </w:r>
-      </w:hyperlink>
-      <w:r>
-        <w:rPr>
-          <w:lang w:val="hi_IN" w:bidi="hi_IN"/>
-        </w:rPr>
-        <w:t xml:space="preserve">; </w:t>
-      </w:r>
-      <w:hyperlink r:id="rId30">
-        <w:r>
-          <w:rPr>
-            <w:lang w:val="hi_IN" w:bidi="hi_IN"/>
-          </w:rPr>
-          <w:rPr>
-            <w:color w:val="0000EE"/>
-            <w:u w:val="single"/>
-          </w:rPr>
-          <w:t>इफिसियों 4:30</w:t>
-        </w:r>
-      </w:hyperlink>
-      <w:r>
-        <w:rPr>
-          <w:lang w:val="hi_IN" w:bidi="hi_IN"/>
-        </w:rPr>
-        <w:t xml:space="preserve">; </w:t>
-      </w:r>
-      <w:hyperlink r:id="rId49">
-        <w:r>
-          <w:rPr>
-            <w:lang w:val="hi_IN" w:bidi="hi_IN"/>
-          </w:rPr>
-          <w:rPr>
-            <w:color w:val="0000EE"/>
-            <w:u w:val="single"/>
-          </w:rPr>
-          <w:t>इब्रानियों 6:4–8</w:t>
-        </w:r>
-      </w:hyperlink>
+      <w:r>
+        <w:rPr>
+          <w:lang w:val="hi_IN" w:bidi="hi_IN"/>
+        </w:rPr>
+        <w:t>उत्पत्ति 41:37–40</w:t>
+      </w:r>
+      <w:r>
+        <w:rPr>
+          <w:lang w:val="hi_IN" w:bidi="hi_IN"/>
+        </w:rPr>
+        <w:t xml:space="preserve">; </w:t>
+      </w:r>
+      <w:r>
+        <w:rPr>
+          <w:lang w:val="hi_IN" w:bidi="hi_IN"/>
+        </w:rPr>
+        <w:t>निर्गमन 31:1–6</w:t>
+      </w:r>
+      <w:r>
+        <w:rPr>
+          <w:lang w:val="hi_IN" w:bidi="hi_IN"/>
+        </w:rPr>
+        <w:t xml:space="preserve">; </w:t>
+      </w:r>
+      <w:r>
+        <w:rPr>
+          <w:lang w:val="hi_IN" w:bidi="hi_IN"/>
+        </w:rPr>
+        <w:t>न्यायियों 3:9–11</w:t>
+      </w:r>
+      <w:r>
+        <w:rPr>
+          <w:lang w:val="hi_IN" w:bidi="hi_IN"/>
+        </w:rPr>
+        <w:t xml:space="preserve">; </w:t>
+      </w:r>
+      <w:r>
+        <w:rPr>
+          <w:lang w:val="hi_IN" w:bidi="hi_IN"/>
+        </w:rPr>
+        <w:t>न्यायियों 6:34</w:t>
+      </w:r>
+      <w:r>
+        <w:rPr>
+          <w:lang w:val="hi_IN" w:bidi="hi_IN"/>
+        </w:rPr>
+        <w:t xml:space="preserve">; </w:t>
+      </w:r>
+      <w:r>
+        <w:rPr>
+          <w:lang w:val="hi_IN" w:bidi="hi_IN"/>
+        </w:rPr>
+        <w:t>न्यायियों 11:29</w:t>
+      </w:r>
+      <w:r>
+        <w:rPr>
+          <w:lang w:val="hi_IN" w:bidi="hi_IN"/>
+        </w:rPr>
+        <w:t xml:space="preserve">; </w:t>
+      </w:r>
+      <w:r>
+        <w:rPr>
+          <w:lang w:val="hi_IN" w:bidi="hi_IN"/>
+        </w:rPr>
+        <w:t>न्यायियों 14:5–6</w:t>
+      </w:r>
+      <w:r>
+        <w:rPr>
+          <w:lang w:val="hi_IN" w:bidi="hi_IN"/>
+        </w:rPr>
+        <w:t xml:space="preserve">; </w:t>
+      </w:r>
+      <w:r>
+        <w:rPr>
+          <w:lang w:val="hi_IN" w:bidi="hi_IN"/>
+        </w:rPr>
+        <w:t>न्यायियों 16:20–21</w:t>
+      </w:r>
+      <w:r>
+        <w:rPr>
+          <w:lang w:val="hi_IN" w:bidi="hi_IN"/>
+        </w:rPr>
+        <w:t xml:space="preserve">; </w:t>
+      </w:r>
+      <w:r>
+        <w:rPr>
+          <w:lang w:val="hi_IN" w:bidi="hi_IN"/>
+        </w:rPr>
+        <w:t>1 शमूएल 10:1–10</w:t>
+      </w:r>
+      <w:r>
+        <w:rPr>
+          <w:lang w:val="hi_IN" w:bidi="hi_IN"/>
+        </w:rPr>
+        <w:t xml:space="preserve">; </w:t>
+      </w:r>
+      <w:r>
+        <w:rPr>
+          <w:lang w:val="hi_IN" w:bidi="hi_IN"/>
+        </w:rPr>
+        <w:t>1 शमूएल 11:6–7</w:t>
+      </w:r>
+      <w:r>
+        <w:rPr>
+          <w:lang w:val="hi_IN" w:bidi="hi_IN"/>
+        </w:rPr>
+        <w:t xml:space="preserve">; </w:t>
+      </w:r>
+      <w:r>
+        <w:rPr>
+          <w:lang w:val="hi_IN" w:bidi="hi_IN"/>
+        </w:rPr>
+        <w:t>1 शमूएल 16:13–23</w:t>
+      </w:r>
+      <w:r>
+        <w:rPr>
+          <w:lang w:val="hi_IN" w:bidi="hi_IN"/>
+        </w:rPr>
+        <w:t xml:space="preserve">; </w:t>
+      </w:r>
+      <w:r>
+        <w:rPr>
+          <w:lang w:val="hi_IN" w:bidi="hi_IN"/>
+        </w:rPr>
+        <w:t>1 शमूएल 19:19–23</w:t>
+      </w:r>
+      <w:r>
+        <w:rPr>
+          <w:lang w:val="hi_IN" w:bidi="hi_IN"/>
+        </w:rPr>
+        <w:t xml:space="preserve">; </w:t>
+      </w:r>
+      <w:r>
+        <w:rPr>
+          <w:lang w:val="hi_IN" w:bidi="hi_IN"/>
+        </w:rPr>
+        <w:t>2 इतिहास 20:13–19</w:t>
+      </w:r>
+      <w:r>
+        <w:rPr>
+          <w:lang w:val="hi_IN" w:bidi="hi_IN"/>
+        </w:rPr>
+        <w:t xml:space="preserve">; </w:t>
+      </w:r>
+      <w:r>
+        <w:rPr>
+          <w:lang w:val="hi_IN" w:bidi="hi_IN"/>
+        </w:rPr>
+        <w:t>2 इतिहास 24:20–22</w:t>
+      </w:r>
+      <w:r>
+        <w:rPr>
+          <w:lang w:val="hi_IN" w:bidi="hi_IN"/>
+        </w:rPr>
+        <w:t xml:space="preserve">; </w:t>
+      </w:r>
+      <w:r>
+        <w:rPr>
+          <w:lang w:val="hi_IN" w:bidi="hi_IN"/>
+        </w:rPr>
+        <w:t>भजन संहिता 51:11–12</w:t>
+      </w:r>
+      <w:r>
+        <w:rPr>
+          <w:lang w:val="hi_IN" w:bidi="hi_IN"/>
+        </w:rPr>
+        <w:t xml:space="preserve">; </w:t>
+      </w:r>
+      <w:r>
+        <w:rPr>
+          <w:lang w:val="hi_IN" w:bidi="hi_IN"/>
+        </w:rPr>
+        <w:t>यशायाह 11:1–5</w:t>
+      </w:r>
+      <w:r>
+        <w:rPr>
+          <w:lang w:val="hi_IN" w:bidi="hi_IN"/>
+        </w:rPr>
+        <w:t xml:space="preserve">; </w:t>
+      </w:r>
+      <w:r>
+        <w:rPr>
+          <w:lang w:val="hi_IN" w:bidi="hi_IN"/>
+        </w:rPr>
+        <w:t>यिर्मयाह 31:33–34</w:t>
+      </w:r>
+      <w:r>
+        <w:rPr>
+          <w:lang w:val="hi_IN" w:bidi="hi_IN"/>
+        </w:rPr>
+        <w:t xml:space="preserve">; </w:t>
+      </w:r>
+      <w:r>
+        <w:rPr>
+          <w:lang w:val="hi_IN" w:bidi="hi_IN"/>
+        </w:rPr>
+        <w:t>योएल 2:28–29</w:t>
+      </w:r>
+      <w:r>
+        <w:rPr>
+          <w:lang w:val="hi_IN" w:bidi="hi_IN"/>
+        </w:rPr>
+        <w:t xml:space="preserve">; </w:t>
+      </w:r>
+      <w:r>
+        <w:rPr>
+          <w:lang w:val="hi_IN" w:bidi="hi_IN"/>
+        </w:rPr>
+        <w:t>मरकुस 3:28–29</w:t>
+      </w:r>
+      <w:r>
+        <w:rPr>
+          <w:lang w:val="hi_IN" w:bidi="hi_IN"/>
+        </w:rPr>
+        <w:t xml:space="preserve">; </w:t>
+      </w:r>
+      <w:r>
+        <w:rPr>
+          <w:lang w:val="hi_IN" w:bidi="hi_IN"/>
+        </w:rPr>
+        <w:t>प्रेरितों के काम 2:1–21</w:t>
+      </w:r>
+      <w:r>
+        <w:rPr>
+          <w:lang w:val="hi_IN" w:bidi="hi_IN"/>
+        </w:rPr>
+        <w:t xml:space="preserve">; </w:t>
+      </w:r>
+      <w:r>
+        <w:rPr>
+          <w:lang w:val="hi_IN" w:bidi="hi_IN"/>
+        </w:rPr>
+        <w:t>प्रेरितों के काम 4:31</w:t>
+      </w:r>
+      <w:r>
+        <w:rPr>
+          <w:lang w:val="hi_IN" w:bidi="hi_IN"/>
+        </w:rPr>
+        <w:t xml:space="preserve">; </w:t>
+      </w:r>
+      <w:r>
+        <w:rPr>
+          <w:lang w:val="hi_IN" w:bidi="hi_IN"/>
+        </w:rPr>
+        <w:t>इफिसियों 1:13–14</w:t>
+      </w:r>
+      <w:r>
+        <w:rPr>
+          <w:lang w:val="hi_IN" w:bidi="hi_IN"/>
+        </w:rPr>
+        <w:t xml:space="preserve">; </w:t>
+      </w:r>
+      <w:r>
+        <w:rPr>
+          <w:lang w:val="hi_IN" w:bidi="hi_IN"/>
+        </w:rPr>
+        <w:t>इफिसियों 4:30</w:t>
+      </w:r>
+      <w:r>
+        <w:rPr>
+          <w:lang w:val="hi_IN" w:bidi="hi_IN"/>
+        </w:rPr>
+        <w:t xml:space="preserve">; </w:t>
+      </w:r>
+      <w:r>
+        <w:rPr>
+          <w:lang w:val="hi_IN" w:bidi="hi_IN"/>
+        </w:rPr>
+        <w:t>इब्रानियों 6:4–8</w:t>
+      </w:r>
       <w:r>
         <w:rPr>
           <w:lang w:val="hi_IN" w:bidi="hi_IN"/>
@@ -1118,72 +860,48 @@
         </w:rPr>
         <w:t xml:space="preserve"> की कहानी इसका एक प्रारंभिक उदाहरण है। यह दर्शाता है कि परमेश्वर ने पूरे इतिहास में अपने लोगों के बीच विशेष तरीकों से काम किया है। जब मूसा के पास विद्रोही इस्राएल के लिए और अधिक धैर्य नहीं था, तो परमेश्वर ने उसे उसकी सहायता के लिए सत्तर पुरुषों को चुनने का निर्देश दिया (</w:t>
       </w:r>
-      <w:hyperlink r:id="rId50">
-        <w:r>
-          <w:rPr>
-            <w:lang w:val="hi_IN" w:bidi="hi_IN"/>
-          </w:rPr>
-          <w:rPr>
-            <w:color w:val="0000EE"/>
-            <w:u w:val="single"/>
-          </w:rPr>
-          <w:t>गिन 11:1–15</w:t>
-        </w:r>
-      </w:hyperlink>
+      <w:r>
+        <w:rPr>
+          <w:lang w:val="hi_IN" w:bidi="hi_IN"/>
+        </w:rPr>
+        <w:t>गिन 11:1–15</w:t>
+      </w:r>
       <w:r>
         <w:rPr>
           <w:lang w:val="hi_IN" w:bidi="hi_IN"/>
         </w:rPr>
         <w:t xml:space="preserve">, </w:t>
       </w:r>
-      <w:hyperlink r:id="rId51">
-        <w:r>
-          <w:rPr>
-            <w:lang w:val="hi_IN" w:bidi="hi_IN"/>
-          </w:rPr>
-          <w:rPr>
-            <w:color w:val="0000EE"/>
-            <w:u w:val="single"/>
-          </w:rPr>
-          <w:t>16–17</w:t>
-        </w:r>
-      </w:hyperlink>
+      <w:r>
+        <w:rPr>
+          <w:lang w:val="hi_IN" w:bidi="hi_IN"/>
+        </w:rPr>
+        <w:t>16–17</w:t>
+      </w:r>
       <w:r>
         <w:rPr>
           <w:lang w:val="hi_IN" w:bidi="hi_IN"/>
         </w:rPr>
         <w:t xml:space="preserve">; देखें </w:t>
       </w:r>
-      <w:hyperlink r:id="rId52">
-        <w:r>
-          <w:rPr>
-            <w:lang w:val="hi_IN" w:bidi="hi_IN"/>
-          </w:rPr>
-          <w:rPr>
-            <w:color w:val="0000EE"/>
-            <w:u w:val="single"/>
-          </w:rPr>
-          <w:t>निर्ग 18:14–26</w:t>
-        </w:r>
-      </w:hyperlink>
+      <w:r>
+        <w:rPr>
+          <w:lang w:val="hi_IN" w:bidi="hi_IN"/>
+        </w:rPr>
+        <w:t>निर्ग 18:14–26</w:t>
+      </w:r>
       <w:r>
         <w:rPr>
           <w:lang w:val="hi_IN" w:bidi="hi_IN"/>
         </w:rPr>
         <w:t xml:space="preserve"> भी)। फिर, परमेश्वर ने मूसा के पास जो पवित्र आत्मा था, उसे इन पुरुषों के साथ साझा किया, जिससे उन्हें सेवा के लिए सशक्त बनाया गया (</w:t>
       </w:r>
-      <w:hyperlink r:id="rId53">
-        <w:r>
-          <w:rPr>
-            <w:lang w:val="hi_IN" w:bidi="hi_IN"/>
-          </w:rPr>
-          <w:rPr>
-            <w:color w:val="0000EE"/>
-            <w:u w:val="single"/>
-          </w:rPr>
-          <w:t>गिन 11:24–25</w:t>
-        </w:r>
-      </w:hyperlink>
+      <w:r>
+        <w:rPr>
+          <w:lang w:val="hi_IN" w:bidi="hi_IN"/>
+        </w:rPr>
+        <w:t>गिन 11:24–25</w:t>
+      </w:r>
       <w:r>
         <w:rPr>
           <w:lang w:val="hi_IN" w:bidi="hi_IN"/>
@@ -1204,36 +922,24 @@
         </w:rPr>
         <w:t>परमेश्वर के आत्मा ने यहोशू को मूसा के बाद उत्तराधिकारी बनने के लिए सशक्त किया (</w:t>
       </w:r>
-      <w:hyperlink r:id="rId54">
-        <w:r>
-          <w:rPr>
-            <w:lang w:val="hi_IN" w:bidi="hi_IN"/>
-          </w:rPr>
-          <w:rPr>
-            <w:color w:val="0000EE"/>
-            <w:u w:val="single"/>
-          </w:rPr>
-          <w:t>गिन 27:18</w:t>
-        </w:r>
-      </w:hyperlink>
+      <w:r>
+        <w:rPr>
+          <w:lang w:val="hi_IN" w:bidi="hi_IN"/>
+        </w:rPr>
+        <w:t>गिन 27:18</w:t>
+      </w:r>
       <w:r>
         <w:rPr>
           <w:lang w:val="hi_IN" w:bidi="hi_IN"/>
         </w:rPr>
         <w:t xml:space="preserve">; देखें </w:t>
       </w:r>
-      <w:hyperlink r:id="rId55">
-        <w:r>
-          <w:rPr>
-            <w:lang w:val="hi_IN" w:bidi="hi_IN"/>
-          </w:rPr>
-          <w:rPr>
-            <w:color w:val="0000EE"/>
-            <w:u w:val="single"/>
-          </w:rPr>
-          <w:t>व्य. वि. 34:9</w:t>
-        </w:r>
-      </w:hyperlink>
+      <w:r>
+        <w:rPr>
+          <w:lang w:val="hi_IN" w:bidi="hi_IN"/>
+        </w:rPr>
+        <w:t>व्य. वि. 34:9</w:t>
+      </w:r>
       <w:r>
         <w:rPr>
           <w:lang w:val="hi_IN" w:bidi="hi_IN"/>
@@ -1258,18 +964,12 @@
         </w:rPr>
         <w:t>ओत्नीएल (</w:t>
       </w:r>
-      <w:hyperlink r:id="rId13">
-        <w:r>
-          <w:rPr>
-            <w:lang w:val="hi_IN" w:bidi="hi_IN"/>
-          </w:rPr>
-          <w:rPr>
-            <w:color w:val="0000EE"/>
-            <w:u w:val="single"/>
-          </w:rPr>
-          <w:t>न्या 3:10</w:t>
-        </w:r>
-      </w:hyperlink>
+      <w:r>
+        <w:rPr>
+          <w:lang w:val="hi_IN" w:bidi="hi_IN"/>
+        </w:rPr>
+        <w:t>न्या 3:10</w:t>
+      </w:r>
       <w:r>
         <w:rPr>
           <w:lang w:val="hi_IN" w:bidi="hi_IN"/>
@@ -1294,18 +994,12 @@
         </w:rPr>
         <w:t>गिदोन (</w:t>
       </w:r>
-      <w:hyperlink r:id="rId14">
-        <w:r>
-          <w:rPr>
-            <w:lang w:val="hi_IN" w:bidi="hi_IN"/>
-          </w:rPr>
-          <w:rPr>
-            <w:color w:val="0000EE"/>
-            <w:u w:val="single"/>
-          </w:rPr>
-          <w:t>न्या 6:34</w:t>
-        </w:r>
-      </w:hyperlink>
+      <w:r>
+        <w:rPr>
+          <w:lang w:val="hi_IN" w:bidi="hi_IN"/>
+        </w:rPr>
+        <w:t>न्या 6:34</w:t>
+      </w:r>
       <w:r>
         <w:rPr>
           <w:lang w:val="hi_IN" w:bidi="hi_IN"/>
@@ -1330,18 +1024,12 @@
         </w:rPr>
         <w:t>यिप्तह (</w:t>
       </w:r>
-      <w:hyperlink r:id="rId15">
-        <w:r>
-          <w:rPr>
-            <w:lang w:val="hi_IN" w:bidi="hi_IN"/>
-          </w:rPr>
-          <w:rPr>
-            <w:color w:val="0000EE"/>
-            <w:u w:val="single"/>
-          </w:rPr>
-          <w:t>न्या 11:29</w:t>
-        </w:r>
-      </w:hyperlink>
+      <w:r>
+        <w:rPr>
+          <w:lang w:val="hi_IN" w:bidi="hi_IN"/>
+        </w:rPr>
+        <w:t>न्या 11:29</w:t>
+      </w:r>
       <w:r>
         <w:rPr>
           <w:lang w:val="hi_IN" w:bidi="hi_IN"/>
@@ -1366,72 +1054,48 @@
         </w:rPr>
         <w:t>शिमशोन (</w:t>
       </w:r>
-      <w:hyperlink r:id="rId56">
-        <w:r>
-          <w:rPr>
-            <w:lang w:val="hi_IN" w:bidi="hi_IN"/>
-          </w:rPr>
-          <w:rPr>
-            <w:color w:val="0000EE"/>
-            <w:u w:val="single"/>
-          </w:rPr>
-          <w:t>न्या 13:25</w:t>
-        </w:r>
-      </w:hyperlink>
-      <w:r>
-        <w:rPr>
-          <w:lang w:val="hi_IN" w:bidi="hi_IN"/>
-        </w:rPr>
-        <w:t xml:space="preserve">; </w:t>
-      </w:r>
-      <w:hyperlink r:id="rId57">
-        <w:r>
-          <w:rPr>
-            <w:lang w:val="hi_IN" w:bidi="hi_IN"/>
-          </w:rPr>
-          <w:rPr>
-            <w:color w:val="0000EE"/>
-            <w:u w:val="single"/>
-          </w:rPr>
-          <w:t>14:6</w:t>
-        </w:r>
-      </w:hyperlink>
+      <w:r>
+        <w:rPr>
+          <w:lang w:val="hi_IN" w:bidi="hi_IN"/>
+        </w:rPr>
+        <w:t>न्या 13:25</w:t>
+      </w:r>
+      <w:r>
+        <w:rPr>
+          <w:lang w:val="hi_IN" w:bidi="hi_IN"/>
+        </w:rPr>
+        <w:t xml:space="preserve">; </w:t>
+      </w:r>
+      <w:r>
+        <w:rPr>
+          <w:lang w:val="hi_IN" w:bidi="hi_IN"/>
+        </w:rPr>
+        <w:t>14:6</w:t>
+      </w:r>
       <w:r>
         <w:rPr>
           <w:lang w:val="hi_IN" w:bidi="hi_IN"/>
         </w:rPr>
         <w:t xml:space="preserve">, </w:t>
       </w:r>
-      <w:hyperlink r:id="rId58">
-        <w:r>
-          <w:rPr>
-            <w:lang w:val="hi_IN" w:bidi="hi_IN"/>
-          </w:rPr>
-          <w:rPr>
-            <w:color w:val="0000EE"/>
-            <w:u w:val="single"/>
-          </w:rPr>
-          <w:t>19</w:t>
-        </w:r>
-      </w:hyperlink>
-      <w:r>
-        <w:rPr>
-          <w:lang w:val="hi_IN" w:bidi="hi_IN"/>
-        </w:rPr>
-        <w:t xml:space="preserve">; </w:t>
-      </w:r>
-      <w:hyperlink r:id="rId59">
-        <w:r>
-          <w:rPr>
-            <w:lang w:val="hi_IN" w:bidi="hi_IN"/>
-          </w:rPr>
-          <w:rPr>
-            <w:color w:val="0000EE"/>
-            <w:u w:val="single"/>
-          </w:rPr>
-          <w:t>15:14</w:t>
-        </w:r>
-      </w:hyperlink>
+      <w:r>
+        <w:rPr>
+          <w:lang w:val="hi_IN" w:bidi="hi_IN"/>
+        </w:rPr>
+        <w:t>19</w:t>
+      </w:r>
+      <w:r>
+        <w:rPr>
+          <w:lang w:val="hi_IN" w:bidi="hi_IN"/>
+        </w:rPr>
+        <w:t xml:space="preserve">; </w:t>
+      </w:r>
+      <w:r>
+        <w:rPr>
+          <w:lang w:val="hi_IN" w:bidi="hi_IN"/>
+        </w:rPr>
+        <w:t>15:14</w:t>
+      </w:r>
       <w:r>
         <w:rPr>
           <w:lang w:val="hi_IN" w:bidi="hi_IN"/>
@@ -1452,126 +1116,84 @@
         </w:rPr>
         <w:t xml:space="preserve">राजा दाऊद को परमेश्वर की उपस्थिति से सामर्थ मिली। इतिहास और अपने जीवन में परमेश्वर के कार्यों की उनकी समझ ने उन्हें एक महान अगुवा बनाया (उदाहरण के लिए, </w:t>
       </w:r>
-      <w:hyperlink r:id="rId18">
-        <w:r>
-          <w:rPr>
-            <w:lang w:val="hi_IN" w:bidi="hi_IN"/>
-          </w:rPr>
-          <w:rPr>
-            <w:color w:val="0000EE"/>
-            <w:u w:val="single"/>
-          </w:rPr>
-          <w:t>1 शमू 16:13</w:t>
-        </w:r>
-      </w:hyperlink>
-      <w:r>
-        <w:rPr>
-          <w:lang w:val="hi_IN" w:bidi="hi_IN"/>
-        </w:rPr>
-        <w:t xml:space="preserve">; </w:t>
-      </w:r>
-      <w:hyperlink r:id="rId60">
-        <w:r>
-          <w:rPr>
-            <w:lang w:val="hi_IN" w:bidi="hi_IN"/>
-          </w:rPr>
-          <w:rPr>
-            <w:color w:val="0000EE"/>
-            <w:u w:val="single"/>
-          </w:rPr>
-          <w:t>17:45</w:t>
-        </w:r>
-      </w:hyperlink>
-      <w:r>
-        <w:rPr>
-          <w:lang w:val="hi_IN" w:bidi="hi_IN"/>
-        </w:rPr>
-        <w:t xml:space="preserve">; </w:t>
-      </w:r>
-      <w:hyperlink r:id="rId61">
-        <w:r>
-          <w:rPr>
-            <w:lang w:val="hi_IN" w:bidi="hi_IN"/>
-          </w:rPr>
-          <w:rPr>
-            <w:color w:val="0000EE"/>
-            <w:u w:val="single"/>
-          </w:rPr>
-          <w:t>18:12</w:t>
-        </w:r>
-      </w:hyperlink>
+      <w:r>
+        <w:rPr>
+          <w:lang w:val="hi_IN" w:bidi="hi_IN"/>
+        </w:rPr>
+        <w:t>1 शमू 16:13</w:t>
+      </w:r>
+      <w:r>
+        <w:rPr>
+          <w:lang w:val="hi_IN" w:bidi="hi_IN"/>
+        </w:rPr>
+        <w:t xml:space="preserve">; </w:t>
+      </w:r>
+      <w:r>
+        <w:rPr>
+          <w:lang w:val="hi_IN" w:bidi="hi_IN"/>
+        </w:rPr>
+        <w:t>17:45</w:t>
+      </w:r>
+      <w:r>
+        <w:rPr>
+          <w:lang w:val="hi_IN" w:bidi="hi_IN"/>
+        </w:rPr>
+        <w:t xml:space="preserve">; </w:t>
+      </w:r>
+      <w:r>
+        <w:rPr>
+          <w:lang w:val="hi_IN" w:bidi="hi_IN"/>
+        </w:rPr>
+        <w:t>18:12</w:t>
+      </w:r>
       <w:r>
         <w:rPr>
           <w:lang w:val="hi_IN" w:bidi="hi_IN"/>
         </w:rPr>
         <w:t xml:space="preserve">, </w:t>
       </w:r>
-      <w:hyperlink r:id="rId62">
-        <w:r>
-          <w:rPr>
-            <w:lang w:val="hi_IN" w:bidi="hi_IN"/>
-          </w:rPr>
-          <w:rPr>
-            <w:color w:val="0000EE"/>
-            <w:u w:val="single"/>
-          </w:rPr>
-          <w:t>28</w:t>
-        </w:r>
-      </w:hyperlink>
+      <w:r>
+        <w:rPr>
+          <w:lang w:val="hi_IN" w:bidi="hi_IN"/>
+        </w:rPr>
+        <w:t>28</w:t>
+      </w:r>
       <w:r>
         <w:rPr>
           <w:lang w:val="hi_IN" w:bidi="hi_IN"/>
         </w:rPr>
         <w:t xml:space="preserve">)। भविष्यद्वक्ताओं को ज्ञात था कि उनका विशेष कार्य आत्मा की उपस्थिति और शक्ति के कारण संभव था (उदाहरण के लिए, </w:t>
       </w:r>
-      <w:hyperlink r:id="rId63">
-        <w:r>
-          <w:rPr>
-            <w:lang w:val="hi_IN" w:bidi="hi_IN"/>
-          </w:rPr>
-          <w:rPr>
-            <w:color w:val="0000EE"/>
-            <w:u w:val="single"/>
-          </w:rPr>
-          <w:t>यशा 61:1</w:t>
-        </w:r>
-      </w:hyperlink>
-      <w:r>
-        <w:rPr>
-          <w:lang w:val="hi_IN" w:bidi="hi_IN"/>
-        </w:rPr>
-        <w:t xml:space="preserve">; </w:t>
-      </w:r>
-      <w:hyperlink r:id="rId64">
-        <w:r>
-          <w:rPr>
-            <w:lang w:val="hi_IN" w:bidi="hi_IN"/>
-          </w:rPr>
-          <w:rPr>
-            <w:color w:val="0000EE"/>
-            <w:u w:val="single"/>
-          </w:rPr>
-          <w:t>यहे 11:5</w:t>
-        </w:r>
-      </w:hyperlink>
-      <w:r>
-        <w:rPr>
-          <w:lang w:val="hi_IN" w:bidi="hi_IN"/>
-        </w:rPr>
-        <w:t xml:space="preserve">; </w:t>
-      </w:r>
-      <w:hyperlink r:id="rId65">
-        <w:r>
-          <w:rPr>
-            <w:lang w:val="hi_IN" w:bidi="hi_IN"/>
-          </w:rPr>
-          <w:rPr>
-            <w:color w:val="0000EE"/>
-            <w:u w:val="single"/>
-          </w:rPr>
-          <w:t>जक 4:6</w:t>
-        </w:r>
-      </w:hyperlink>
+      <w:r>
+        <w:rPr>
+          <w:lang w:val="hi_IN" w:bidi="hi_IN"/>
+        </w:rPr>
+        <w:t>यशा 61:1</w:t>
+      </w:r>
+      <w:r>
+        <w:rPr>
+          <w:lang w:val="hi_IN" w:bidi="hi_IN"/>
+        </w:rPr>
+        <w:t xml:space="preserve">; </w:t>
+      </w:r>
+      <w:r>
+        <w:rPr>
+          <w:lang w:val="hi_IN" w:bidi="hi_IN"/>
+        </w:rPr>
+        <w:t>यहे 11:5</w:t>
+      </w:r>
+      <w:r>
+        <w:rPr>
+          <w:lang w:val="hi_IN" w:bidi="hi_IN"/>
+        </w:rPr>
+        <w:t xml:space="preserve">; </w:t>
+      </w:r>
+      <w:r>
+        <w:rPr>
+          <w:lang w:val="hi_IN" w:bidi="hi_IN"/>
+        </w:rPr>
+        <w:t>जक 4:6</w:t>
+      </w:r>
       <w:r>
         <w:rPr>
           <w:lang w:val="hi_IN" w:bidi="hi_IN"/>
@@ -1592,180 +1214,120 @@
         </w:rPr>
         <w:t xml:space="preserve">परमेश्वर के आत्मा ने यीशु का अभिषेक किया और एक विशेष कार्य के लिए उन्हें सशक्त किया (देखें </w:t>
       </w:r>
-      <w:hyperlink r:id="rId66">
-        <w:r>
-          <w:rPr>
-            <w:lang w:val="hi_IN" w:bidi="hi_IN"/>
-          </w:rPr>
-          <w:rPr>
-            <w:color w:val="0000EE"/>
-            <w:u w:val="single"/>
-          </w:rPr>
-          <w:t>मत्ती 12:18</w:t>
-        </w:r>
-      </w:hyperlink>
-      <w:r>
-        <w:rPr>
-          <w:lang w:val="hi_IN" w:bidi="hi_IN"/>
-        </w:rPr>
-        <w:t xml:space="preserve">; </w:t>
-      </w:r>
-      <w:hyperlink r:id="rId67">
-        <w:r>
-          <w:rPr>
-            <w:lang w:val="hi_IN" w:bidi="hi_IN"/>
-          </w:rPr>
-          <w:rPr>
-            <w:color w:val="0000EE"/>
-            <w:u w:val="single"/>
-          </w:rPr>
-          <w:t>लूका 4:1</w:t>
-        </w:r>
-      </w:hyperlink>
+      <w:r>
+        <w:rPr>
+          <w:lang w:val="hi_IN" w:bidi="hi_IN"/>
+        </w:rPr>
+        <w:t>मत्ती 12:18</w:t>
+      </w:r>
+      <w:r>
+        <w:rPr>
+          <w:lang w:val="hi_IN" w:bidi="hi_IN"/>
+        </w:rPr>
+        <w:t xml:space="preserve">; </w:t>
+      </w:r>
+      <w:r>
+        <w:rPr>
+          <w:lang w:val="hi_IN" w:bidi="hi_IN"/>
+        </w:rPr>
+        <w:t>लूका 4:1</w:t>
+      </w:r>
       <w:r>
         <w:rPr>
           <w:lang w:val="hi_IN" w:bidi="hi_IN"/>
         </w:rPr>
         <w:t xml:space="preserve">, </w:t>
       </w:r>
-      <w:hyperlink r:id="rId68">
-        <w:r>
-          <w:rPr>
-            <w:lang w:val="hi_IN" w:bidi="hi_IN"/>
-          </w:rPr>
-          <w:rPr>
-            <w:color w:val="0000EE"/>
-            <w:u w:val="single"/>
-          </w:rPr>
-          <w:t>14</w:t>
-        </w:r>
-      </w:hyperlink>
+      <w:r>
+        <w:rPr>
+          <w:lang w:val="hi_IN" w:bidi="hi_IN"/>
+        </w:rPr>
+        <w:t>14</w:t>
+      </w:r>
       <w:r>
         <w:rPr>
           <w:lang w:val="hi_IN" w:bidi="hi_IN"/>
         </w:rPr>
         <w:t xml:space="preserve">, </w:t>
       </w:r>
-      <w:hyperlink r:id="rId69">
-        <w:r>
-          <w:rPr>
-            <w:lang w:val="hi_IN" w:bidi="hi_IN"/>
-          </w:rPr>
-          <w:rPr>
-            <w:color w:val="0000EE"/>
-            <w:u w:val="single"/>
-          </w:rPr>
-          <w:t>18</w:t>
-        </w:r>
-      </w:hyperlink>
-      <w:r>
-        <w:rPr>
-          <w:lang w:val="hi_IN" w:bidi="hi_IN"/>
-        </w:rPr>
-        <w:t xml:space="preserve">; </w:t>
-      </w:r>
-      <w:hyperlink r:id="rId70">
-        <w:r>
-          <w:rPr>
-            <w:lang w:val="hi_IN" w:bidi="hi_IN"/>
-          </w:rPr>
-          <w:rPr>
-            <w:color w:val="0000EE"/>
-            <w:u w:val="single"/>
-          </w:rPr>
-          <w:t>यूह 3:34</w:t>
-        </w:r>
-      </w:hyperlink>
-      <w:r>
-        <w:rPr>
-          <w:lang w:val="hi_IN" w:bidi="hi_IN"/>
-        </w:rPr>
-        <w:t xml:space="preserve">; </w:t>
-      </w:r>
-      <w:hyperlink r:id="rId71">
-        <w:r>
-          <w:rPr>
-            <w:lang w:val="hi_IN" w:bidi="hi_IN"/>
-          </w:rPr>
-          <w:rPr>
-            <w:color w:val="0000EE"/>
-            <w:u w:val="single"/>
-          </w:rPr>
-          <w:t>प्रेरि 10:38</w:t>
-        </w:r>
-      </w:hyperlink>
+      <w:r>
+        <w:rPr>
+          <w:lang w:val="hi_IN" w:bidi="hi_IN"/>
+        </w:rPr>
+        <w:t>18</w:t>
+      </w:r>
+      <w:r>
+        <w:rPr>
+          <w:lang w:val="hi_IN" w:bidi="hi_IN"/>
+        </w:rPr>
+        <w:t xml:space="preserve">; </w:t>
+      </w:r>
+      <w:r>
+        <w:rPr>
+          <w:lang w:val="hi_IN" w:bidi="hi_IN"/>
+        </w:rPr>
+        <w:t>यूह 3:34</w:t>
+      </w:r>
+      <w:r>
+        <w:rPr>
+          <w:lang w:val="hi_IN" w:bidi="hi_IN"/>
+        </w:rPr>
+        <w:t xml:space="preserve">; </w:t>
+      </w:r>
+      <w:r>
+        <w:rPr>
+          <w:lang w:val="hi_IN" w:bidi="hi_IN"/>
+        </w:rPr>
+        <w:t>प्रेरि 10:38</w:t>
+      </w:r>
       <w:r>
         <w:rPr>
           <w:lang w:val="hi_IN" w:bidi="hi_IN"/>
         </w:rPr>
         <w:t>)। उन्होंने कलीसिया में आत्मा की महत्वपूर्ण भूमिका के बारे में बताया (</w:t>
       </w:r>
-      <w:hyperlink r:id="rId72">
-        <w:r>
-          <w:rPr>
-            <w:lang w:val="hi_IN" w:bidi="hi_IN"/>
-          </w:rPr>
-          <w:rPr>
-            <w:color w:val="0000EE"/>
-            <w:u w:val="single"/>
-          </w:rPr>
-          <w:t>प्रेरि 1:8</w:t>
-        </w:r>
-      </w:hyperlink>
+      <w:r>
+        <w:rPr>
+          <w:lang w:val="hi_IN" w:bidi="hi_IN"/>
+        </w:rPr>
+        <w:t>प्रेरि 1:8</w:t>
+      </w:r>
       <w:r>
         <w:rPr>
           <w:lang w:val="hi_IN" w:bidi="hi_IN"/>
         </w:rPr>
         <w:t>)। आत्मा के आगमन ने पिन्तेकुस्त के दिन एकत्रित मसीहियों को सामर्थ्य के साथ बोलने की अनुमति दी (</w:t>
       </w:r>
-      <w:hyperlink r:id="rId73">
-        <w:r>
-          <w:rPr>
-            <w:lang w:val="hi_IN" w:bidi="hi_IN"/>
-          </w:rPr>
-          <w:rPr>
-            <w:color w:val="0000EE"/>
-            <w:u w:val="single"/>
-          </w:rPr>
-          <w:t>प्रेरि 2:4–5</w:t>
-        </w:r>
-      </w:hyperlink>
+      <w:r>
+        <w:rPr>
+          <w:lang w:val="hi_IN" w:bidi="hi_IN"/>
+        </w:rPr>
+        <w:t>प्रेरि 2:4–5</w:t>
+      </w:r>
       <w:r>
         <w:rPr>
           <w:lang w:val="hi_IN" w:bidi="hi_IN"/>
         </w:rPr>
         <w:t xml:space="preserve">, </w:t>
       </w:r>
-      <w:hyperlink r:id="rId74">
-        <w:r>
-          <w:rPr>
-            <w:lang w:val="hi_IN" w:bidi="hi_IN"/>
-          </w:rPr>
-          <w:rPr>
-            <w:color w:val="0000EE"/>
-            <w:u w:val="single"/>
-          </w:rPr>
-          <w:t>16–18</w:t>
-        </w:r>
-      </w:hyperlink>
+      <w:r>
+        <w:rPr>
+          <w:lang w:val="hi_IN" w:bidi="hi_IN"/>
+        </w:rPr>
+        <w:t>16–18</w:t>
+      </w:r>
       <w:r>
         <w:rPr>
           <w:lang w:val="hi_IN" w:bidi="hi_IN"/>
         </w:rPr>
         <w:t xml:space="preserve">; तुलना करें </w:t>
       </w:r>
-      <w:hyperlink r:id="rId46">
-        <w:r>
-          <w:rPr>
-            <w:lang w:val="hi_IN" w:bidi="hi_IN"/>
-          </w:rPr>
-          <w:rPr>
-            <w:color w:val="0000EE"/>
-            <w:u w:val="single"/>
-          </w:rPr>
-          <w:t>योए 2:28–29</w:t>
-        </w:r>
-      </w:hyperlink>
+      <w:r>
+        <w:rPr>
+          <w:lang w:val="hi_IN" w:bidi="hi_IN"/>
+        </w:rPr>
+        <w:t>योए 2:28–29</w:t>
+      </w:r>
       <w:r>
         <w:rPr>
           <w:lang w:val="hi_IN" w:bidi="hi_IN"/>
@@ -1786,90 +1348,60 @@
         </w:rPr>
         <w:t>पिन्तेकुस्त के बाद, आत्मा ने कलीसिया को साहस और शक्ति दी (</w:t>
       </w:r>
-      <w:hyperlink r:id="rId48">
-        <w:r>
-          <w:rPr>
-            <w:lang w:val="hi_IN" w:bidi="hi_IN"/>
-          </w:rPr>
-          <w:rPr>
-            <w:color w:val="0000EE"/>
-            <w:u w:val="single"/>
-          </w:rPr>
-          <w:t>प्रेरि 4:31</w:t>
-        </w:r>
-      </w:hyperlink>
-      <w:r>
-        <w:rPr>
-          <w:lang w:val="hi_IN" w:bidi="hi_IN"/>
-        </w:rPr>
-        <w:t xml:space="preserve">; </w:t>
-      </w:r>
-      <w:hyperlink r:id="rId75">
-        <w:r>
-          <w:rPr>
-            <w:lang w:val="hi_IN" w:bidi="hi_IN"/>
-          </w:rPr>
-          <w:rPr>
-            <w:color w:val="0000EE"/>
-            <w:u w:val="single"/>
-          </w:rPr>
-          <w:t>19:6</w:t>
-        </w:r>
-      </w:hyperlink>
-      <w:r>
-        <w:rPr>
-          <w:lang w:val="hi_IN" w:bidi="hi_IN"/>
-        </w:rPr>
-        <w:t xml:space="preserve">; </w:t>
-      </w:r>
-      <w:hyperlink r:id="rId76">
-        <w:r>
-          <w:rPr>
-            <w:lang w:val="hi_IN" w:bidi="hi_IN"/>
-          </w:rPr>
-          <w:rPr>
-            <w:color w:val="0000EE"/>
-            <w:u w:val="single"/>
-          </w:rPr>
-          <w:t>20:28</w:t>
-        </w:r>
-      </w:hyperlink>
-      <w:r>
-        <w:rPr>
-          <w:lang w:val="hi_IN" w:bidi="hi_IN"/>
-        </w:rPr>
-        <w:t xml:space="preserve">; </w:t>
-      </w:r>
-      <w:hyperlink r:id="rId77">
-        <w:r>
-          <w:rPr>
-            <w:lang w:val="hi_IN" w:bidi="hi_IN"/>
-          </w:rPr>
-          <w:rPr>
-            <w:color w:val="0000EE"/>
-            <w:u w:val="single"/>
-          </w:rPr>
-          <w:t>1 कुरि 12:1–31</w:t>
-        </w:r>
-      </w:hyperlink>
-      <w:r>
-        <w:rPr>
-          <w:lang w:val="hi_IN" w:bidi="hi_IN"/>
-        </w:rPr>
-        <w:t xml:space="preserve">; </w:t>
-      </w:r>
-      <w:hyperlink r:id="rId78">
-        <w:r>
-          <w:rPr>
-            <w:lang w:val="hi_IN" w:bidi="hi_IN"/>
-          </w:rPr>
-          <w:rPr>
-            <w:color w:val="0000EE"/>
-            <w:u w:val="single"/>
-          </w:rPr>
-          <w:t>गला 3:2–5</w:t>
-        </w:r>
-      </w:hyperlink>
+      <w:r>
+        <w:rPr>
+          <w:lang w:val="hi_IN" w:bidi="hi_IN"/>
+        </w:rPr>
+        <w:t>प्रेरि 4:31</w:t>
+      </w:r>
+      <w:r>
+        <w:rPr>
+          <w:lang w:val="hi_IN" w:bidi="hi_IN"/>
+        </w:rPr>
+        <w:t xml:space="preserve">; </w:t>
+      </w:r>
+      <w:r>
+        <w:rPr>
+          <w:lang w:val="hi_IN" w:bidi="hi_IN"/>
+        </w:rPr>
+        <w:t>19:6</w:t>
+      </w:r>
+      <w:r>
+        <w:rPr>
+          <w:lang w:val="hi_IN" w:bidi="hi_IN"/>
+        </w:rPr>
+        <w:t xml:space="preserve">; </w:t>
+      </w:r>
+      <w:r>
+        <w:rPr>
+          <w:lang w:val="hi_IN" w:bidi="hi_IN"/>
+        </w:rPr>
+        <w:t>20:28</w:t>
+      </w:r>
+      <w:r>
+        <w:rPr>
+          <w:lang w:val="hi_IN" w:bidi="hi_IN"/>
+        </w:rPr>
+        <w:t xml:space="preserve">; </w:t>
+      </w:r>
+      <w:r>
+        <w:rPr>
+          <w:lang w:val="hi_IN" w:bidi="hi_IN"/>
+        </w:rPr>
+        <w:t>1 कुरि 12:1–31</w:t>
+      </w:r>
+      <w:r>
+        <w:rPr>
+          <w:lang w:val="hi_IN" w:bidi="hi_IN"/>
+        </w:rPr>
+        <w:t xml:space="preserve">; </w:t>
+      </w:r>
+      <w:r>
+        <w:rPr>
+          <w:lang w:val="hi_IN" w:bidi="hi_IN"/>
+        </w:rPr>
+        <w:t>गला 3:2–5</w:t>
+      </w:r>
       <w:r>
         <w:rPr>
           <w:lang w:val="hi_IN" w:bidi="hi_IN"/>
@@ -1899,630 +1431,420 @@
           <w:lang w:val="hi_IN" w:bidi="hi_IN"/>
         </w:rPr>
       </w:r>
-      <w:hyperlink r:id="rId79">
-        <w:r>
-          <w:rPr>
-            <w:lang w:val="hi_IN" w:bidi="hi_IN"/>
-          </w:rPr>
-          <w:rPr>
-            <w:color w:val="0000EE"/>
-            <w:u w:val="single"/>
-          </w:rPr>
-          <w:t>गिनती 11:16–30</w:t>
-        </w:r>
-      </w:hyperlink>
-      <w:r>
-        <w:rPr>
-          <w:lang w:val="hi_IN" w:bidi="hi_IN"/>
-        </w:rPr>
-        <w:t xml:space="preserve">; </w:t>
-      </w:r>
-      <w:hyperlink r:id="rId80">
-        <w:r>
-          <w:rPr>
-            <w:lang w:val="hi_IN" w:bidi="hi_IN"/>
-          </w:rPr>
-          <w:rPr>
-            <w:color w:val="0000EE"/>
-            <w:u w:val="single"/>
-          </w:rPr>
-          <w:t>24:1–9</w:t>
-        </w:r>
-      </w:hyperlink>
-      <w:r>
-        <w:rPr>
-          <w:lang w:val="hi_IN" w:bidi="hi_IN"/>
-        </w:rPr>
-        <w:t xml:space="preserve">; </w:t>
-      </w:r>
-      <w:hyperlink r:id="rId81">
-        <w:r>
-          <w:rPr>
-            <w:lang w:val="hi_IN" w:bidi="hi_IN"/>
-          </w:rPr>
-          <w:rPr>
-            <w:color w:val="0000EE"/>
-            <w:u w:val="single"/>
-          </w:rPr>
-          <w:t>27:18–23</w:t>
-        </w:r>
-      </w:hyperlink>
-      <w:r>
-        <w:rPr>
-          <w:lang w:val="hi_IN" w:bidi="hi_IN"/>
-        </w:rPr>
-        <w:t xml:space="preserve">; </w:t>
-      </w:r>
-      <w:hyperlink r:id="rId82">
-        <w:r>
-          <w:rPr>
-            <w:lang w:val="hi_IN" w:bidi="hi_IN"/>
-          </w:rPr>
-          <w:rPr>
-            <w:color w:val="0000EE"/>
-            <w:u w:val="single"/>
-          </w:rPr>
-          <w:t>व्यवस्थाविवरण 34:10–12</w:t>
-        </w:r>
-      </w:hyperlink>
-      <w:r>
-        <w:rPr>
-          <w:lang w:val="hi_IN" w:bidi="hi_IN"/>
-        </w:rPr>
-        <w:t xml:space="preserve">; </w:t>
-      </w:r>
-      <w:hyperlink r:id="rId83">
-        <w:r>
-          <w:rPr>
-            <w:lang w:val="hi_IN" w:bidi="hi_IN"/>
-          </w:rPr>
-          <w:rPr>
-            <w:color w:val="0000EE"/>
-            <w:u w:val="single"/>
-          </w:rPr>
-          <w:t>न्यायियों 3:9–10</w:t>
-        </w:r>
-      </w:hyperlink>
-      <w:r>
-        <w:rPr>
-          <w:lang w:val="hi_IN" w:bidi="hi_IN"/>
-        </w:rPr>
-        <w:t xml:space="preserve">; </w:t>
-      </w:r>
-      <w:hyperlink r:id="rId14">
-        <w:r>
-          <w:rPr>
-            <w:lang w:val="hi_IN" w:bidi="hi_IN"/>
-          </w:rPr>
-          <w:rPr>
-            <w:color w:val="0000EE"/>
-            <w:u w:val="single"/>
-          </w:rPr>
-          <w:t>6:34</w:t>
-        </w:r>
-      </w:hyperlink>
-      <w:r>
-        <w:rPr>
-          <w:lang w:val="hi_IN" w:bidi="hi_IN"/>
-        </w:rPr>
-        <w:t xml:space="preserve">; </w:t>
-      </w:r>
-      <w:hyperlink r:id="rId15">
-        <w:r>
-          <w:rPr>
-            <w:lang w:val="hi_IN" w:bidi="hi_IN"/>
-          </w:rPr>
-          <w:rPr>
-            <w:color w:val="0000EE"/>
-            <w:u w:val="single"/>
-          </w:rPr>
-          <w:t>11:29</w:t>
-        </w:r>
-      </w:hyperlink>
-      <w:r>
-        <w:rPr>
-          <w:lang w:val="hi_IN" w:bidi="hi_IN"/>
-        </w:rPr>
-        <w:t xml:space="preserve">; </w:t>
-      </w:r>
-      <w:hyperlink r:id="rId35">
-        <w:r>
-          <w:rPr>
-            <w:lang w:val="hi_IN" w:bidi="hi_IN"/>
-          </w:rPr>
-          <w:rPr>
-            <w:color w:val="0000EE"/>
-            <w:u w:val="single"/>
-          </w:rPr>
-          <w:t>14:5–6</w:t>
-        </w:r>
-      </w:hyperlink>
+      <w:r>
+        <w:rPr>
+          <w:lang w:val="hi_IN" w:bidi="hi_IN"/>
+        </w:rPr>
+        <w:t>गिनती 11:16–30</w:t>
+      </w:r>
+      <w:r>
+        <w:rPr>
+          <w:lang w:val="hi_IN" w:bidi="hi_IN"/>
+        </w:rPr>
+        <w:t xml:space="preserve">; </w:t>
+      </w:r>
+      <w:r>
+        <w:rPr>
+          <w:lang w:val="hi_IN" w:bidi="hi_IN"/>
+        </w:rPr>
+        <w:t>24:1–9</w:t>
+      </w:r>
+      <w:r>
+        <w:rPr>
+          <w:lang w:val="hi_IN" w:bidi="hi_IN"/>
+        </w:rPr>
+        <w:t xml:space="preserve">; </w:t>
+      </w:r>
+      <w:r>
+        <w:rPr>
+          <w:lang w:val="hi_IN" w:bidi="hi_IN"/>
+        </w:rPr>
+        <w:t>27:18–23</w:t>
+      </w:r>
+      <w:r>
+        <w:rPr>
+          <w:lang w:val="hi_IN" w:bidi="hi_IN"/>
+        </w:rPr>
+        <w:t xml:space="preserve">; </w:t>
+      </w:r>
+      <w:r>
+        <w:rPr>
+          <w:lang w:val="hi_IN" w:bidi="hi_IN"/>
+        </w:rPr>
+        <w:t>व्यवस्थाविवरण 34:10–12</w:t>
+      </w:r>
+      <w:r>
+        <w:rPr>
+          <w:lang w:val="hi_IN" w:bidi="hi_IN"/>
+        </w:rPr>
+        <w:t xml:space="preserve">; </w:t>
+      </w:r>
+      <w:r>
+        <w:rPr>
+          <w:lang w:val="hi_IN" w:bidi="hi_IN"/>
+        </w:rPr>
+        <w:t>न्यायियों 3:9–10</w:t>
+      </w:r>
+      <w:r>
+        <w:rPr>
+          <w:lang w:val="hi_IN" w:bidi="hi_IN"/>
+        </w:rPr>
+        <w:t xml:space="preserve">; </w:t>
+      </w:r>
+      <w:r>
+        <w:rPr>
+          <w:lang w:val="hi_IN" w:bidi="hi_IN"/>
+        </w:rPr>
+        <w:t>6:34</w:t>
+      </w:r>
+      <w:r>
+        <w:rPr>
+          <w:lang w:val="hi_IN" w:bidi="hi_IN"/>
+        </w:rPr>
+        <w:t xml:space="preserve">; </w:t>
+      </w:r>
+      <w:r>
+        <w:rPr>
+          <w:lang w:val="hi_IN" w:bidi="hi_IN"/>
+        </w:rPr>
+        <w:t>11:29</w:t>
+      </w:r>
+      <w:r>
+        <w:rPr>
+          <w:lang w:val="hi_IN" w:bidi="hi_IN"/>
+        </w:rPr>
+        <w:t xml:space="preserve">; </w:t>
+      </w:r>
+      <w:r>
+        <w:rPr>
+          <w:lang w:val="hi_IN" w:bidi="hi_IN"/>
+        </w:rPr>
+        <w:t>14:5–6</w:t>
+      </w:r>
       <w:r>
         <w:rPr>
           <w:lang w:val="hi_IN" w:bidi="hi_IN"/>
         </w:rPr>
         <w:t xml:space="preserve">, </w:t>
       </w:r>
-      <w:hyperlink r:id="rId58">
-        <w:r>
-          <w:rPr>
-            <w:lang w:val="hi_IN" w:bidi="hi_IN"/>
-          </w:rPr>
-          <w:rPr>
-            <w:color w:val="0000EE"/>
-            <w:u w:val="single"/>
-          </w:rPr>
-          <w:t>19</w:t>
-        </w:r>
-      </w:hyperlink>
-      <w:r>
-        <w:rPr>
-          <w:lang w:val="hi_IN" w:bidi="hi_IN"/>
-        </w:rPr>
-        <w:t xml:space="preserve">; </w:t>
-      </w:r>
-      <w:hyperlink r:id="rId59">
-        <w:r>
-          <w:rPr>
-            <w:lang w:val="hi_IN" w:bidi="hi_IN"/>
-          </w:rPr>
-          <w:rPr>
-            <w:color w:val="0000EE"/>
-            <w:u w:val="single"/>
-          </w:rPr>
-          <w:t>15:14</w:t>
-        </w:r>
-      </w:hyperlink>
-      <w:r>
-        <w:rPr>
-          <w:lang w:val="hi_IN" w:bidi="hi_IN"/>
-        </w:rPr>
-        <w:t xml:space="preserve">; </w:t>
-      </w:r>
-      <w:hyperlink r:id="rId18">
-        <w:r>
-          <w:rPr>
-            <w:lang w:val="hi_IN" w:bidi="hi_IN"/>
-          </w:rPr>
-          <w:rPr>
-            <w:color w:val="0000EE"/>
-            <w:u w:val="single"/>
-          </w:rPr>
-          <w:t>1 शमूएल 16:13</w:t>
-        </w:r>
-      </w:hyperlink>
-      <w:r>
-        <w:rPr>
-          <w:lang w:val="hi_IN" w:bidi="hi_IN"/>
-        </w:rPr>
-        <w:t xml:space="preserve">; </w:t>
-      </w:r>
-      <w:hyperlink r:id="rId84">
-        <w:r>
-          <w:rPr>
-            <w:lang w:val="hi_IN" w:bidi="hi_IN"/>
-          </w:rPr>
-          <w:rPr>
-            <w:color w:val="0000EE"/>
-            <w:u w:val="single"/>
-          </w:rPr>
-          <w:t>भजन संहिता 23</w:t>
-        </w:r>
-      </w:hyperlink>
-      <w:r>
-        <w:rPr>
-          <w:lang w:val="hi_IN" w:bidi="hi_IN"/>
-        </w:rPr>
-        <w:t xml:space="preserve">; </w:t>
-      </w:r>
-      <w:hyperlink r:id="rId85">
-        <w:r>
-          <w:rPr>
-            <w:lang w:val="hi_IN" w:bidi="hi_IN"/>
-          </w:rPr>
-          <w:rPr>
-            <w:color w:val="0000EE"/>
-            <w:u w:val="single"/>
-          </w:rPr>
-          <w:t>46:1</w:t>
-        </w:r>
-      </w:hyperlink>
-      <w:r>
-        <w:rPr>
-          <w:lang w:val="hi_IN" w:bidi="hi_IN"/>
-        </w:rPr>
-        <w:t xml:space="preserve">; </w:t>
-      </w:r>
-      <w:hyperlink r:id="rId86">
-        <w:r>
-          <w:rPr>
-            <w:lang w:val="hi_IN" w:bidi="hi_IN"/>
-          </w:rPr>
-          <w:rPr>
-            <w:color w:val="0000EE"/>
-            <w:u w:val="single"/>
-          </w:rPr>
-          <w:t>94:16–19</w:t>
-        </w:r>
-      </w:hyperlink>
-      <w:r>
-        <w:rPr>
-          <w:lang w:val="hi_IN" w:bidi="hi_IN"/>
-        </w:rPr>
-        <w:t xml:space="preserve">; </w:t>
-      </w:r>
-      <w:hyperlink r:id="rId87">
-        <w:r>
-          <w:rPr>
-            <w:lang w:val="hi_IN" w:bidi="hi_IN"/>
-          </w:rPr>
-          <w:rPr>
-            <w:color w:val="0000EE"/>
-            <w:u w:val="single"/>
-          </w:rPr>
-          <w:t>116:1–9</w:t>
-        </w:r>
-      </w:hyperlink>
-      <w:r>
-        <w:rPr>
-          <w:lang w:val="hi_IN" w:bidi="hi_IN"/>
-        </w:rPr>
-        <w:t xml:space="preserve">; </w:t>
-      </w:r>
-      <w:hyperlink r:id="rId88">
-        <w:r>
-          <w:rPr>
-            <w:lang w:val="hi_IN" w:bidi="hi_IN"/>
-          </w:rPr>
-          <w:rPr>
-            <w:color w:val="0000EE"/>
-            <w:u w:val="single"/>
-          </w:rPr>
-          <w:t>121:1–8</w:t>
-        </w:r>
-      </w:hyperlink>
-      <w:r>
-        <w:rPr>
-          <w:lang w:val="hi_IN" w:bidi="hi_IN"/>
-        </w:rPr>
-        <w:t xml:space="preserve">; </w:t>
-      </w:r>
-      <w:hyperlink r:id="rId89">
-        <w:r>
-          <w:rPr>
-            <w:lang w:val="hi_IN" w:bidi="hi_IN"/>
-          </w:rPr>
-          <w:rPr>
-            <w:color w:val="0000EE"/>
-            <w:u w:val="single"/>
-          </w:rPr>
-          <w:t>143:10–12</w:t>
-        </w:r>
-      </w:hyperlink>
-      <w:r>
-        <w:rPr>
-          <w:lang w:val="hi_IN" w:bidi="hi_IN"/>
-        </w:rPr>
-        <w:t xml:space="preserve">; </w:t>
-      </w:r>
-      <w:hyperlink r:id="rId63">
-        <w:r>
-          <w:rPr>
-            <w:lang w:val="hi_IN" w:bidi="hi_IN"/>
-          </w:rPr>
-          <w:rPr>
-            <w:color w:val="0000EE"/>
-            <w:u w:val="single"/>
-          </w:rPr>
-          <w:t>यशायाह 61:1</w:t>
-        </w:r>
-      </w:hyperlink>
-      <w:r>
-        <w:rPr>
-          <w:lang w:val="hi_IN" w:bidi="hi_IN"/>
-        </w:rPr>
-        <w:t xml:space="preserve">; </w:t>
-      </w:r>
-      <w:hyperlink r:id="rId64">
-        <w:r>
-          <w:rPr>
-            <w:lang w:val="hi_IN" w:bidi="hi_IN"/>
-          </w:rPr>
-          <w:rPr>
-            <w:color w:val="0000EE"/>
-            <w:u w:val="single"/>
-          </w:rPr>
-          <w:t>यहेजकेल 11:5</w:t>
-        </w:r>
-      </w:hyperlink>
-      <w:r>
-        <w:rPr>
-          <w:lang w:val="hi_IN" w:bidi="hi_IN"/>
-        </w:rPr>
-        <w:t xml:space="preserve">; </w:t>
-      </w:r>
-      <w:hyperlink r:id="rId46">
-        <w:r>
-          <w:rPr>
-            <w:lang w:val="hi_IN" w:bidi="hi_IN"/>
-          </w:rPr>
-          <w:rPr>
-            <w:color w:val="0000EE"/>
-            <w:u w:val="single"/>
-          </w:rPr>
-          <w:t>योएल 2:28–29</w:t>
-        </w:r>
-      </w:hyperlink>
-      <w:r>
-        <w:rPr>
-          <w:lang w:val="hi_IN" w:bidi="hi_IN"/>
-        </w:rPr>
-        <w:t xml:space="preserve">; </w:t>
-      </w:r>
-      <w:hyperlink r:id="rId65">
-        <w:r>
-          <w:rPr>
-            <w:lang w:val="hi_IN" w:bidi="hi_IN"/>
-          </w:rPr>
-          <w:rPr>
-            <w:color w:val="0000EE"/>
-            <w:u w:val="single"/>
-          </w:rPr>
-          <w:t>जकर्याह 4:6</w:t>
-        </w:r>
-      </w:hyperlink>
-      <w:r>
-        <w:rPr>
-          <w:lang w:val="hi_IN" w:bidi="hi_IN"/>
-        </w:rPr>
-        <w:t xml:space="preserve">; </w:t>
-      </w:r>
-      <w:hyperlink r:id="rId66">
-        <w:r>
-          <w:rPr>
-            <w:lang w:val="hi_IN" w:bidi="hi_IN"/>
-          </w:rPr>
-          <w:rPr>
-            <w:color w:val="0000EE"/>
-            <w:u w:val="single"/>
-          </w:rPr>
-          <w:t>मत्ती 12:18</w:t>
-        </w:r>
-      </w:hyperlink>
-      <w:r>
-        <w:rPr>
-          <w:lang w:val="hi_IN" w:bidi="hi_IN"/>
-        </w:rPr>
-        <w:t xml:space="preserve">; </w:t>
-      </w:r>
-      <w:hyperlink r:id="rId67">
-        <w:r>
-          <w:rPr>
-            <w:lang w:val="hi_IN" w:bidi="hi_IN"/>
-          </w:rPr>
-          <w:rPr>
-            <w:color w:val="0000EE"/>
-            <w:u w:val="single"/>
-          </w:rPr>
-          <w:t>लूका 4:1</w:t>
-        </w:r>
-      </w:hyperlink>
+      <w:r>
+        <w:rPr>
+          <w:lang w:val="hi_IN" w:bidi="hi_IN"/>
+        </w:rPr>
+        <w:t>19</w:t>
+      </w:r>
+      <w:r>
+        <w:rPr>
+          <w:lang w:val="hi_IN" w:bidi="hi_IN"/>
+        </w:rPr>
+        <w:t xml:space="preserve">; </w:t>
+      </w:r>
+      <w:r>
+        <w:rPr>
+          <w:lang w:val="hi_IN" w:bidi="hi_IN"/>
+        </w:rPr>
+        <w:t>15:14</w:t>
+      </w:r>
+      <w:r>
+        <w:rPr>
+          <w:lang w:val="hi_IN" w:bidi="hi_IN"/>
+        </w:rPr>
+        <w:t xml:space="preserve">; </w:t>
+      </w:r>
+      <w:r>
+        <w:rPr>
+          <w:lang w:val="hi_IN" w:bidi="hi_IN"/>
+        </w:rPr>
+        <w:t>1 शमूएल 16:13</w:t>
+      </w:r>
+      <w:r>
+        <w:rPr>
+          <w:lang w:val="hi_IN" w:bidi="hi_IN"/>
+        </w:rPr>
+        <w:t xml:space="preserve">; </w:t>
+      </w:r>
+      <w:r>
+        <w:rPr>
+          <w:lang w:val="hi_IN" w:bidi="hi_IN"/>
+        </w:rPr>
+        <w:t>भजन संहिता 23</w:t>
+      </w:r>
+      <w:r>
+        <w:rPr>
+          <w:lang w:val="hi_IN" w:bidi="hi_IN"/>
+        </w:rPr>
+        <w:t xml:space="preserve">; </w:t>
+      </w:r>
+      <w:r>
+        <w:rPr>
+          <w:lang w:val="hi_IN" w:bidi="hi_IN"/>
+        </w:rPr>
+        <w:t>46:1</w:t>
+      </w:r>
+      <w:r>
+        <w:rPr>
+          <w:lang w:val="hi_IN" w:bidi="hi_IN"/>
+        </w:rPr>
+        <w:t xml:space="preserve">; </w:t>
+      </w:r>
+      <w:r>
+        <w:rPr>
+          <w:lang w:val="hi_IN" w:bidi="hi_IN"/>
+        </w:rPr>
+        <w:t>94:16–19</w:t>
+      </w:r>
+      <w:r>
+        <w:rPr>
+          <w:lang w:val="hi_IN" w:bidi="hi_IN"/>
+        </w:rPr>
+        <w:t xml:space="preserve">; </w:t>
+      </w:r>
+      <w:r>
+        <w:rPr>
+          <w:lang w:val="hi_IN" w:bidi="hi_IN"/>
+        </w:rPr>
+        <w:t>116:1–9</w:t>
+      </w:r>
+      <w:r>
+        <w:rPr>
+          <w:lang w:val="hi_IN" w:bidi="hi_IN"/>
+        </w:rPr>
+        <w:t xml:space="preserve">; </w:t>
+      </w:r>
+      <w:r>
+        <w:rPr>
+          <w:lang w:val="hi_IN" w:bidi="hi_IN"/>
+        </w:rPr>
+        <w:t>121:1–8</w:t>
+      </w:r>
+      <w:r>
+        <w:rPr>
+          <w:lang w:val="hi_IN" w:bidi="hi_IN"/>
+        </w:rPr>
+        <w:t xml:space="preserve">; </w:t>
+      </w:r>
+      <w:r>
+        <w:rPr>
+          <w:lang w:val="hi_IN" w:bidi="hi_IN"/>
+        </w:rPr>
+        <w:t>143:10–12</w:t>
+      </w:r>
+      <w:r>
+        <w:rPr>
+          <w:lang w:val="hi_IN" w:bidi="hi_IN"/>
+        </w:rPr>
+        <w:t xml:space="preserve">; </w:t>
+      </w:r>
+      <w:r>
+        <w:rPr>
+          <w:lang w:val="hi_IN" w:bidi="hi_IN"/>
+        </w:rPr>
+        <w:t>यशायाह 61:1</w:t>
+      </w:r>
+      <w:r>
+        <w:rPr>
+          <w:lang w:val="hi_IN" w:bidi="hi_IN"/>
+        </w:rPr>
+        <w:t xml:space="preserve">; </w:t>
+      </w:r>
+      <w:r>
+        <w:rPr>
+          <w:lang w:val="hi_IN" w:bidi="hi_IN"/>
+        </w:rPr>
+        <w:t>यहेजकेल 11:5</w:t>
+      </w:r>
+      <w:r>
+        <w:rPr>
+          <w:lang w:val="hi_IN" w:bidi="hi_IN"/>
+        </w:rPr>
+        <w:t xml:space="preserve">; </w:t>
+      </w:r>
+      <w:r>
+        <w:rPr>
+          <w:lang w:val="hi_IN" w:bidi="hi_IN"/>
+        </w:rPr>
+        <w:t>योएल 2:28–29</w:t>
+      </w:r>
+      <w:r>
+        <w:rPr>
+          <w:lang w:val="hi_IN" w:bidi="hi_IN"/>
+        </w:rPr>
+        <w:t xml:space="preserve">; </w:t>
+      </w:r>
+      <w:r>
+        <w:rPr>
+          <w:lang w:val="hi_IN" w:bidi="hi_IN"/>
+        </w:rPr>
+        <w:t>जकर्याह 4:6</w:t>
+      </w:r>
+      <w:r>
+        <w:rPr>
+          <w:lang w:val="hi_IN" w:bidi="hi_IN"/>
+        </w:rPr>
+        <w:t xml:space="preserve">; </w:t>
+      </w:r>
+      <w:r>
+        <w:rPr>
+          <w:lang w:val="hi_IN" w:bidi="hi_IN"/>
+        </w:rPr>
+        <w:t>मत्ती 12:18</w:t>
+      </w:r>
+      <w:r>
+        <w:rPr>
+          <w:lang w:val="hi_IN" w:bidi="hi_IN"/>
+        </w:rPr>
+        <w:t xml:space="preserve">; </w:t>
+      </w:r>
+      <w:r>
+        <w:rPr>
+          <w:lang w:val="hi_IN" w:bidi="hi_IN"/>
+        </w:rPr>
+        <w:t>लूका 4:1</w:t>
+      </w:r>
       <w:r>
         <w:rPr>
           <w:lang w:val="hi_IN" w:bidi="hi_IN"/>
         </w:rPr>
         <w:t xml:space="preserve">, </w:t>
       </w:r>
-      <w:hyperlink r:id="rId68">
-        <w:r>
-          <w:rPr>
-            <w:lang w:val="hi_IN" w:bidi="hi_IN"/>
-          </w:rPr>
-          <w:rPr>
-            <w:color w:val="0000EE"/>
-            <w:u w:val="single"/>
-          </w:rPr>
-          <w:t>14</w:t>
-        </w:r>
-      </w:hyperlink>
+      <w:r>
+        <w:rPr>
+          <w:lang w:val="hi_IN" w:bidi="hi_IN"/>
+        </w:rPr>
+        <w:t>14</w:t>
+      </w:r>
       <w:r>
         <w:rPr>
           <w:lang w:val="hi_IN" w:bidi="hi_IN"/>
         </w:rPr>
         <w:t xml:space="preserve">, </w:t>
       </w:r>
-      <w:hyperlink r:id="rId69">
-        <w:r>
-          <w:rPr>
-            <w:lang w:val="hi_IN" w:bidi="hi_IN"/>
-          </w:rPr>
-          <w:rPr>
-            <w:color w:val="0000EE"/>
-            <w:u w:val="single"/>
-          </w:rPr>
-          <w:t>18</w:t>
-        </w:r>
-      </w:hyperlink>
-      <w:r>
-        <w:rPr>
-          <w:lang w:val="hi_IN" w:bidi="hi_IN"/>
-        </w:rPr>
-        <w:t xml:space="preserve">; </w:t>
-      </w:r>
-      <w:hyperlink r:id="rId70">
-        <w:r>
-          <w:rPr>
-            <w:lang w:val="hi_IN" w:bidi="hi_IN"/>
-          </w:rPr>
-          <w:rPr>
-            <w:color w:val="0000EE"/>
-            <w:u w:val="single"/>
-          </w:rPr>
-          <w:t>यूहन्ना 3:34</w:t>
-        </w:r>
-      </w:hyperlink>
-      <w:r>
-        <w:rPr>
-          <w:lang w:val="hi_IN" w:bidi="hi_IN"/>
-        </w:rPr>
-        <w:t xml:space="preserve">; </w:t>
-      </w:r>
-      <w:hyperlink r:id="rId72">
-        <w:r>
-          <w:rPr>
-            <w:lang w:val="hi_IN" w:bidi="hi_IN"/>
-          </w:rPr>
-          <w:rPr>
-            <w:color w:val="0000EE"/>
-            <w:u w:val="single"/>
-          </w:rPr>
-          <w:t>प्रेरितों के काम 1:8</w:t>
-        </w:r>
-      </w:hyperlink>
-      <w:r>
-        <w:rPr>
-          <w:lang w:val="hi_IN" w:bidi="hi_IN"/>
-        </w:rPr>
-        <w:t xml:space="preserve">; </w:t>
-      </w:r>
-      <w:hyperlink r:id="rId90">
-        <w:r>
-          <w:rPr>
-            <w:lang w:val="hi_IN" w:bidi="hi_IN"/>
-          </w:rPr>
-          <w:rPr>
-            <w:color w:val="0000EE"/>
-            <w:u w:val="single"/>
-          </w:rPr>
-          <w:t>2:4</w:t>
-        </w:r>
-      </w:hyperlink>
+      <w:r>
+        <w:rPr>
+          <w:lang w:val="hi_IN" w:bidi="hi_IN"/>
+        </w:rPr>
+        <w:t>18</w:t>
+      </w:r>
+      <w:r>
+        <w:rPr>
+          <w:lang w:val="hi_IN" w:bidi="hi_IN"/>
+        </w:rPr>
+        <w:t xml:space="preserve">; </w:t>
+      </w:r>
+      <w:r>
+        <w:rPr>
+          <w:lang w:val="hi_IN" w:bidi="hi_IN"/>
+        </w:rPr>
+        <w:t>यूहन्ना 3:34</w:t>
+      </w:r>
+      <w:r>
+        <w:rPr>
+          <w:lang w:val="hi_IN" w:bidi="hi_IN"/>
+        </w:rPr>
+        <w:t xml:space="preserve">; </w:t>
+      </w:r>
+      <w:r>
+        <w:rPr>
+          <w:lang w:val="hi_IN" w:bidi="hi_IN"/>
+        </w:rPr>
+        <w:t>प्रेरितों के काम 1:8</w:t>
+      </w:r>
+      <w:r>
+        <w:rPr>
+          <w:lang w:val="hi_IN" w:bidi="hi_IN"/>
+        </w:rPr>
+        <w:t xml:space="preserve">; </w:t>
+      </w:r>
+      <w:r>
+        <w:rPr>
+          <w:lang w:val="hi_IN" w:bidi="hi_IN"/>
+        </w:rPr>
+        <w:t>2:4</w:t>
+      </w:r>
       <w:r>
         <w:rPr>
           <w:lang w:val="hi_IN" w:bidi="hi_IN"/>
         </w:rPr>
         <w:t xml:space="preserve">, </w:t>
       </w:r>
-      <w:hyperlink r:id="rId74">
-        <w:r>
-          <w:rPr>
-            <w:lang w:val="hi_IN" w:bidi="hi_IN"/>
-          </w:rPr>
-          <w:rPr>
-            <w:color w:val="0000EE"/>
-            <w:u w:val="single"/>
-          </w:rPr>
-          <w:t>16–18</w:t>
-        </w:r>
-      </w:hyperlink>
-      <w:r>
-        <w:rPr>
-          <w:lang w:val="hi_IN" w:bidi="hi_IN"/>
-        </w:rPr>
-        <w:t xml:space="preserve">; </w:t>
-      </w:r>
-      <w:hyperlink r:id="rId48">
-        <w:r>
-          <w:rPr>
-            <w:lang w:val="hi_IN" w:bidi="hi_IN"/>
-          </w:rPr>
-          <w:rPr>
-            <w:color w:val="0000EE"/>
-            <w:u w:val="single"/>
-          </w:rPr>
-          <w:t>4:31</w:t>
-        </w:r>
-      </w:hyperlink>
-      <w:r>
-        <w:rPr>
-          <w:lang w:val="hi_IN" w:bidi="hi_IN"/>
-        </w:rPr>
-        <w:t xml:space="preserve">; </w:t>
-      </w:r>
-      <w:hyperlink r:id="rId71">
-        <w:r>
-          <w:rPr>
-            <w:lang w:val="hi_IN" w:bidi="hi_IN"/>
-          </w:rPr>
-          <w:rPr>
-            <w:color w:val="0000EE"/>
-            <w:u w:val="single"/>
-          </w:rPr>
-          <w:t>10:38</w:t>
-        </w:r>
-      </w:hyperlink>
-      <w:r>
-        <w:rPr>
-          <w:lang w:val="hi_IN" w:bidi="hi_IN"/>
-        </w:rPr>
-        <w:t xml:space="preserve">; </w:t>
-      </w:r>
-      <w:hyperlink r:id="rId75">
-        <w:r>
-          <w:rPr>
-            <w:lang w:val="hi_IN" w:bidi="hi_IN"/>
-          </w:rPr>
-          <w:rPr>
-            <w:color w:val="0000EE"/>
-            <w:u w:val="single"/>
-          </w:rPr>
-          <w:t>19:6</w:t>
-        </w:r>
-      </w:hyperlink>
-      <w:r>
-        <w:rPr>
-          <w:lang w:val="hi_IN" w:bidi="hi_IN"/>
-        </w:rPr>
-        <w:t xml:space="preserve">; </w:t>
-      </w:r>
-      <w:hyperlink r:id="rId76">
-        <w:r>
-          <w:rPr>
-            <w:lang w:val="hi_IN" w:bidi="hi_IN"/>
-          </w:rPr>
-          <w:rPr>
-            <w:color w:val="0000EE"/>
-            <w:u w:val="single"/>
-          </w:rPr>
-          <w:t>20:28</w:t>
-        </w:r>
-      </w:hyperlink>
-      <w:r>
-        <w:rPr>
-          <w:lang w:val="hi_IN" w:bidi="hi_IN"/>
-        </w:rPr>
-        <w:t xml:space="preserve">; </w:t>
-      </w:r>
-      <w:hyperlink r:id="rId77">
-        <w:r>
-          <w:rPr>
-            <w:lang w:val="hi_IN" w:bidi="hi_IN"/>
-          </w:rPr>
-          <w:rPr>
-            <w:color w:val="0000EE"/>
-            <w:u w:val="single"/>
-          </w:rPr>
-          <w:t>1 कुरिन्थियों 12:1–31</w:t>
-        </w:r>
-      </w:hyperlink>
-      <w:r>
-        <w:rPr>
-          <w:lang w:val="hi_IN" w:bidi="hi_IN"/>
-        </w:rPr>
-        <w:t xml:space="preserve">; </w:t>
-      </w:r>
-      <w:hyperlink r:id="rId78">
-        <w:r>
-          <w:rPr>
-            <w:lang w:val="hi_IN" w:bidi="hi_IN"/>
-          </w:rPr>
-          <w:rPr>
-            <w:color w:val="0000EE"/>
-            <w:u w:val="single"/>
-          </w:rPr>
-          <w:t>गलातियों 3:2–5</w:t>
-        </w:r>
-      </w:hyperlink>
+      <w:r>
+        <w:rPr>
+          <w:lang w:val="hi_IN" w:bidi="hi_IN"/>
+        </w:rPr>
+        <w:t>16–18</w:t>
+      </w:r>
+      <w:r>
+        <w:rPr>
+          <w:lang w:val="hi_IN" w:bidi="hi_IN"/>
+        </w:rPr>
+        <w:t xml:space="preserve">; </w:t>
+      </w:r>
+      <w:r>
+        <w:rPr>
+          <w:lang w:val="hi_IN" w:bidi="hi_IN"/>
+        </w:rPr>
+        <w:t>4:31</w:t>
+      </w:r>
+      <w:r>
+        <w:rPr>
+          <w:lang w:val="hi_IN" w:bidi="hi_IN"/>
+        </w:rPr>
+        <w:t xml:space="preserve">; </w:t>
+      </w:r>
+      <w:r>
+        <w:rPr>
+          <w:lang w:val="hi_IN" w:bidi="hi_IN"/>
+        </w:rPr>
+        <w:t>10:38</w:t>
+      </w:r>
+      <w:r>
+        <w:rPr>
+          <w:lang w:val="hi_IN" w:bidi="hi_IN"/>
+        </w:rPr>
+        <w:t xml:space="preserve">; </w:t>
+      </w:r>
+      <w:r>
+        <w:rPr>
+          <w:lang w:val="hi_IN" w:bidi="hi_IN"/>
+        </w:rPr>
+        <w:t>19:6</w:t>
+      </w:r>
+      <w:r>
+        <w:rPr>
+          <w:lang w:val="hi_IN" w:bidi="hi_IN"/>
+        </w:rPr>
+        <w:t xml:space="preserve">; </w:t>
+      </w:r>
+      <w:r>
+        <w:rPr>
+          <w:lang w:val="hi_IN" w:bidi="hi_IN"/>
+        </w:rPr>
+        <w:t>20:28</w:t>
+      </w:r>
+      <w:r>
+        <w:rPr>
+          <w:lang w:val="hi_IN" w:bidi="hi_IN"/>
+        </w:rPr>
+        <w:t xml:space="preserve">; </w:t>
+      </w:r>
+      <w:r>
+        <w:rPr>
+          <w:lang w:val="hi_IN" w:bidi="hi_IN"/>
+        </w:rPr>
+        <w:t>1 कुरिन्थियों 12:1–31</w:t>
+      </w:r>
+      <w:r>
+        <w:rPr>
+          <w:lang w:val="hi_IN" w:bidi="hi_IN"/>
+        </w:rPr>
+        <w:t xml:space="preserve">; </w:t>
+      </w:r>
+      <w:r>
+        <w:rPr>
+          <w:lang w:val="hi_IN" w:bidi="hi_IN"/>
+        </w:rPr>
+        <w:t>गलातियों 3:2–5</w:t>
+      </w:r>
       <w:r>
         <w:rPr>
           <w:lang w:val="hi_IN" w:bidi="hi_IN"/>
@@ -2571,36 +1893,24 @@
         </w:rPr>
         <w:t>जब कोई व्यक्ति उद्धार के लिए यीशु मसीह पर भरोसा करता है, तो यह एक ऐसी यात्रा की शुरुआत को चिह्नित करता है जो उसके जीवन के बाकी हिस्सों में जारी रहेगी। वे एक जैसे नहीं रहते। वे बदल जाते हैं और यीशु की तरह बन जाते हैं। इस प्रक्रिया को "पवित्रीकरण" कहा जाता है। जैसे नवजात शिशुओं को ठोस भोजन खाने से पहले बढ़ने के लिए दूध की आवश्यकता होती है, वैसे ही नए मसीहियों को उद्धार का पूरी तरह से अनुभव करने के लिए "शुद्ध आत्मिक दूध" की आवश्यकता होती है (</w:t>
       </w:r>
-      <w:hyperlink r:id="rId91">
-        <w:r>
-          <w:rPr>
-            <w:lang w:val="hi_IN" w:bidi="hi_IN"/>
-          </w:rPr>
-          <w:rPr>
-            <w:color w:val="0000EE"/>
-            <w:u w:val="single"/>
-          </w:rPr>
-          <w:t>1 पत 2:2–3</w:t>
-        </w:r>
-      </w:hyperlink>
+      <w:r>
+        <w:rPr>
+          <w:lang w:val="hi_IN" w:bidi="hi_IN"/>
+        </w:rPr>
+        <w:t>1 पत 2:2–3</w:t>
+      </w:r>
       <w:r>
         <w:rPr>
           <w:lang w:val="hi_IN" w:bidi="hi_IN"/>
         </w:rPr>
         <w:t>)। अंततः, वे गहरी शिक्षाओं के "ठोस भोजन" के लिए तैयार होंगे (</w:t>
       </w:r>
-      <w:hyperlink r:id="rId92">
-        <w:r>
-          <w:rPr>
-            <w:lang w:val="hi_IN" w:bidi="hi_IN"/>
-          </w:rPr>
-          <w:rPr>
-            <w:color w:val="0000EE"/>
-            <w:u w:val="single"/>
-          </w:rPr>
-          <w:t>इब्रा 5:11–14</w:t>
-        </w:r>
-      </w:hyperlink>
+      <w:r>
+        <w:rPr>
+          <w:lang w:val="hi_IN" w:bidi="hi_IN"/>
+        </w:rPr>
+        <w:t>इब्रा 5:11–14</w:t>
+      </w:r>
       <w:r>
         <w:rPr>
           <w:lang w:val="hi_IN" w:bidi="hi_IN"/>
@@ -2621,54 +1931,36 @@
         </w:rPr>
         <w:t>आत्मिक परिपक्वता में आत्मिक ज्ञान को समझने की क्षमता शामिल है (</w:t>
       </w:r>
-      <w:hyperlink r:id="rId93">
-        <w:r>
-          <w:rPr>
-            <w:lang w:val="hi_IN" w:bidi="hi_IN"/>
-          </w:rPr>
-          <w:rPr>
-            <w:color w:val="0000EE"/>
-            <w:u w:val="single"/>
-          </w:rPr>
-          <w:t>1 कुरि 2:6</w:t>
-        </w:r>
-      </w:hyperlink>
+      <w:r>
+        <w:rPr>
+          <w:lang w:val="hi_IN" w:bidi="hi_IN"/>
+        </w:rPr>
+        <w:t>1 कुरि 2:6</w:t>
+      </w:r>
       <w:r>
         <w:rPr>
           <w:lang w:val="hi_IN" w:bidi="hi_IN"/>
         </w:rPr>
         <w:t>)। प्रेरित पौलुस मसीहियों को परिपक्वता से सोचने का निर्देश देते हैं (</w:t>
       </w:r>
-      <w:hyperlink r:id="rId94">
-        <w:r>
-          <w:rPr>
-            <w:lang w:val="hi_IN" w:bidi="hi_IN"/>
-          </w:rPr>
-          <w:rPr>
-            <w:color w:val="0000EE"/>
-            <w:u w:val="single"/>
-          </w:rPr>
-          <w:t>1 कुरि 14:20</w:t>
-        </w:r>
-      </w:hyperlink>
+      <w:r>
+        <w:rPr>
+          <w:lang w:val="hi_IN" w:bidi="hi_IN"/>
+        </w:rPr>
+        <w:t>1 कुरि 14:20</w:t>
+      </w:r>
       <w:r>
         <w:rPr>
           <w:lang w:val="hi_IN" w:bidi="hi_IN"/>
         </w:rPr>
         <w:t>)। मसीह की देह तब परिपक्व होती है जब मसीही आत्मिक रूप से सुसज्जित होते हैं और परमेश्वर के पुत्र के बारे में सीखते हैं (</w:t>
       </w:r>
-      <w:hyperlink r:id="rId95">
-        <w:r>
-          <w:rPr>
-            <w:lang w:val="hi_IN" w:bidi="hi_IN"/>
-          </w:rPr>
-          <w:rPr>
-            <w:color w:val="0000EE"/>
-            <w:u w:val="single"/>
-          </w:rPr>
-          <w:t>इफि 4:11–16</w:t>
-        </w:r>
-      </w:hyperlink>
+      <w:r>
+        <w:rPr>
+          <w:lang w:val="hi_IN" w:bidi="hi_IN"/>
+        </w:rPr>
+        <w:t>इफि 4:11–16</w:t>
+      </w:r>
       <w:r>
         <w:rPr>
           <w:lang w:val="hi_IN" w:bidi="hi_IN"/>
@@ -2689,54 +1981,36 @@
         </w:rPr>
         <w:t>इब्रानियों के पाठक आत्मिक रूप से अपरिपक्व थे। लेखक उन्हें पर्याप्त आत्मिक शिक्षाएँ प्रदान करना चाहता था, लेकिन वे आत्मिक शिशुओं की तरह व्यवहार करते थे जिन्हें गहन शिक्षाओं के बजाय बुनियादी पोषण की आवश्यकता थी (</w:t>
       </w:r>
-      <w:hyperlink r:id="rId96">
-        <w:r>
-          <w:rPr>
-            <w:lang w:val="hi_IN" w:bidi="hi_IN"/>
-          </w:rPr>
-          <w:rPr>
-            <w:color w:val="0000EE"/>
-            <w:u w:val="single"/>
-          </w:rPr>
-          <w:t>इब्रा 5:12</w:t>
-        </w:r>
-      </w:hyperlink>
+      <w:r>
+        <w:rPr>
+          <w:lang w:val="hi_IN" w:bidi="hi_IN"/>
+        </w:rPr>
+        <w:t>इब्रा 5:12</w:t>
+      </w:r>
       <w:r>
         <w:rPr>
           <w:lang w:val="hi_IN" w:bidi="hi_IN"/>
         </w:rPr>
         <w:t>)। उन्होंने परमेश्वर की शिक्षाओं पर ध्यान नहीं दिया था। वे इतने लंबे समय से मसीही थे कि दूसरों को सिखा सकते थे, लेकिन उनकी बढ़ती असंवेदनशीलता ने उन्हें आत्मिक रूप से सुस्त बना दिया था (</w:t>
       </w:r>
-      <w:hyperlink r:id="rId97">
-        <w:r>
-          <w:rPr>
-            <w:lang w:val="hi_IN" w:bidi="hi_IN"/>
-          </w:rPr>
-          <w:rPr>
-            <w:color w:val="0000EE"/>
-            <w:u w:val="single"/>
-          </w:rPr>
-          <w:t>5:11–12</w:t>
-        </w:r>
-      </w:hyperlink>
+      <w:r>
+        <w:rPr>
+          <w:lang w:val="hi_IN" w:bidi="hi_IN"/>
+        </w:rPr>
+        <w:t>5:11–12</w:t>
+      </w:r>
       <w:r>
         <w:rPr>
           <w:lang w:val="hi_IN" w:bidi="hi_IN"/>
         </w:rPr>
         <w:t xml:space="preserve">; तुलना करें </w:t>
       </w:r>
-      <w:hyperlink r:id="rId98">
-        <w:r>
-          <w:rPr>
-            <w:lang w:val="hi_IN" w:bidi="hi_IN"/>
-          </w:rPr>
-          <w:rPr>
-            <w:color w:val="0000EE"/>
-            <w:u w:val="single"/>
-          </w:rPr>
-          <w:t>1 कुरि 3:1–3</w:t>
-        </w:r>
-      </w:hyperlink>
+      <w:r>
+        <w:rPr>
+          <w:lang w:val="hi_IN" w:bidi="hi_IN"/>
+        </w:rPr>
+        <w:t>1 कुरि 3:1–3</w:t>
+      </w:r>
       <w:r>
         <w:rPr>
           <w:lang w:val="hi_IN" w:bidi="hi_IN"/>
@@ -2757,36 +2031,24 @@
         </w:rPr>
         <w:t>उनमें सही और गलत के बीच बुनियादी अंतर को समझने की परिपक्वता की कमी थी (</w:t>
       </w:r>
-      <w:hyperlink r:id="rId99">
-        <w:r>
-          <w:rPr>
-            <w:lang w:val="hi_IN" w:bidi="hi_IN"/>
-          </w:rPr>
-          <w:rPr>
-            <w:color w:val="0000EE"/>
-            <w:u w:val="single"/>
-          </w:rPr>
-          <w:t>इब्रा 5:14</w:t>
-        </w:r>
-      </w:hyperlink>
+      <w:r>
+        <w:rPr>
+          <w:lang w:val="hi_IN" w:bidi="hi_IN"/>
+        </w:rPr>
+        <w:t>इब्रा 5:14</w:t>
+      </w:r>
       <w:r>
         <w:rPr>
           <w:lang w:val="hi_IN" w:bidi="hi_IN"/>
         </w:rPr>
         <w:t>)। इसलिए, लेखक ने उन्हें परिपक्वता की ओर बढ़ने की चुनौती दी। ऐसा इसलिए था ताकि वह बुनियादी बातों को बार-बार बताने के बजाय, विश्वास की गहरी सच्चाइयों को साझा कर सके (</w:t>
       </w:r>
-      <w:hyperlink r:id="rId100">
-        <w:r>
-          <w:rPr>
-            <w:lang w:val="hi_IN" w:bidi="hi_IN"/>
-          </w:rPr>
-          <w:rPr>
-            <w:color w:val="0000EE"/>
-            <w:u w:val="single"/>
-          </w:rPr>
-          <w:t>6:1–3</w:t>
-        </w:r>
-      </w:hyperlink>
+      <w:r>
+        <w:rPr>
+          <w:lang w:val="hi_IN" w:bidi="hi_IN"/>
+        </w:rPr>
+        <w:t>6:1–3</w:t>
+      </w:r>
       <w:r>
         <w:rPr>
           <w:lang w:val="hi_IN" w:bidi="hi_IN"/>
@@ -2830,198 +2092,132 @@
           <w:lang w:val="hi_IN" w:bidi="hi_IN"/>
         </w:rPr>
       </w:r>
-      <w:hyperlink r:id="rId93">
-        <w:r>
-          <w:rPr>
-            <w:lang w:val="hi_IN" w:bidi="hi_IN"/>
-          </w:rPr>
-          <w:rPr>
-            <w:color w:val="0000EE"/>
-            <w:u w:val="single"/>
-          </w:rPr>
-          <w:t>1 कुरिन्थियों 2:6</w:t>
-        </w:r>
-      </w:hyperlink>
-      <w:r>
-        <w:rPr>
-          <w:lang w:val="hi_IN" w:bidi="hi_IN"/>
-        </w:rPr>
-        <w:t xml:space="preserve">; </w:t>
-      </w:r>
-      <w:hyperlink r:id="rId98">
-        <w:r>
-          <w:rPr>
-            <w:lang w:val="hi_IN" w:bidi="hi_IN"/>
-          </w:rPr>
-          <w:rPr>
-            <w:color w:val="0000EE"/>
-            <w:u w:val="single"/>
-          </w:rPr>
-          <w:t>3:1–3</w:t>
-        </w:r>
-      </w:hyperlink>
-      <w:r>
-        <w:rPr>
-          <w:lang w:val="hi_IN" w:bidi="hi_IN"/>
-        </w:rPr>
-        <w:t xml:space="preserve">; </w:t>
-      </w:r>
-      <w:hyperlink r:id="rId94">
-        <w:r>
-          <w:rPr>
-            <w:lang w:val="hi_IN" w:bidi="hi_IN"/>
-          </w:rPr>
-          <w:rPr>
-            <w:color w:val="0000EE"/>
-            <w:u w:val="single"/>
-          </w:rPr>
-          <w:t>14:20</w:t>
-        </w:r>
-      </w:hyperlink>
-      <w:r>
-        <w:rPr>
-          <w:lang w:val="hi_IN" w:bidi="hi_IN"/>
-        </w:rPr>
-        <w:t xml:space="preserve">; </w:t>
-      </w:r>
-      <w:hyperlink r:id="rId101">
-        <w:r>
-          <w:rPr>
-            <w:lang w:val="hi_IN" w:bidi="hi_IN"/>
-          </w:rPr>
-          <w:rPr>
-            <w:color w:val="0000EE"/>
-            <w:u w:val="single"/>
-          </w:rPr>
-          <w:t>2 कुरिन्थियों 13:9–11</w:t>
-        </w:r>
-      </w:hyperlink>
-      <w:r>
-        <w:rPr>
-          <w:lang w:val="hi_IN" w:bidi="hi_IN"/>
-        </w:rPr>
-        <w:t xml:space="preserve">; </w:t>
-      </w:r>
-      <w:hyperlink r:id="rId95">
-        <w:r>
-          <w:rPr>
-            <w:lang w:val="hi_IN" w:bidi="hi_IN"/>
-          </w:rPr>
-          <w:rPr>
-            <w:color w:val="0000EE"/>
-            <w:u w:val="single"/>
-          </w:rPr>
-          <w:t>इफिसियों 4:11–16</w:t>
-        </w:r>
-      </w:hyperlink>
-      <w:r>
-        <w:rPr>
-          <w:lang w:val="hi_IN" w:bidi="hi_IN"/>
-        </w:rPr>
-        <w:t xml:space="preserve">; </w:t>
-      </w:r>
-      <w:hyperlink r:id="rId102">
-        <w:r>
-          <w:rPr>
-            <w:lang w:val="hi_IN" w:bidi="hi_IN"/>
-          </w:rPr>
-          <w:rPr>
-            <w:color w:val="0000EE"/>
-            <w:u w:val="single"/>
-          </w:rPr>
-          <w:t>कुलुस्सियों 4:12</w:t>
-        </w:r>
-      </w:hyperlink>
-      <w:r>
-        <w:rPr>
-          <w:lang w:val="hi_IN" w:bidi="hi_IN"/>
-        </w:rPr>
-        <w:t xml:space="preserve">; </w:t>
-      </w:r>
-      <w:hyperlink r:id="rId92">
-        <w:r>
-          <w:rPr>
-            <w:lang w:val="hi_IN" w:bidi="hi_IN"/>
-          </w:rPr>
-          <w:rPr>
-            <w:color w:val="0000EE"/>
-            <w:u w:val="single"/>
-          </w:rPr>
-          <w:t>इब्रानियों 5:11–14</w:t>
-        </w:r>
-      </w:hyperlink>
-      <w:r>
-        <w:rPr>
-          <w:lang w:val="hi_IN" w:bidi="hi_IN"/>
-        </w:rPr>
-        <w:t xml:space="preserve">; </w:t>
-      </w:r>
-      <w:hyperlink r:id="rId100">
-        <w:r>
-          <w:rPr>
-            <w:lang w:val="hi_IN" w:bidi="hi_IN"/>
-          </w:rPr>
-          <w:rPr>
-            <w:color w:val="0000EE"/>
-            <w:u w:val="single"/>
-          </w:rPr>
-          <w:t>6:1–3</w:t>
-        </w:r>
-      </w:hyperlink>
-      <w:r>
-        <w:rPr>
-          <w:lang w:val="hi_IN" w:bidi="hi_IN"/>
-        </w:rPr>
-        <w:t xml:space="preserve">; </w:t>
-      </w:r>
-      <w:hyperlink r:id="rId103">
-        <w:r>
-          <w:rPr>
-            <w:lang w:val="hi_IN" w:bidi="hi_IN"/>
-          </w:rPr>
-          <w:rPr>
-            <w:color w:val="0000EE"/>
-            <w:u w:val="single"/>
-          </w:rPr>
-          <w:t>10:14</w:t>
-        </w:r>
-      </w:hyperlink>
-      <w:r>
-        <w:rPr>
-          <w:lang w:val="hi_IN" w:bidi="hi_IN"/>
-        </w:rPr>
-        <w:t xml:space="preserve">; </w:t>
-      </w:r>
-      <w:hyperlink r:id="rId104">
-        <w:r>
-          <w:rPr>
-            <w:lang w:val="hi_IN" w:bidi="hi_IN"/>
-          </w:rPr>
-          <w:rPr>
-            <w:color w:val="0000EE"/>
-            <w:u w:val="single"/>
-          </w:rPr>
-          <w:t>12:1–2</w:t>
-        </w:r>
-      </w:hyperlink>
-      <w:r>
-        <w:rPr>
-          <w:lang w:val="hi_IN" w:bidi="hi_IN"/>
-        </w:rPr>
-        <w:t xml:space="preserve">; </w:t>
-      </w:r>
-      <w:hyperlink r:id="rId91">
-        <w:r>
-          <w:rPr>
-            <w:lang w:val="hi_IN" w:bidi="hi_IN"/>
-          </w:rPr>
-          <w:rPr>
-            <w:color w:val="0000EE"/>
-            <w:u w:val="single"/>
-          </w:rPr>
-          <w:t>1 पतरस 2:1–3</w:t>
-        </w:r>
-      </w:hyperlink>
+      <w:r>
+        <w:rPr>
+          <w:lang w:val="hi_IN" w:bidi="hi_IN"/>
+        </w:rPr>
+        <w:t>1 कुरिन्थियों 2:6</w:t>
+      </w:r>
+      <w:r>
+        <w:rPr>
+          <w:lang w:val="hi_IN" w:bidi="hi_IN"/>
+        </w:rPr>
+        <w:t xml:space="preserve">; </w:t>
+      </w:r>
+      <w:r>
+        <w:rPr>
+          <w:lang w:val="hi_IN" w:bidi="hi_IN"/>
+        </w:rPr>
+        <w:t>3:1–3</w:t>
+      </w:r>
+      <w:r>
+        <w:rPr>
+          <w:lang w:val="hi_IN" w:bidi="hi_IN"/>
+        </w:rPr>
+        <w:t xml:space="preserve">; </w:t>
+      </w:r>
+      <w:r>
+        <w:rPr>
+          <w:lang w:val="hi_IN" w:bidi="hi_IN"/>
+        </w:rPr>
+        <w:t>14:20</w:t>
+      </w:r>
+      <w:r>
+        <w:rPr>
+          <w:lang w:val="hi_IN" w:bidi="hi_IN"/>
+        </w:rPr>
+        <w:t xml:space="preserve">; </w:t>
+      </w:r>
+      <w:r>
+        <w:rPr>
+          <w:lang w:val="hi_IN" w:bidi="hi_IN"/>
+        </w:rPr>
+        <w:t>2 कुरिन्थियों 13:9–11</w:t>
+      </w:r>
+      <w:r>
+        <w:rPr>
+          <w:lang w:val="hi_IN" w:bidi="hi_IN"/>
+        </w:rPr>
+        <w:t xml:space="preserve">; </w:t>
+      </w:r>
+      <w:r>
+        <w:rPr>
+          <w:lang w:val="hi_IN" w:bidi="hi_IN"/>
+        </w:rPr>
+        <w:t>इफिसियों 4:11–16</w:t>
+      </w:r>
+      <w:r>
+        <w:rPr>
+          <w:lang w:val="hi_IN" w:bidi="hi_IN"/>
+        </w:rPr>
+        <w:t xml:space="preserve">; </w:t>
+      </w:r>
+      <w:r>
+        <w:rPr>
+          <w:lang w:val="hi_IN" w:bidi="hi_IN"/>
+        </w:rPr>
+        <w:t>कुलुस्सियों 4:12</w:t>
+      </w:r>
+      <w:r>
+        <w:rPr>
+          <w:lang w:val="hi_IN" w:bidi="hi_IN"/>
+        </w:rPr>
+        <w:t xml:space="preserve">; </w:t>
+      </w:r>
+      <w:r>
+        <w:rPr>
+          <w:lang w:val="hi_IN" w:bidi="hi_IN"/>
+        </w:rPr>
+        <w:t>इब्रानियों 5:11–14</w:t>
+      </w:r>
+      <w:r>
+        <w:rPr>
+          <w:lang w:val="hi_IN" w:bidi="hi_IN"/>
+        </w:rPr>
+        <w:t xml:space="preserve">; </w:t>
+      </w:r>
+      <w:r>
+        <w:rPr>
+          <w:lang w:val="hi_IN" w:bidi="hi_IN"/>
+        </w:rPr>
+        <w:t>6:1–3</w:t>
+      </w:r>
+      <w:r>
+        <w:rPr>
+          <w:lang w:val="hi_IN" w:bidi="hi_IN"/>
+        </w:rPr>
+        <w:t xml:space="preserve">; </w:t>
+      </w:r>
+      <w:r>
+        <w:rPr>
+          <w:lang w:val="hi_IN" w:bidi="hi_IN"/>
+        </w:rPr>
+        <w:t>10:14</w:t>
+      </w:r>
+      <w:r>
+        <w:rPr>
+          <w:lang w:val="hi_IN" w:bidi="hi_IN"/>
+        </w:rPr>
+        <w:t xml:space="preserve">; </w:t>
+      </w:r>
+      <w:r>
+        <w:rPr>
+          <w:lang w:val="hi_IN" w:bidi="hi_IN"/>
+        </w:rPr>
+        <w:t>12:1–2</w:t>
+      </w:r>
+      <w:r>
+        <w:rPr>
+          <w:lang w:val="hi_IN" w:bidi="hi_IN"/>
+        </w:rPr>
+        <w:t xml:space="preserve">; </w:t>
+      </w:r>
+      <w:r>
+        <w:rPr>
+          <w:lang w:val="hi_IN" w:bidi="hi_IN"/>
+        </w:rPr>
+        <w:t>1 पतरस 2:1–3</w:t>
+      </w:r>
       <w:r>
         <w:rPr>
           <w:lang w:val="hi_IN" w:bidi="hi_IN"/>
@@ -3070,18 +2266,12 @@
         </w:rPr>
         <w:t>परमेश्वर ने आदम और हव्वा को बनाया और उन्हें अदन की वाटिका में रखा ताकि वे उसकी देखभाल करें, न कि केवल आराम करें और उसका आनन्द लें (</w:t>
       </w:r>
-      <w:hyperlink r:id="rId105">
-        <w:r>
-          <w:rPr>
-            <w:lang w:val="hi_IN" w:bidi="hi_IN"/>
-          </w:rPr>
-          <w:rPr>
-            <w:color w:val="0000EE"/>
-            <w:u w:val="single"/>
-          </w:rPr>
-          <w:t>उत 2:15</w:t>
-        </w:r>
-      </w:hyperlink>
+      <w:r>
+        <w:rPr>
+          <w:lang w:val="hi_IN" w:bidi="hi_IN"/>
+        </w:rPr>
+        <w:t>उत 2:15</w:t>
+      </w:r>
       <w:r>
         <w:rPr>
           <w:lang w:val="hi_IN" w:bidi="hi_IN"/>
@@ -3114,324 +2304,216 @@
         </w:rPr>
         <w:t xml:space="preserve"> से करता है जो आगे-पीछे हिलता है परन्तु कहीं नहीं जाता (</w:t>
       </w:r>
-      <w:hyperlink r:id="rId106">
-        <w:r>
-          <w:rPr>
-            <w:lang w:val="hi_IN" w:bidi="hi_IN"/>
-          </w:rPr>
-          <w:rPr>
-            <w:color w:val="0000EE"/>
-            <w:u w:val="single"/>
-          </w:rPr>
-          <w:t>नीति 26:14</w:t>
-        </w:r>
-      </w:hyperlink>
+      <w:r>
+        <w:rPr>
+          <w:lang w:val="hi_IN" w:bidi="hi_IN"/>
+        </w:rPr>
+        <w:t>नीति 26:14</w:t>
+      </w:r>
       <w:r>
         <w:rPr>
           <w:lang w:val="hi_IN" w:bidi="hi_IN"/>
         </w:rPr>
         <w:t>)। यह भी सिखाता है कि आलसी लोग मूर्ख होते हैं (</w:t>
       </w:r>
-      <w:hyperlink r:id="rId107">
-        <w:r>
-          <w:rPr>
-            <w:lang w:val="hi_IN" w:bidi="hi_IN"/>
-          </w:rPr>
-          <w:rPr>
-            <w:color w:val="0000EE"/>
-            <w:u w:val="single"/>
-          </w:rPr>
-          <w:t>22:13</w:t>
-        </w:r>
-      </w:hyperlink>
+      <w:r>
+        <w:rPr>
+          <w:lang w:val="hi_IN" w:bidi="hi_IN"/>
+        </w:rPr>
+        <w:t>22:13</w:t>
+      </w:r>
       <w:r>
         <w:rPr>
           <w:lang w:val="hi_IN" w:bidi="hi_IN"/>
         </w:rPr>
         <w:t>)। उनके काम की कमी गरीबी और मृत्यु की ओर ले जाती है (</w:t>
       </w:r>
-      <w:hyperlink r:id="rId108">
-        <w:r>
-          <w:rPr>
-            <w:lang w:val="hi_IN" w:bidi="hi_IN"/>
-          </w:rPr>
-          <w:rPr>
-            <w:color w:val="0000EE"/>
-            <w:u w:val="single"/>
-          </w:rPr>
-          <w:t>6:6–10</w:t>
-        </w:r>
-      </w:hyperlink>
-      <w:r>
-        <w:rPr>
-          <w:lang w:val="hi_IN" w:bidi="hi_IN"/>
-        </w:rPr>
-        <w:t xml:space="preserve">; </w:t>
-      </w:r>
-      <w:hyperlink r:id="rId109">
-        <w:r>
-          <w:rPr>
-            <w:lang w:val="hi_IN" w:bidi="hi_IN"/>
-          </w:rPr>
-          <w:rPr>
-            <w:color w:val="0000EE"/>
-            <w:u w:val="single"/>
-          </w:rPr>
-          <w:t>10:26</w:t>
-        </w:r>
-      </w:hyperlink>
-      <w:r>
-        <w:rPr>
-          <w:lang w:val="hi_IN" w:bidi="hi_IN"/>
-        </w:rPr>
-        <w:t xml:space="preserve">; </w:t>
-      </w:r>
-      <w:hyperlink r:id="rId110">
-        <w:r>
-          <w:rPr>
-            <w:lang w:val="hi_IN" w:bidi="hi_IN"/>
-          </w:rPr>
-          <w:rPr>
-            <w:color w:val="0000EE"/>
-            <w:u w:val="single"/>
-          </w:rPr>
-          <w:t>15:19</w:t>
-        </w:r>
-      </w:hyperlink>
-      <w:r>
-        <w:rPr>
-          <w:lang w:val="hi_IN" w:bidi="hi_IN"/>
-        </w:rPr>
-        <w:t xml:space="preserve">; </w:t>
-      </w:r>
-      <w:hyperlink r:id="rId111">
-        <w:r>
-          <w:rPr>
-            <w:lang w:val="hi_IN" w:bidi="hi_IN"/>
-          </w:rPr>
-          <w:rPr>
-            <w:color w:val="0000EE"/>
-            <w:u w:val="single"/>
-          </w:rPr>
-          <w:t>18:9</w:t>
-        </w:r>
-      </w:hyperlink>
-      <w:r>
-        <w:rPr>
-          <w:lang w:val="hi_IN" w:bidi="hi_IN"/>
-        </w:rPr>
-        <w:t xml:space="preserve">; </w:t>
-      </w:r>
-      <w:hyperlink r:id="rId112">
-        <w:r>
-          <w:rPr>
-            <w:lang w:val="hi_IN" w:bidi="hi_IN"/>
-          </w:rPr>
-          <w:rPr>
-            <w:color w:val="0000EE"/>
-            <w:u w:val="single"/>
-          </w:rPr>
-          <w:t>19:15</w:t>
-        </w:r>
-      </w:hyperlink>
+      <w:r>
+        <w:rPr>
+          <w:lang w:val="hi_IN" w:bidi="hi_IN"/>
+        </w:rPr>
+        <w:t>6:6–10</w:t>
+      </w:r>
+      <w:r>
+        <w:rPr>
+          <w:lang w:val="hi_IN" w:bidi="hi_IN"/>
+        </w:rPr>
+        <w:t xml:space="preserve">; </w:t>
+      </w:r>
+      <w:r>
+        <w:rPr>
+          <w:lang w:val="hi_IN" w:bidi="hi_IN"/>
+        </w:rPr>
+        <w:t>10:26</w:t>
+      </w:r>
+      <w:r>
+        <w:rPr>
+          <w:lang w:val="hi_IN" w:bidi="hi_IN"/>
+        </w:rPr>
+        <w:t xml:space="preserve">; </w:t>
+      </w:r>
+      <w:r>
+        <w:rPr>
+          <w:lang w:val="hi_IN" w:bidi="hi_IN"/>
+        </w:rPr>
+        <w:t>15:19</w:t>
+      </w:r>
+      <w:r>
+        <w:rPr>
+          <w:lang w:val="hi_IN" w:bidi="hi_IN"/>
+        </w:rPr>
+        <w:t xml:space="preserve">; </w:t>
+      </w:r>
+      <w:r>
+        <w:rPr>
+          <w:lang w:val="hi_IN" w:bidi="hi_IN"/>
+        </w:rPr>
+        <w:t>18:9</w:t>
+      </w:r>
+      <w:r>
+        <w:rPr>
+          <w:lang w:val="hi_IN" w:bidi="hi_IN"/>
+        </w:rPr>
+        <w:t xml:space="preserve">; </w:t>
+      </w:r>
+      <w:r>
+        <w:rPr>
+          <w:lang w:val="hi_IN" w:bidi="hi_IN"/>
+        </w:rPr>
+        <w:t>19:15</w:t>
+      </w:r>
       <w:r>
         <w:rPr>
           <w:lang w:val="hi_IN" w:bidi="hi_IN"/>
         </w:rPr>
         <w:t xml:space="preserve">, </w:t>
       </w:r>
-      <w:hyperlink r:id="rId113">
-        <w:r>
-          <w:rPr>
-            <w:lang w:val="hi_IN" w:bidi="hi_IN"/>
-          </w:rPr>
-          <w:rPr>
-            <w:color w:val="0000EE"/>
-            <w:u w:val="single"/>
-          </w:rPr>
-          <w:t>24</w:t>
-        </w:r>
-      </w:hyperlink>
-      <w:r>
-        <w:rPr>
-          <w:lang w:val="hi_IN" w:bidi="hi_IN"/>
-        </w:rPr>
-        <w:t xml:space="preserve">; </w:t>
-      </w:r>
-      <w:hyperlink r:id="rId114">
-        <w:r>
-          <w:rPr>
-            <w:lang w:val="hi_IN" w:bidi="hi_IN"/>
-          </w:rPr>
-          <w:rPr>
-            <w:color w:val="0000EE"/>
-            <w:u w:val="single"/>
-          </w:rPr>
-          <w:t>20:4</w:t>
-        </w:r>
-      </w:hyperlink>
-      <w:r>
-        <w:rPr>
-          <w:lang w:val="hi_IN" w:bidi="hi_IN"/>
-        </w:rPr>
-        <w:t xml:space="preserve">; </w:t>
-      </w:r>
-      <w:hyperlink r:id="rId115">
-        <w:r>
-          <w:rPr>
-            <w:lang w:val="hi_IN" w:bidi="hi_IN"/>
-          </w:rPr>
-          <w:rPr>
-            <w:color w:val="0000EE"/>
-            <w:u w:val="single"/>
-          </w:rPr>
-          <w:t>21:25</w:t>
-        </w:r>
-      </w:hyperlink>
-      <w:r>
-        <w:rPr>
-          <w:lang w:val="hi_IN" w:bidi="hi_IN"/>
-        </w:rPr>
-        <w:t xml:space="preserve">; </w:t>
-      </w:r>
-      <w:hyperlink r:id="rId107">
-        <w:r>
-          <w:rPr>
-            <w:lang w:val="hi_IN" w:bidi="hi_IN"/>
-          </w:rPr>
-          <w:rPr>
-            <w:color w:val="0000EE"/>
-            <w:u w:val="single"/>
-          </w:rPr>
-          <w:t>22:13</w:t>
-        </w:r>
-      </w:hyperlink>
-      <w:r>
-        <w:rPr>
-          <w:lang w:val="hi_IN" w:bidi="hi_IN"/>
-        </w:rPr>
-        <w:t xml:space="preserve">; </w:t>
-      </w:r>
-      <w:hyperlink r:id="rId116">
-        <w:r>
-          <w:rPr>
-            <w:lang w:val="hi_IN" w:bidi="hi_IN"/>
-          </w:rPr>
-          <w:rPr>
-            <w:color w:val="0000EE"/>
-            <w:u w:val="single"/>
-          </w:rPr>
-          <w:t>24:30–34</w:t>
-        </w:r>
-      </w:hyperlink>
-      <w:r>
-        <w:rPr>
-          <w:lang w:val="hi_IN" w:bidi="hi_IN"/>
-        </w:rPr>
-        <w:t xml:space="preserve">; </w:t>
-      </w:r>
-      <w:hyperlink r:id="rId117">
-        <w:r>
-          <w:rPr>
-            <w:lang w:val="hi_IN" w:bidi="hi_IN"/>
-          </w:rPr>
-          <w:rPr>
-            <w:color w:val="0000EE"/>
-            <w:u w:val="single"/>
-          </w:rPr>
-          <w:t>26:13–16</w:t>
-        </w:r>
-      </w:hyperlink>
+      <w:r>
+        <w:rPr>
+          <w:lang w:val="hi_IN" w:bidi="hi_IN"/>
+        </w:rPr>
+        <w:t>24</w:t>
+      </w:r>
+      <w:r>
+        <w:rPr>
+          <w:lang w:val="hi_IN" w:bidi="hi_IN"/>
+        </w:rPr>
+        <w:t xml:space="preserve">; </w:t>
+      </w:r>
+      <w:r>
+        <w:rPr>
+          <w:lang w:val="hi_IN" w:bidi="hi_IN"/>
+        </w:rPr>
+        <w:t>20:4</w:t>
+      </w:r>
+      <w:r>
+        <w:rPr>
+          <w:lang w:val="hi_IN" w:bidi="hi_IN"/>
+        </w:rPr>
+        <w:t xml:space="preserve">; </w:t>
+      </w:r>
+      <w:r>
+        <w:rPr>
+          <w:lang w:val="hi_IN" w:bidi="hi_IN"/>
+        </w:rPr>
+        <w:t>21:25</w:t>
+      </w:r>
+      <w:r>
+        <w:rPr>
+          <w:lang w:val="hi_IN" w:bidi="hi_IN"/>
+        </w:rPr>
+        <w:t xml:space="preserve">; </w:t>
+      </w:r>
+      <w:r>
+        <w:rPr>
+          <w:lang w:val="hi_IN" w:bidi="hi_IN"/>
+        </w:rPr>
+        <w:t>22:13</w:t>
+      </w:r>
+      <w:r>
+        <w:rPr>
+          <w:lang w:val="hi_IN" w:bidi="hi_IN"/>
+        </w:rPr>
+        <w:t xml:space="preserve">; </w:t>
+      </w:r>
+      <w:r>
+        <w:rPr>
+          <w:lang w:val="hi_IN" w:bidi="hi_IN"/>
+        </w:rPr>
+        <w:t>24:30–34</w:t>
+      </w:r>
+      <w:r>
+        <w:rPr>
+          <w:lang w:val="hi_IN" w:bidi="hi_IN"/>
+        </w:rPr>
+        <w:t xml:space="preserve">; </w:t>
+      </w:r>
+      <w:r>
+        <w:rPr>
+          <w:lang w:val="hi_IN" w:bidi="hi_IN"/>
+        </w:rPr>
+        <w:t>26:13–16</w:t>
+      </w:r>
       <w:r>
         <w:rPr>
           <w:lang w:val="hi_IN" w:bidi="hi_IN"/>
         </w:rPr>
         <w:t>)। इसके विपरीत, मेहनती लोग बुद्धिमान होते हैं। उनका काम पर्याप्त धन और एक अच्छे जीवन की ओर ले जाता है (</w:t>
       </w:r>
-      <w:hyperlink r:id="rId118">
-        <w:r>
-          <w:rPr>
-            <w:lang w:val="hi_IN" w:bidi="hi_IN"/>
-          </w:rPr>
-          <w:rPr>
-            <w:color w:val="0000EE"/>
-            <w:u w:val="single"/>
-          </w:rPr>
-          <w:t>10:4–6</w:t>
-        </w:r>
-      </w:hyperlink>
-      <w:r>
-        <w:rPr>
-          <w:lang w:val="hi_IN" w:bidi="hi_IN"/>
-        </w:rPr>
-        <w:t xml:space="preserve">; </w:t>
-      </w:r>
-      <w:hyperlink r:id="rId119">
-        <w:r>
-          <w:rPr>
-            <w:lang w:val="hi_IN" w:bidi="hi_IN"/>
-          </w:rPr>
-          <w:rPr>
-            <w:color w:val="0000EE"/>
-            <w:u w:val="single"/>
-          </w:rPr>
-          <w:t>12:11</w:t>
-        </w:r>
-      </w:hyperlink>
-      <w:r>
-        <w:rPr>
-          <w:lang w:val="hi_IN" w:bidi="hi_IN"/>
-        </w:rPr>
-        <w:t xml:space="preserve">; </w:t>
-      </w:r>
-      <w:hyperlink r:id="rId120">
-        <w:r>
-          <w:rPr>
-            <w:lang w:val="hi_IN" w:bidi="hi_IN"/>
-          </w:rPr>
-          <w:rPr>
-            <w:color w:val="0000EE"/>
-            <w:u w:val="single"/>
-          </w:rPr>
-          <w:t>13:4</w:t>
-        </w:r>
-      </w:hyperlink>
-      <w:r>
-        <w:rPr>
-          <w:lang w:val="hi_IN" w:bidi="hi_IN"/>
-        </w:rPr>
-        <w:t xml:space="preserve">; </w:t>
-      </w:r>
-      <w:hyperlink r:id="rId121">
-        <w:r>
-          <w:rPr>
-            <w:lang w:val="hi_IN" w:bidi="hi_IN"/>
-          </w:rPr>
-          <w:rPr>
-            <w:color w:val="0000EE"/>
-            <w:u w:val="single"/>
-          </w:rPr>
-          <w:t>20:13</w:t>
-        </w:r>
-      </w:hyperlink>
-      <w:r>
-        <w:rPr>
-          <w:lang w:val="hi_IN" w:bidi="hi_IN"/>
-        </w:rPr>
-        <w:t xml:space="preserve">; </w:t>
-      </w:r>
-      <w:hyperlink r:id="rId122">
-        <w:r>
-          <w:rPr>
-            <w:lang w:val="hi_IN" w:bidi="hi_IN"/>
-          </w:rPr>
-          <w:rPr>
-            <w:color w:val="0000EE"/>
-            <w:u w:val="single"/>
-          </w:rPr>
-          <w:t>31:10–27</w:t>
-        </w:r>
-      </w:hyperlink>
+      <w:r>
+        <w:rPr>
+          <w:lang w:val="hi_IN" w:bidi="hi_IN"/>
+        </w:rPr>
+        <w:t>10:4–6</w:t>
+      </w:r>
+      <w:r>
+        <w:rPr>
+          <w:lang w:val="hi_IN" w:bidi="hi_IN"/>
+        </w:rPr>
+        <w:t xml:space="preserve">; </w:t>
+      </w:r>
+      <w:r>
+        <w:rPr>
+          <w:lang w:val="hi_IN" w:bidi="hi_IN"/>
+        </w:rPr>
+        <w:t>12:11</w:t>
+      </w:r>
+      <w:r>
+        <w:rPr>
+          <w:lang w:val="hi_IN" w:bidi="hi_IN"/>
+        </w:rPr>
+        <w:t xml:space="preserve">; </w:t>
+      </w:r>
+      <w:r>
+        <w:rPr>
+          <w:lang w:val="hi_IN" w:bidi="hi_IN"/>
+        </w:rPr>
+        <w:t>13:4</w:t>
+      </w:r>
+      <w:r>
+        <w:rPr>
+          <w:lang w:val="hi_IN" w:bidi="hi_IN"/>
+        </w:rPr>
+        <w:t xml:space="preserve">; </w:t>
+      </w:r>
+      <w:r>
+        <w:rPr>
+          <w:lang w:val="hi_IN" w:bidi="hi_IN"/>
+        </w:rPr>
+        <w:t>20:13</w:t>
+      </w:r>
+      <w:r>
+        <w:rPr>
+          <w:lang w:val="hi_IN" w:bidi="hi_IN"/>
+        </w:rPr>
+        <w:t xml:space="preserve">; </w:t>
+      </w:r>
+      <w:r>
+        <w:rPr>
+          <w:lang w:val="hi_IN" w:bidi="hi_IN"/>
+        </w:rPr>
+        <w:t>31:10–27</w:t>
+      </w:r>
       <w:r>
         <w:rPr>
           <w:lang w:val="hi_IN" w:bidi="hi_IN"/>
@@ -3452,90 +2534,60 @@
         </w:rPr>
         <w:t>परम अर्थ और पूर्णता कठिन परिश्रम से नहीं मिलते (</w:t>
       </w:r>
-      <w:hyperlink r:id="rId123">
-        <w:r>
-          <w:rPr>
-            <w:lang w:val="hi_IN" w:bidi="hi_IN"/>
-          </w:rPr>
-          <w:rPr>
-            <w:color w:val="0000EE"/>
-            <w:u w:val="single"/>
-          </w:rPr>
-          <w:t>सभो 2:17–26</w:t>
-        </w:r>
-      </w:hyperlink>
+      <w:r>
+        <w:rPr>
+          <w:lang w:val="hi_IN" w:bidi="hi_IN"/>
+        </w:rPr>
+        <w:t>सभो 2:17–26</w:t>
+      </w:r>
       <w:r>
         <w:rPr>
           <w:lang w:val="hi_IN" w:bidi="hi_IN"/>
         </w:rPr>
         <w:t>)। हमें परमेश्वर की प्रबन्ध करने की क्षमता को नहीं भूलना चाहिए (</w:t>
       </w:r>
-      <w:hyperlink r:id="rId124">
-        <w:r>
-          <w:rPr>
-            <w:lang w:val="hi_IN" w:bidi="hi_IN"/>
-          </w:rPr>
-          <w:rPr>
-            <w:color w:val="0000EE"/>
-            <w:u w:val="single"/>
-          </w:rPr>
-          <w:t>भज 127:2</w:t>
-        </w:r>
-      </w:hyperlink>
+      <w:r>
+        <w:rPr>
+          <w:lang w:val="hi_IN" w:bidi="hi_IN"/>
+        </w:rPr>
+        <w:t>भज 127:2</w:t>
+      </w:r>
       <w:r>
         <w:rPr>
           <w:lang w:val="hi_IN" w:bidi="hi_IN"/>
         </w:rPr>
         <w:t>)। परन्तु इसका यह अर्थ नहीं कि हम आलसी बनने का बहाना बना लें। परमेश्वर ने हमें इस उद्देश्य से बनाया है कि हम अपने वरदानों और योग्यताओं का उपयोग करें, फलदायी बनें और अपने तथा दूसरों की आवश्यकताओं को पूरा करें (</w:t>
       </w:r>
-      <w:hyperlink r:id="rId125">
-        <w:r>
-          <w:rPr>
-            <w:lang w:val="hi_IN" w:bidi="hi_IN"/>
-          </w:rPr>
-          <w:rPr>
-            <w:color w:val="0000EE"/>
-            <w:u w:val="single"/>
-          </w:rPr>
-          <w:t>इफि 4:28</w:t>
-        </w:r>
-      </w:hyperlink>
-      <w:r>
-        <w:rPr>
-          <w:lang w:val="hi_IN" w:bidi="hi_IN"/>
-        </w:rPr>
-        <w:t xml:space="preserve">; </w:t>
-      </w:r>
-      <w:hyperlink r:id="rId126">
-        <w:r>
-          <w:rPr>
-            <w:lang w:val="hi_IN" w:bidi="hi_IN"/>
-          </w:rPr>
-          <w:rPr>
-            <w:color w:val="0000EE"/>
-            <w:u w:val="single"/>
-          </w:rPr>
-          <w:t>1 थिस्स 4:11–12</w:t>
-        </w:r>
-      </w:hyperlink>
-      <w:r>
-        <w:rPr>
-          <w:lang w:val="hi_IN" w:bidi="hi_IN"/>
-        </w:rPr>
-        <w:t xml:space="preserve">; </w:t>
-      </w:r>
-      <w:hyperlink r:id="rId127">
-        <w:r>
-          <w:rPr>
-            <w:lang w:val="hi_IN" w:bidi="hi_IN"/>
-          </w:rPr>
-          <w:rPr>
-            <w:color w:val="0000EE"/>
-            <w:u w:val="single"/>
-          </w:rPr>
-          <w:t>2 थिस्स 3:6–13</w:t>
-        </w:r>
-      </w:hyperlink>
+      <w:r>
+        <w:rPr>
+          <w:lang w:val="hi_IN" w:bidi="hi_IN"/>
+        </w:rPr>
+        <w:t>इफि 4:28</w:t>
+      </w:r>
+      <w:r>
+        <w:rPr>
+          <w:lang w:val="hi_IN" w:bidi="hi_IN"/>
+        </w:rPr>
+        <w:t xml:space="preserve">; </w:t>
+      </w:r>
+      <w:r>
+        <w:rPr>
+          <w:lang w:val="hi_IN" w:bidi="hi_IN"/>
+        </w:rPr>
+        <w:t>1 थिस्स 4:11–12</w:t>
+      </w:r>
+      <w:r>
+        <w:rPr>
+          <w:lang w:val="hi_IN" w:bidi="hi_IN"/>
+        </w:rPr>
+        <w:t xml:space="preserve">; </w:t>
+      </w:r>
+      <w:r>
+        <w:rPr>
+          <w:lang w:val="hi_IN" w:bidi="hi_IN"/>
+        </w:rPr>
+        <w:t>2 थिस्स 3:6–13</w:t>
+      </w:r>
       <w:r>
         <w:rPr>
           <w:lang w:val="hi_IN" w:bidi="hi_IN"/>
@@ -3565,522 +2617,348 @@
           <w:lang w:val="hi_IN" w:bidi="hi_IN"/>
         </w:rPr>
       </w:r>
-      <w:hyperlink r:id="rId128">
-        <w:r>
-          <w:rPr>
-            <w:lang w:val="hi_IN" w:bidi="hi_IN"/>
-          </w:rPr>
-          <w:rPr>
-            <w:color w:val="0000EE"/>
-            <w:u w:val="single"/>
-          </w:rPr>
-          <w:t>निर्गमन 23:12</w:t>
-        </w:r>
-      </w:hyperlink>
-      <w:r>
-        <w:rPr>
-          <w:lang w:val="hi_IN" w:bidi="hi_IN"/>
-        </w:rPr>
-        <w:t xml:space="preserve">; </w:t>
-      </w:r>
-      <w:hyperlink r:id="rId129">
-        <w:r>
-          <w:rPr>
-            <w:lang w:val="hi_IN" w:bidi="hi_IN"/>
-          </w:rPr>
-          <w:rPr>
-            <w:color w:val="0000EE"/>
-            <w:u w:val="single"/>
-          </w:rPr>
-          <w:t>नीतिवचन 6:6–11</w:t>
-        </w:r>
-      </w:hyperlink>
-      <w:r>
-        <w:rPr>
-          <w:lang w:val="hi_IN" w:bidi="hi_IN"/>
-        </w:rPr>
-        <w:t xml:space="preserve">; </w:t>
-      </w:r>
-      <w:hyperlink r:id="rId118">
-        <w:r>
-          <w:rPr>
-            <w:lang w:val="hi_IN" w:bidi="hi_IN"/>
-          </w:rPr>
-          <w:rPr>
-            <w:color w:val="0000EE"/>
-            <w:u w:val="single"/>
-          </w:rPr>
-          <w:t>10:4–6</w:t>
-        </w:r>
-      </w:hyperlink>
+      <w:r>
+        <w:rPr>
+          <w:lang w:val="hi_IN" w:bidi="hi_IN"/>
+        </w:rPr>
+        <w:t>निर्गमन 23:12</w:t>
+      </w:r>
+      <w:r>
+        <w:rPr>
+          <w:lang w:val="hi_IN" w:bidi="hi_IN"/>
+        </w:rPr>
+        <w:t xml:space="preserve">; </w:t>
+      </w:r>
+      <w:r>
+        <w:rPr>
+          <w:lang w:val="hi_IN" w:bidi="hi_IN"/>
+        </w:rPr>
+        <w:t>नीतिवचन 6:6–11</w:t>
+      </w:r>
+      <w:r>
+        <w:rPr>
+          <w:lang w:val="hi_IN" w:bidi="hi_IN"/>
+        </w:rPr>
+        <w:t xml:space="preserve">; </w:t>
+      </w:r>
+      <w:r>
+        <w:rPr>
+          <w:lang w:val="hi_IN" w:bidi="hi_IN"/>
+        </w:rPr>
+        <w:t>10:4–6</w:t>
+      </w:r>
       <w:r>
         <w:rPr>
           <w:lang w:val="hi_IN" w:bidi="hi_IN"/>
         </w:rPr>
         <w:t xml:space="preserve">, </w:t>
       </w:r>
-      <w:hyperlink r:id="rId109">
-        <w:r>
-          <w:rPr>
-            <w:lang w:val="hi_IN" w:bidi="hi_IN"/>
-          </w:rPr>
-          <w:rPr>
-            <w:color w:val="0000EE"/>
-            <w:u w:val="single"/>
-          </w:rPr>
-          <w:t>26</w:t>
-        </w:r>
-      </w:hyperlink>
-      <w:r>
-        <w:rPr>
-          <w:lang w:val="hi_IN" w:bidi="hi_IN"/>
-        </w:rPr>
-        <w:t xml:space="preserve">; </w:t>
-      </w:r>
-      <w:hyperlink r:id="rId119">
-        <w:r>
-          <w:rPr>
-            <w:lang w:val="hi_IN" w:bidi="hi_IN"/>
-          </w:rPr>
-          <w:rPr>
-            <w:color w:val="0000EE"/>
-            <w:u w:val="single"/>
-          </w:rPr>
-          <w:t>12:11</w:t>
-        </w:r>
-      </w:hyperlink>
+      <w:r>
+        <w:rPr>
+          <w:lang w:val="hi_IN" w:bidi="hi_IN"/>
+        </w:rPr>
+        <w:t>26</w:t>
+      </w:r>
+      <w:r>
+        <w:rPr>
+          <w:lang w:val="hi_IN" w:bidi="hi_IN"/>
+        </w:rPr>
+        <w:t xml:space="preserve">; </w:t>
+      </w:r>
+      <w:r>
+        <w:rPr>
+          <w:lang w:val="hi_IN" w:bidi="hi_IN"/>
+        </w:rPr>
+        <w:t>12:11</w:t>
+      </w:r>
       <w:r>
         <w:rPr>
           <w:lang w:val="hi_IN" w:bidi="hi_IN"/>
         </w:rPr>
         <w:t xml:space="preserve">, </w:t>
       </w:r>
-      <w:hyperlink r:id="rId130">
-        <w:r>
-          <w:rPr>
-            <w:lang w:val="hi_IN" w:bidi="hi_IN"/>
-          </w:rPr>
-          <w:rPr>
-            <w:color w:val="0000EE"/>
-            <w:u w:val="single"/>
-          </w:rPr>
-          <w:t>24</w:t>
-        </w:r>
-      </w:hyperlink>
+      <w:r>
+        <w:rPr>
+          <w:lang w:val="hi_IN" w:bidi="hi_IN"/>
+        </w:rPr>
+        <w:t>24</w:t>
+      </w:r>
       <w:r>
         <w:rPr>
           <w:lang w:val="hi_IN" w:bidi="hi_IN"/>
         </w:rPr>
         <w:t xml:space="preserve">, </w:t>
       </w:r>
-      <w:hyperlink r:id="rId131">
-        <w:r>
-          <w:rPr>
-            <w:lang w:val="hi_IN" w:bidi="hi_IN"/>
-          </w:rPr>
-          <w:rPr>
-            <w:color w:val="0000EE"/>
-            <w:u w:val="single"/>
-          </w:rPr>
-          <w:t>27</w:t>
-        </w:r>
-      </w:hyperlink>
-      <w:r>
-        <w:rPr>
-          <w:lang w:val="hi_IN" w:bidi="hi_IN"/>
-        </w:rPr>
-        <w:t xml:space="preserve">; </w:t>
-      </w:r>
-      <w:hyperlink r:id="rId120">
-        <w:r>
-          <w:rPr>
-            <w:lang w:val="hi_IN" w:bidi="hi_IN"/>
-          </w:rPr>
-          <w:rPr>
-            <w:color w:val="0000EE"/>
-            <w:u w:val="single"/>
-          </w:rPr>
-          <w:t>13:4</w:t>
-        </w:r>
-      </w:hyperlink>
+      <w:r>
+        <w:rPr>
+          <w:lang w:val="hi_IN" w:bidi="hi_IN"/>
+        </w:rPr>
+        <w:t>27</w:t>
+      </w:r>
+      <w:r>
+        <w:rPr>
+          <w:lang w:val="hi_IN" w:bidi="hi_IN"/>
+        </w:rPr>
+        <w:t xml:space="preserve">; </w:t>
+      </w:r>
+      <w:r>
+        <w:rPr>
+          <w:lang w:val="hi_IN" w:bidi="hi_IN"/>
+        </w:rPr>
+        <w:t>13:4</w:t>
+      </w:r>
       <w:r>
         <w:rPr>
           <w:lang w:val="hi_IN" w:bidi="hi_IN"/>
         </w:rPr>
         <w:t xml:space="preserve">, </w:t>
       </w:r>
-      <w:hyperlink r:id="rId132">
-        <w:r>
-          <w:rPr>
-            <w:lang w:val="hi_IN" w:bidi="hi_IN"/>
-          </w:rPr>
-          <w:rPr>
-            <w:color w:val="0000EE"/>
-            <w:u w:val="single"/>
-          </w:rPr>
-          <w:t>11</w:t>
-        </w:r>
-      </w:hyperlink>
-      <w:r>
-        <w:rPr>
-          <w:lang w:val="hi_IN" w:bidi="hi_IN"/>
-        </w:rPr>
-        <w:t xml:space="preserve">; </w:t>
-      </w:r>
-      <w:hyperlink r:id="rId133">
-        <w:r>
-          <w:rPr>
-            <w:lang w:val="hi_IN" w:bidi="hi_IN"/>
-          </w:rPr>
-          <w:rPr>
-            <w:color w:val="0000EE"/>
-            <w:u w:val="single"/>
-          </w:rPr>
-          <w:t>14:4</w:t>
-        </w:r>
-      </w:hyperlink>
+      <w:r>
+        <w:rPr>
+          <w:lang w:val="hi_IN" w:bidi="hi_IN"/>
+        </w:rPr>
+        <w:t>11</w:t>
+      </w:r>
+      <w:r>
+        <w:rPr>
+          <w:lang w:val="hi_IN" w:bidi="hi_IN"/>
+        </w:rPr>
+        <w:t xml:space="preserve">; </w:t>
+      </w:r>
+      <w:r>
+        <w:rPr>
+          <w:lang w:val="hi_IN" w:bidi="hi_IN"/>
+        </w:rPr>
+        <w:t>14:4</w:t>
+      </w:r>
       <w:r>
         <w:rPr>
           <w:lang w:val="hi_IN" w:bidi="hi_IN"/>
         </w:rPr>
         <w:t xml:space="preserve">, </w:t>
       </w:r>
-      <w:hyperlink r:id="rId134">
-        <w:r>
-          <w:rPr>
-            <w:lang w:val="hi_IN" w:bidi="hi_IN"/>
-          </w:rPr>
-          <w:rPr>
-            <w:color w:val="0000EE"/>
-            <w:u w:val="single"/>
-          </w:rPr>
-          <w:t>23</w:t>
-        </w:r>
-      </w:hyperlink>
-      <w:r>
-        <w:rPr>
-          <w:lang w:val="hi_IN" w:bidi="hi_IN"/>
-        </w:rPr>
-        <w:t xml:space="preserve">; </w:t>
-      </w:r>
-      <w:hyperlink r:id="rId110">
-        <w:r>
-          <w:rPr>
-            <w:lang w:val="hi_IN" w:bidi="hi_IN"/>
-          </w:rPr>
-          <w:rPr>
-            <w:color w:val="0000EE"/>
-            <w:u w:val="single"/>
-          </w:rPr>
-          <w:t>15:19</w:t>
-        </w:r>
-      </w:hyperlink>
-      <w:r>
-        <w:rPr>
-          <w:lang w:val="hi_IN" w:bidi="hi_IN"/>
-        </w:rPr>
-        <w:t xml:space="preserve">; </w:t>
-      </w:r>
-      <w:hyperlink r:id="rId111">
-        <w:r>
-          <w:rPr>
-            <w:lang w:val="hi_IN" w:bidi="hi_IN"/>
-          </w:rPr>
-          <w:rPr>
-            <w:color w:val="0000EE"/>
-            <w:u w:val="single"/>
-          </w:rPr>
-          <w:t>18:9</w:t>
-        </w:r>
-      </w:hyperlink>
-      <w:r>
-        <w:rPr>
-          <w:lang w:val="hi_IN" w:bidi="hi_IN"/>
-        </w:rPr>
-        <w:t xml:space="preserve">; </w:t>
-      </w:r>
-      <w:hyperlink r:id="rId112">
-        <w:r>
-          <w:rPr>
-            <w:lang w:val="hi_IN" w:bidi="hi_IN"/>
-          </w:rPr>
-          <w:rPr>
-            <w:color w:val="0000EE"/>
-            <w:u w:val="single"/>
-          </w:rPr>
-          <w:t>19:15</w:t>
-        </w:r>
-      </w:hyperlink>
-      <w:r>
-        <w:rPr>
-          <w:lang w:val="hi_IN" w:bidi="hi_IN"/>
-        </w:rPr>
-        <w:t xml:space="preserve">; </w:t>
-      </w:r>
-      <w:hyperlink r:id="rId135">
-        <w:r>
-          <w:rPr>
-            <w:lang w:val="hi_IN" w:bidi="hi_IN"/>
-          </w:rPr>
-          <w:rPr>
-            <w:color w:val="0000EE"/>
-            <w:u w:val="single"/>
-          </w:rPr>
-          <w:t>21:5</w:t>
-        </w:r>
-      </w:hyperlink>
+      <w:r>
+        <w:rPr>
+          <w:lang w:val="hi_IN" w:bidi="hi_IN"/>
+        </w:rPr>
+        <w:t>23</w:t>
+      </w:r>
+      <w:r>
+        <w:rPr>
+          <w:lang w:val="hi_IN" w:bidi="hi_IN"/>
+        </w:rPr>
+        <w:t xml:space="preserve">; </w:t>
+      </w:r>
+      <w:r>
+        <w:rPr>
+          <w:lang w:val="hi_IN" w:bidi="hi_IN"/>
+        </w:rPr>
+        <w:t>15:19</w:t>
+      </w:r>
+      <w:r>
+        <w:rPr>
+          <w:lang w:val="hi_IN" w:bidi="hi_IN"/>
+        </w:rPr>
+        <w:t xml:space="preserve">; </w:t>
+      </w:r>
+      <w:r>
+        <w:rPr>
+          <w:lang w:val="hi_IN" w:bidi="hi_IN"/>
+        </w:rPr>
+        <w:t>18:9</w:t>
+      </w:r>
+      <w:r>
+        <w:rPr>
+          <w:lang w:val="hi_IN" w:bidi="hi_IN"/>
+        </w:rPr>
+        <w:t xml:space="preserve">; </w:t>
+      </w:r>
+      <w:r>
+        <w:rPr>
+          <w:lang w:val="hi_IN" w:bidi="hi_IN"/>
+        </w:rPr>
+        <w:t>19:15</w:t>
+      </w:r>
+      <w:r>
+        <w:rPr>
+          <w:lang w:val="hi_IN" w:bidi="hi_IN"/>
+        </w:rPr>
+        <w:t xml:space="preserve">; </w:t>
+      </w:r>
+      <w:r>
+        <w:rPr>
+          <w:lang w:val="hi_IN" w:bidi="hi_IN"/>
+        </w:rPr>
+        <w:t>21:5</w:t>
+      </w:r>
       <w:r>
         <w:rPr>
           <w:lang w:val="hi_IN" w:bidi="hi_IN"/>
         </w:rPr>
         <w:t xml:space="preserve">, </w:t>
       </w:r>
-      <w:hyperlink r:id="rId115">
-        <w:r>
-          <w:rPr>
-            <w:lang w:val="hi_IN" w:bidi="hi_IN"/>
-          </w:rPr>
-          <w:rPr>
-            <w:color w:val="0000EE"/>
-            <w:u w:val="single"/>
-          </w:rPr>
-          <w:t>25</w:t>
-        </w:r>
-      </w:hyperlink>
-      <w:r>
-        <w:rPr>
-          <w:lang w:val="hi_IN" w:bidi="hi_IN"/>
-        </w:rPr>
-        <w:t xml:space="preserve">; </w:t>
-      </w:r>
-      <w:hyperlink r:id="rId116">
-        <w:r>
-          <w:rPr>
-            <w:lang w:val="hi_IN" w:bidi="hi_IN"/>
-          </w:rPr>
-          <w:rPr>
-            <w:color w:val="0000EE"/>
-            <w:u w:val="single"/>
-          </w:rPr>
-          <w:t>24:30–34</w:t>
-        </w:r>
-      </w:hyperlink>
-      <w:r>
-        <w:rPr>
-          <w:lang w:val="hi_IN" w:bidi="hi_IN"/>
-        </w:rPr>
-        <w:t xml:space="preserve">; </w:t>
-      </w:r>
-      <w:hyperlink r:id="rId117">
-        <w:r>
-          <w:rPr>
-            <w:lang w:val="hi_IN" w:bidi="hi_IN"/>
-          </w:rPr>
-          <w:rPr>
-            <w:color w:val="0000EE"/>
-            <w:u w:val="single"/>
-          </w:rPr>
-          <w:t>26:13–16</w:t>
-        </w:r>
-      </w:hyperlink>
-      <w:r>
-        <w:rPr>
-          <w:lang w:val="hi_IN" w:bidi="hi_IN"/>
-        </w:rPr>
-        <w:t xml:space="preserve">; </w:t>
-      </w:r>
-      <w:hyperlink r:id="rId136">
-        <w:r>
-          <w:rPr>
-            <w:lang w:val="hi_IN" w:bidi="hi_IN"/>
-          </w:rPr>
-          <w:rPr>
-            <w:color w:val="0000EE"/>
-            <w:u w:val="single"/>
-          </w:rPr>
-          <w:t>28:19</w:t>
-        </w:r>
-      </w:hyperlink>
-      <w:r>
-        <w:rPr>
-          <w:lang w:val="hi_IN" w:bidi="hi_IN"/>
-        </w:rPr>
-        <w:t xml:space="preserve">; </w:t>
-      </w:r>
-      <w:hyperlink r:id="rId137">
-        <w:r>
-          <w:rPr>
-            <w:lang w:val="hi_IN" w:bidi="hi_IN"/>
-          </w:rPr>
-          <w:rPr>
-            <w:color w:val="0000EE"/>
-            <w:u w:val="single"/>
-          </w:rPr>
-          <w:t>31:10–31</w:t>
-        </w:r>
-      </w:hyperlink>
-      <w:r>
-        <w:rPr>
-          <w:lang w:val="hi_IN" w:bidi="hi_IN"/>
-        </w:rPr>
-        <w:t xml:space="preserve">; </w:t>
-      </w:r>
-      <w:hyperlink r:id="rId138">
-        <w:r>
-          <w:rPr>
-            <w:lang w:val="hi_IN" w:bidi="hi_IN"/>
-          </w:rPr>
-          <w:rPr>
-            <w:color w:val="0000EE"/>
-            <w:u w:val="single"/>
-          </w:rPr>
-          <w:t>सभोपदेशक 2:18–26</w:t>
-        </w:r>
-      </w:hyperlink>
-      <w:r>
-        <w:rPr>
-          <w:lang w:val="hi_IN" w:bidi="hi_IN"/>
-        </w:rPr>
-        <w:t xml:space="preserve">; </w:t>
-      </w:r>
-      <w:hyperlink r:id="rId139">
-        <w:r>
-          <w:rPr>
-            <w:lang w:val="hi_IN" w:bidi="hi_IN"/>
-          </w:rPr>
-          <w:rPr>
-            <w:color w:val="0000EE"/>
-            <w:u w:val="single"/>
-          </w:rPr>
-          <w:t>4:5–6</w:t>
-        </w:r>
-      </w:hyperlink>
-      <w:r>
-        <w:rPr>
-          <w:lang w:val="hi_IN" w:bidi="hi_IN"/>
-        </w:rPr>
-        <w:t xml:space="preserve">; </w:t>
-      </w:r>
-      <w:hyperlink r:id="rId140">
-        <w:r>
-          <w:rPr>
-            <w:lang w:val="hi_IN" w:bidi="hi_IN"/>
-          </w:rPr>
-          <w:rPr>
-            <w:color w:val="0000EE"/>
-            <w:u w:val="single"/>
-          </w:rPr>
-          <w:t>5:12</w:t>
-        </w:r>
-      </w:hyperlink>
-      <w:r>
-        <w:rPr>
-          <w:lang w:val="hi_IN" w:bidi="hi_IN"/>
-        </w:rPr>
-        <w:t xml:space="preserve">; </w:t>
-      </w:r>
-      <w:hyperlink r:id="rId141">
-        <w:r>
-          <w:rPr>
-            <w:lang w:val="hi_IN" w:bidi="hi_IN"/>
-          </w:rPr>
-          <w:rPr>
-            <w:color w:val="0000EE"/>
-            <w:u w:val="single"/>
-          </w:rPr>
-          <w:t>9:10</w:t>
-        </w:r>
-      </w:hyperlink>
-      <w:r>
-        <w:rPr>
-          <w:lang w:val="hi_IN" w:bidi="hi_IN"/>
-        </w:rPr>
-        <w:t xml:space="preserve">; </w:t>
-      </w:r>
-      <w:hyperlink r:id="rId142">
-        <w:r>
-          <w:rPr>
-            <w:lang w:val="hi_IN" w:bidi="hi_IN"/>
-          </w:rPr>
-          <w:rPr>
-            <w:color w:val="0000EE"/>
-            <w:u w:val="single"/>
-          </w:rPr>
-          <w:t>11:4–6</w:t>
-        </w:r>
-      </w:hyperlink>
-      <w:r>
-        <w:rPr>
-          <w:lang w:val="hi_IN" w:bidi="hi_IN"/>
-        </w:rPr>
-        <w:t xml:space="preserve">; </w:t>
-      </w:r>
-      <w:hyperlink r:id="rId143">
-        <w:r>
-          <w:rPr>
-            <w:lang w:val="hi_IN" w:bidi="hi_IN"/>
-          </w:rPr>
-          <w:rPr>
-            <w:color w:val="0000EE"/>
-            <w:u w:val="single"/>
-          </w:rPr>
-          <w:t>रोमियों 12:11</w:t>
-        </w:r>
-      </w:hyperlink>
-      <w:r>
-        <w:rPr>
-          <w:lang w:val="hi_IN" w:bidi="hi_IN"/>
-        </w:rPr>
-        <w:t xml:space="preserve">; </w:t>
-      </w:r>
-      <w:hyperlink r:id="rId125">
-        <w:r>
-          <w:rPr>
-            <w:lang w:val="hi_IN" w:bidi="hi_IN"/>
-          </w:rPr>
-          <w:rPr>
-            <w:color w:val="0000EE"/>
-            <w:u w:val="single"/>
-          </w:rPr>
-          <w:t>इफिसियों 4:28</w:t>
-        </w:r>
-      </w:hyperlink>
-      <w:r>
-        <w:rPr>
-          <w:lang w:val="hi_IN" w:bidi="hi_IN"/>
-        </w:rPr>
-        <w:t xml:space="preserve">; </w:t>
-      </w:r>
-      <w:hyperlink r:id="rId126">
-        <w:r>
-          <w:rPr>
-            <w:lang w:val="hi_IN" w:bidi="hi_IN"/>
-          </w:rPr>
-          <w:rPr>
-            <w:color w:val="0000EE"/>
-            <w:u w:val="single"/>
-          </w:rPr>
-          <w:t>1 थिस्सलुनीकियों 4:11–12</w:t>
-        </w:r>
-      </w:hyperlink>
-      <w:r>
-        <w:rPr>
-          <w:lang w:val="hi_IN" w:bidi="hi_IN"/>
-        </w:rPr>
-        <w:t xml:space="preserve">; </w:t>
-      </w:r>
-      <w:hyperlink r:id="rId144">
-        <w:r>
-          <w:rPr>
-            <w:lang w:val="hi_IN" w:bidi="hi_IN"/>
-          </w:rPr>
-          <w:rPr>
-            <w:color w:val="0000EE"/>
-            <w:u w:val="single"/>
-          </w:rPr>
-          <w:t>2 थिस्सलुनीकियों 3:10–15</w:t>
-        </w:r>
-      </w:hyperlink>
+      <w:r>
+        <w:rPr>
+          <w:lang w:val="hi_IN" w:bidi="hi_IN"/>
+        </w:rPr>
+        <w:t>25</w:t>
+      </w:r>
+      <w:r>
+        <w:rPr>
+          <w:lang w:val="hi_IN" w:bidi="hi_IN"/>
+        </w:rPr>
+        <w:t xml:space="preserve">; </w:t>
+      </w:r>
+      <w:r>
+        <w:rPr>
+          <w:lang w:val="hi_IN" w:bidi="hi_IN"/>
+        </w:rPr>
+        <w:t>24:30–34</w:t>
+      </w:r>
+      <w:r>
+        <w:rPr>
+          <w:lang w:val="hi_IN" w:bidi="hi_IN"/>
+        </w:rPr>
+        <w:t xml:space="preserve">; </w:t>
+      </w:r>
+      <w:r>
+        <w:rPr>
+          <w:lang w:val="hi_IN" w:bidi="hi_IN"/>
+        </w:rPr>
+        <w:t>26:13–16</w:t>
+      </w:r>
+      <w:r>
+        <w:rPr>
+          <w:lang w:val="hi_IN" w:bidi="hi_IN"/>
+        </w:rPr>
+        <w:t xml:space="preserve">; </w:t>
+      </w:r>
+      <w:r>
+        <w:rPr>
+          <w:lang w:val="hi_IN" w:bidi="hi_IN"/>
+        </w:rPr>
+        <w:t>28:19</w:t>
+      </w:r>
+      <w:r>
+        <w:rPr>
+          <w:lang w:val="hi_IN" w:bidi="hi_IN"/>
+        </w:rPr>
+        <w:t xml:space="preserve">; </w:t>
+      </w:r>
+      <w:r>
+        <w:rPr>
+          <w:lang w:val="hi_IN" w:bidi="hi_IN"/>
+        </w:rPr>
+        <w:t>31:10–31</w:t>
+      </w:r>
+      <w:r>
+        <w:rPr>
+          <w:lang w:val="hi_IN" w:bidi="hi_IN"/>
+        </w:rPr>
+        <w:t xml:space="preserve">; </w:t>
+      </w:r>
+      <w:r>
+        <w:rPr>
+          <w:lang w:val="hi_IN" w:bidi="hi_IN"/>
+        </w:rPr>
+        <w:t>सभोपदेशक 2:18–26</w:t>
+      </w:r>
+      <w:r>
+        <w:rPr>
+          <w:lang w:val="hi_IN" w:bidi="hi_IN"/>
+        </w:rPr>
+        <w:t xml:space="preserve">; </w:t>
+      </w:r>
+      <w:r>
+        <w:rPr>
+          <w:lang w:val="hi_IN" w:bidi="hi_IN"/>
+        </w:rPr>
+        <w:t>4:5–6</w:t>
+      </w:r>
+      <w:r>
+        <w:rPr>
+          <w:lang w:val="hi_IN" w:bidi="hi_IN"/>
+        </w:rPr>
+        <w:t xml:space="preserve">; </w:t>
+      </w:r>
+      <w:r>
+        <w:rPr>
+          <w:lang w:val="hi_IN" w:bidi="hi_IN"/>
+        </w:rPr>
+        <w:t>5:12</w:t>
+      </w:r>
+      <w:r>
+        <w:rPr>
+          <w:lang w:val="hi_IN" w:bidi="hi_IN"/>
+        </w:rPr>
+        <w:t xml:space="preserve">; </w:t>
+      </w:r>
+      <w:r>
+        <w:rPr>
+          <w:lang w:val="hi_IN" w:bidi="hi_IN"/>
+        </w:rPr>
+        <w:t>9:10</w:t>
+      </w:r>
+      <w:r>
+        <w:rPr>
+          <w:lang w:val="hi_IN" w:bidi="hi_IN"/>
+        </w:rPr>
+        <w:t xml:space="preserve">; </w:t>
+      </w:r>
+      <w:r>
+        <w:rPr>
+          <w:lang w:val="hi_IN" w:bidi="hi_IN"/>
+        </w:rPr>
+        <w:t>11:4–6</w:t>
+      </w:r>
+      <w:r>
+        <w:rPr>
+          <w:lang w:val="hi_IN" w:bidi="hi_IN"/>
+        </w:rPr>
+        <w:t xml:space="preserve">; </w:t>
+      </w:r>
+      <w:r>
+        <w:rPr>
+          <w:lang w:val="hi_IN" w:bidi="hi_IN"/>
+        </w:rPr>
+        <w:t>रोमियों 12:11</w:t>
+      </w:r>
+      <w:r>
+        <w:rPr>
+          <w:lang w:val="hi_IN" w:bidi="hi_IN"/>
+        </w:rPr>
+        <w:t xml:space="preserve">; </w:t>
+      </w:r>
+      <w:r>
+        <w:rPr>
+          <w:lang w:val="hi_IN" w:bidi="hi_IN"/>
+        </w:rPr>
+        <w:t>इफिसियों 4:28</w:t>
+      </w:r>
+      <w:r>
+        <w:rPr>
+          <w:lang w:val="hi_IN" w:bidi="hi_IN"/>
+        </w:rPr>
+        <w:t xml:space="preserve">; </w:t>
+      </w:r>
+      <w:r>
+        <w:rPr>
+          <w:lang w:val="hi_IN" w:bidi="hi_IN"/>
+        </w:rPr>
+        <w:t>1 थिस्सलुनीकियों 4:11–12</w:t>
+      </w:r>
+      <w:r>
+        <w:rPr>
+          <w:lang w:val="hi_IN" w:bidi="hi_IN"/>
+        </w:rPr>
+        <w:t xml:space="preserve">; </w:t>
+      </w:r>
+      <w:r>
+        <w:rPr>
+          <w:lang w:val="hi_IN" w:bidi="hi_IN"/>
+        </w:rPr>
+        <w:t>2 थिस्सलुनीकियों 3:10–15</w:t>
+      </w:r>
       <w:r>
         <w:rPr>
           <w:lang w:val="hi_IN" w:bidi="hi_IN"/>
@@ -4141,72 +3019,48 @@
         </w:rPr>
         <w:t xml:space="preserve"> (</w:t>
       </w:r>
-      <w:hyperlink r:id="rId145">
-        <w:r>
-          <w:rPr>
-            <w:lang w:val="hi_IN" w:bidi="hi_IN"/>
-          </w:rPr>
-          <w:rPr>
-            <w:color w:val="0000EE"/>
-            <w:u w:val="single"/>
-          </w:rPr>
-          <w:t>उत 49:1–28</w:t>
-        </w:r>
-      </w:hyperlink>
-      <w:r>
-        <w:rPr>
-          <w:lang w:val="hi_IN" w:bidi="hi_IN"/>
-        </w:rPr>
-        <w:t xml:space="preserve">; </w:t>
-      </w:r>
-      <w:hyperlink r:id="rId146">
-        <w:r>
-          <w:rPr>
-            <w:lang w:val="hi_IN" w:bidi="hi_IN"/>
-          </w:rPr>
-          <w:rPr>
-            <w:color w:val="0000EE"/>
-            <w:u w:val="single"/>
-          </w:rPr>
-          <w:t>48:3–20</w:t>
-        </w:r>
-      </w:hyperlink>
+      <w:r>
+        <w:rPr>
+          <w:lang w:val="hi_IN" w:bidi="hi_IN"/>
+        </w:rPr>
+        <w:t>उत 49:1–28</w:t>
+      </w:r>
+      <w:r>
+        <w:rPr>
+          <w:lang w:val="hi_IN" w:bidi="hi_IN"/>
+        </w:rPr>
+        <w:t xml:space="preserve">; </w:t>
+      </w:r>
+      <w:r>
+        <w:rPr>
+          <w:lang w:val="hi_IN" w:bidi="hi_IN"/>
+        </w:rPr>
+        <w:t>48:3–20</w:t>
+      </w:r>
       <w:r>
         <w:rPr>
           <w:lang w:val="hi_IN" w:bidi="hi_IN"/>
         </w:rPr>
         <w:t>)। इसी प्रकार उनके पिता इसहाक ने भी उन्हें आशीर्वाद दिया था (</w:t>
       </w:r>
-      <w:hyperlink r:id="rId147">
-        <w:r>
-          <w:rPr>
-            <w:lang w:val="hi_IN" w:bidi="hi_IN"/>
-          </w:rPr>
-          <w:rPr>
-            <w:color w:val="0000EE"/>
-            <w:u w:val="single"/>
-          </w:rPr>
-          <w:t>27:27–29</w:t>
-        </w:r>
-      </w:hyperlink>
+      <w:r>
+        <w:rPr>
+          <w:lang w:val="hi_IN" w:bidi="hi_IN"/>
+        </w:rPr>
+        <w:t>27:27–29</w:t>
+      </w:r>
       <w:r>
         <w:rPr>
           <w:lang w:val="hi_IN" w:bidi="hi_IN"/>
         </w:rPr>
         <w:t>)। आशीष जीवन को सँवारती है, सुधारती है और समृद्ध करती है, जबकि एक श्राप उसे हानि पहुँचाता है (</w:t>
       </w:r>
-      <w:hyperlink r:id="rId148">
-        <w:r>
-          <w:rPr>
-            <w:lang w:val="hi_IN" w:bidi="hi_IN"/>
-          </w:rPr>
-          <w:rPr>
-            <w:color w:val="0000EE"/>
-            <w:u w:val="single"/>
-          </w:rPr>
-          <w:t>लैव्य 26:14–39</w:t>
-        </w:r>
-      </w:hyperlink>
+      <w:r>
+        <w:rPr>
+          <w:lang w:val="hi_IN" w:bidi="hi_IN"/>
+        </w:rPr>
+        <w:t>लैव्य 26:14–39</w:t>
+      </w:r>
       <w:r>
         <w:rPr>
           <w:lang w:val="hi_IN" w:bidi="hi_IN"/>
@@ -4227,36 +3081,24 @@
         </w:rPr>
         <w:t>आशीष वाचा के संबंधों में अत्यंत आवश्यक होती है। ऐसा इसलिए है क्योंकि वे लोगों को वाचा के नियमों का पालन करने के लिए मार्गदर्शन और प्रेरणा प्रदान करती हैं (</w:t>
       </w:r>
-      <w:hyperlink r:id="rId149">
-        <w:r>
-          <w:rPr>
-            <w:lang w:val="hi_IN" w:bidi="hi_IN"/>
-          </w:rPr>
-          <w:rPr>
-            <w:color w:val="0000EE"/>
-            <w:u w:val="single"/>
-          </w:rPr>
-          <w:t>लैव्य 26:3–13</w:t>
-        </w:r>
-      </w:hyperlink>
+      <w:r>
+        <w:rPr>
+          <w:lang w:val="hi_IN" w:bidi="hi_IN"/>
+        </w:rPr>
+        <w:t>लैव्य 26:3–13</w:t>
+      </w:r>
       <w:r>
         <w:rPr>
           <w:lang w:val="hi_IN" w:bidi="hi_IN"/>
         </w:rPr>
         <w:t xml:space="preserve">)। आज्ञाकारिता आशीष की ओर ले जाती है, जबकि विद्रोह का परिणाम श्राप होता है (देखें </w:t>
       </w:r>
-      <w:hyperlink r:id="rId150">
-        <w:r>
-          <w:rPr>
-            <w:lang w:val="hi_IN" w:bidi="hi_IN"/>
-          </w:rPr>
-          <w:rPr>
-            <w:color w:val="0000EE"/>
-            <w:u w:val="single"/>
-          </w:rPr>
-          <w:t>व्य.वि. 28</w:t>
-        </w:r>
-      </w:hyperlink>
+      <w:r>
+        <w:rPr>
+          <w:lang w:val="hi_IN" w:bidi="hi_IN"/>
+        </w:rPr>
+        <w:t>व्य.वि. 28</w:t>
+      </w:r>
       <w:r>
         <w:rPr>
           <w:lang w:val="hi_IN" w:bidi="hi_IN"/>
@@ -4277,234 +3119,156 @@
         </w:rPr>
         <w:t>आशीष प्राप्त करने वालों में सर्वप्रथम सृष्टि है। परमेश्वर, सृष्टिकर्ता के रूप में, जानवरों और मनुष्यों को आशीष देते हैं (</w:t>
       </w:r>
-      <w:hyperlink r:id="rId151">
-        <w:r>
-          <w:rPr>
-            <w:lang w:val="hi_IN" w:bidi="hi_IN"/>
-          </w:rPr>
-          <w:rPr>
-            <w:color w:val="0000EE"/>
-            <w:u w:val="single"/>
-          </w:rPr>
-          <w:t>उत 1:22</w:t>
-        </w:r>
-      </w:hyperlink>
-      <w:r>
-        <w:rPr>
-          <w:lang w:val="hi_IN" w:bidi="hi_IN"/>
-        </w:rPr>
-        <w:t xml:space="preserve">; </w:t>
-      </w:r>
-      <w:hyperlink r:id="rId152">
-        <w:r>
-          <w:rPr>
-            <w:lang w:val="hi_IN" w:bidi="hi_IN"/>
-          </w:rPr>
-          <w:rPr>
-            <w:color w:val="0000EE"/>
-            <w:u w:val="single"/>
-          </w:rPr>
-          <w:t>1:28</w:t>
-        </w:r>
-      </w:hyperlink>
+      <w:r>
+        <w:rPr>
+          <w:lang w:val="hi_IN" w:bidi="hi_IN"/>
+        </w:rPr>
+        <w:t>उत 1:22</w:t>
+      </w:r>
+      <w:r>
+        <w:rPr>
+          <w:lang w:val="hi_IN" w:bidi="hi_IN"/>
+        </w:rPr>
+        <w:t xml:space="preserve">; </w:t>
+      </w:r>
+      <w:r>
+        <w:rPr>
+          <w:lang w:val="hi_IN" w:bidi="hi_IN"/>
+        </w:rPr>
+        <w:t>1:28</w:t>
+      </w:r>
       <w:r>
         <w:rPr>
           <w:lang w:val="hi_IN" w:bidi="hi_IN"/>
         </w:rPr>
         <w:t xml:space="preserve">; देखें </w:t>
       </w:r>
-      <w:hyperlink r:id="rId153">
-        <w:r>
-          <w:rPr>
-            <w:lang w:val="hi_IN" w:bidi="hi_IN"/>
-          </w:rPr>
-          <w:rPr>
-            <w:color w:val="0000EE"/>
-            <w:u w:val="single"/>
-          </w:rPr>
-          <w:t>भज 104</w:t>
-        </w:r>
-      </w:hyperlink>
-      <w:r>
-        <w:rPr>
-          <w:lang w:val="hi_IN" w:bidi="hi_IN"/>
-        </w:rPr>
-        <w:t xml:space="preserve">; </w:t>
-      </w:r>
-      <w:hyperlink r:id="rId154">
-        <w:r>
-          <w:rPr>
-            <w:lang w:val="hi_IN" w:bidi="hi_IN"/>
-          </w:rPr>
-          <w:rPr>
-            <w:color w:val="0000EE"/>
-            <w:u w:val="single"/>
-          </w:rPr>
-          <w:t>128:3–4</w:t>
-        </w:r>
-      </w:hyperlink>
+      <w:r>
+        <w:rPr>
+          <w:lang w:val="hi_IN" w:bidi="hi_IN"/>
+        </w:rPr>
+        <w:t>भज 104</w:t>
+      </w:r>
+      <w:r>
+        <w:rPr>
+          <w:lang w:val="hi_IN" w:bidi="hi_IN"/>
+        </w:rPr>
+        <w:t xml:space="preserve">; </w:t>
+      </w:r>
+      <w:r>
+        <w:rPr>
+          <w:lang w:val="hi_IN" w:bidi="hi_IN"/>
+        </w:rPr>
+        <w:t>128:3–4</w:t>
+      </w:r>
       <w:r>
         <w:rPr>
           <w:lang w:val="hi_IN" w:bidi="hi_IN"/>
         </w:rPr>
         <w:t>)। परमेश्वर ईश्वरीय आशीष देने के लिए मनुष्यों का भी उपयोग करते हैं। परमेश्वर ने राष्ट्रों को आशीषे देने के लिए अब्राहम को चुना (</w:t>
       </w:r>
-      <w:hyperlink r:id="rId155">
-        <w:r>
-          <w:rPr>
-            <w:lang w:val="hi_IN" w:bidi="hi_IN"/>
-          </w:rPr>
-          <w:rPr>
-            <w:color w:val="0000EE"/>
-            <w:u w:val="single"/>
-          </w:rPr>
-          <w:t>उत 12:2–3</w:t>
-        </w:r>
-      </w:hyperlink>
+      <w:r>
+        <w:rPr>
+          <w:lang w:val="hi_IN" w:bidi="hi_IN"/>
+        </w:rPr>
+        <w:t>उत 12:2–3</w:t>
+      </w:r>
       <w:r>
         <w:rPr>
           <w:lang w:val="hi_IN" w:bidi="hi_IN"/>
         </w:rPr>
         <w:t>)। परमेश्वर परिवार, सरकार और धर्म को आशीष के माध्यम से समर्थन देते और शुद्ध करते हैं (</w:t>
       </w:r>
-      <w:hyperlink r:id="rId147">
-        <w:r>
-          <w:rPr>
-            <w:lang w:val="hi_IN" w:bidi="hi_IN"/>
-          </w:rPr>
-          <w:rPr>
-            <w:color w:val="0000EE"/>
-            <w:u w:val="single"/>
-          </w:rPr>
-          <w:t>27:27–29</w:t>
-        </w:r>
-      </w:hyperlink>
-      <w:r>
-        <w:rPr>
-          <w:lang w:val="hi_IN" w:bidi="hi_IN"/>
-        </w:rPr>
-        <w:t xml:space="preserve">; </w:t>
-      </w:r>
-      <w:hyperlink r:id="rId156">
-        <w:r>
-          <w:rPr>
-            <w:lang w:val="hi_IN" w:bidi="hi_IN"/>
-          </w:rPr>
-          <w:rPr>
-            <w:color w:val="0000EE"/>
-            <w:u w:val="single"/>
-          </w:rPr>
-          <w:t>14:19</w:t>
-        </w:r>
-      </w:hyperlink>
-      <w:r>
-        <w:rPr>
-          <w:lang w:val="hi_IN" w:bidi="hi_IN"/>
-        </w:rPr>
-        <w:t xml:space="preserve">; </w:t>
-      </w:r>
-      <w:hyperlink r:id="rId157">
-        <w:r>
-          <w:rPr>
-            <w:lang w:val="hi_IN" w:bidi="hi_IN"/>
-          </w:rPr>
-          <w:rPr>
-            <w:color w:val="0000EE"/>
-            <w:u w:val="single"/>
-          </w:rPr>
-          <w:t>1 रा 8:14</w:t>
-        </w:r>
-      </w:hyperlink>
+      <w:r>
+        <w:rPr>
+          <w:lang w:val="hi_IN" w:bidi="hi_IN"/>
+        </w:rPr>
+        <w:t>27:27–29</w:t>
+      </w:r>
+      <w:r>
+        <w:rPr>
+          <w:lang w:val="hi_IN" w:bidi="hi_IN"/>
+        </w:rPr>
+        <w:t xml:space="preserve">; </w:t>
+      </w:r>
+      <w:r>
+        <w:rPr>
+          <w:lang w:val="hi_IN" w:bidi="hi_IN"/>
+        </w:rPr>
+        <w:t>14:19</w:t>
+      </w:r>
+      <w:r>
+        <w:rPr>
+          <w:lang w:val="hi_IN" w:bidi="hi_IN"/>
+        </w:rPr>
+        <w:t xml:space="preserve">; </w:t>
+      </w:r>
+      <w:r>
+        <w:rPr>
+          <w:lang w:val="hi_IN" w:bidi="hi_IN"/>
+        </w:rPr>
+        <w:t>1 रा 8:14</w:t>
+      </w:r>
       <w:r>
         <w:rPr>
           <w:lang w:val="hi_IN" w:bidi="hi_IN"/>
         </w:rPr>
         <w:t xml:space="preserve">, </w:t>
       </w:r>
-      <w:hyperlink r:id="rId158">
-        <w:r>
-          <w:rPr>
-            <w:lang w:val="hi_IN" w:bidi="hi_IN"/>
-          </w:rPr>
-          <w:rPr>
-            <w:color w:val="0000EE"/>
-            <w:u w:val="single"/>
-          </w:rPr>
-          <w:t>52</w:t>
-        </w:r>
-      </w:hyperlink>
+      <w:r>
+        <w:rPr>
+          <w:lang w:val="hi_IN" w:bidi="hi_IN"/>
+        </w:rPr>
+        <w:t>52</w:t>
+      </w:r>
       <w:r>
         <w:rPr>
           <w:lang w:val="hi_IN" w:bidi="hi_IN"/>
         </w:rPr>
         <w:t xml:space="preserve">, </w:t>
       </w:r>
-      <w:hyperlink r:id="rId159">
-        <w:r>
-          <w:rPr>
-            <w:lang w:val="hi_IN" w:bidi="hi_IN"/>
-          </w:rPr>
-          <w:rPr>
-            <w:color w:val="0000EE"/>
-            <w:u w:val="single"/>
-          </w:rPr>
-          <w:t>66</w:t>
-        </w:r>
-      </w:hyperlink>
-      <w:r>
-        <w:rPr>
-          <w:lang w:val="hi_IN" w:bidi="hi_IN"/>
-        </w:rPr>
-        <w:t xml:space="preserve">; </w:t>
-      </w:r>
-      <w:hyperlink r:id="rId160">
-        <w:r>
-          <w:rPr>
-            <w:lang w:val="hi_IN" w:bidi="hi_IN"/>
-          </w:rPr>
-          <w:rPr>
-            <w:color w:val="0000EE"/>
-            <w:u w:val="single"/>
-          </w:rPr>
-          <w:t>लैव्य 9:22</w:t>
-        </w:r>
-      </w:hyperlink>
+      <w:r>
+        <w:rPr>
+          <w:lang w:val="hi_IN" w:bidi="hi_IN"/>
+        </w:rPr>
+        <w:t>66</w:t>
+      </w:r>
+      <w:r>
+        <w:rPr>
+          <w:lang w:val="hi_IN" w:bidi="hi_IN"/>
+        </w:rPr>
+        <w:t xml:space="preserve">; </w:t>
+      </w:r>
+      <w:r>
+        <w:rPr>
+          <w:lang w:val="hi_IN" w:bidi="hi_IN"/>
+        </w:rPr>
+        <w:t>लैव्य 9:22</w:t>
+      </w:r>
       <w:r>
         <w:rPr>
           <w:lang w:val="hi_IN" w:bidi="hi_IN"/>
         </w:rPr>
         <w:t>)। इस्राएल के याजकों ने इस्राएल को परमेश्वर की आशीष दी (</w:t>
       </w:r>
-      <w:hyperlink r:id="rId161">
-        <w:r>
-          <w:rPr>
-            <w:lang w:val="hi_IN" w:bidi="hi_IN"/>
-          </w:rPr>
-          <w:rPr>
-            <w:color w:val="0000EE"/>
-            <w:u w:val="single"/>
-          </w:rPr>
-          <w:t>गिन 6:24–26</w:t>
-        </w:r>
-      </w:hyperlink>
-      <w:r>
-        <w:rPr>
-          <w:lang w:val="hi_IN" w:bidi="hi_IN"/>
-        </w:rPr>
-        <w:t xml:space="preserve">; </w:t>
-      </w:r>
-      <w:hyperlink r:id="rId162">
-        <w:r>
-          <w:rPr>
-            <w:lang w:val="hi_IN" w:bidi="hi_IN"/>
-          </w:rPr>
-          <w:rPr>
-            <w:color w:val="0000EE"/>
-            <w:u w:val="single"/>
-          </w:rPr>
-          <w:t>व्य. वि. 10:8</w:t>
-        </w:r>
-      </w:hyperlink>
+      <w:r>
+        <w:rPr>
+          <w:lang w:val="hi_IN" w:bidi="hi_IN"/>
+        </w:rPr>
+        <w:t>गिन 6:24–26</w:t>
+      </w:r>
+      <w:r>
+        <w:rPr>
+          <w:lang w:val="hi_IN" w:bidi="hi_IN"/>
+        </w:rPr>
+        <w:t xml:space="preserve">; </w:t>
+      </w:r>
+      <w:r>
+        <w:rPr>
+          <w:lang w:val="hi_IN" w:bidi="hi_IN"/>
+        </w:rPr>
+        <w:t>व्य. वि. 10:8</w:t>
+      </w:r>
       <w:r>
         <w:rPr>
           <w:lang w:val="hi_IN" w:bidi="hi_IN"/>
@@ -4547,36 +3311,24 @@
         </w:rPr>
         <w:t>एक बड़ा दल एक छोटे दल को आशीष देता है (</w:t>
       </w:r>
-      <w:hyperlink r:id="rId163">
-        <w:r>
-          <w:rPr>
-            <w:lang w:val="hi_IN" w:bidi="hi_IN"/>
-          </w:rPr>
-          <w:rPr>
-            <w:color w:val="0000EE"/>
-            <w:u w:val="single"/>
-          </w:rPr>
-          <w:t>उत 32:26</w:t>
-        </w:r>
-      </w:hyperlink>
-      <w:r>
-        <w:rPr>
-          <w:lang w:val="hi_IN" w:bidi="hi_IN"/>
-        </w:rPr>
-        <w:t xml:space="preserve">; </w:t>
-      </w:r>
-      <w:hyperlink r:id="rId164">
-        <w:r>
-          <w:rPr>
-            <w:lang w:val="hi_IN" w:bidi="hi_IN"/>
-          </w:rPr>
-          <w:rPr>
-            <w:color w:val="0000EE"/>
-            <w:u w:val="single"/>
-          </w:rPr>
-          <w:t>इब्रा 7:6–7</w:t>
-        </w:r>
-      </w:hyperlink>
+      <w:r>
+        <w:rPr>
+          <w:lang w:val="hi_IN" w:bidi="hi_IN"/>
+        </w:rPr>
+        <w:t>उत 32:26</w:t>
+      </w:r>
+      <w:r>
+        <w:rPr>
+          <w:lang w:val="hi_IN" w:bidi="hi_IN"/>
+        </w:rPr>
+        <w:t xml:space="preserve">; </w:t>
+      </w:r>
+      <w:r>
+        <w:rPr>
+          <w:lang w:val="hi_IN" w:bidi="hi_IN"/>
+        </w:rPr>
+        <w:t>इब्रा 7:6–7</w:t>
+      </w:r>
       <w:r>
         <w:rPr>
           <w:lang w:val="hi_IN" w:bidi="hi_IN"/>
@@ -4601,18 +3353,12 @@
         </w:rPr>
         <w:t>वे अनुग्रह प्रदान करते हैं, जिससे कल्याण और सफलता प्राप्त होती है (</w:t>
       </w:r>
-      <w:hyperlink r:id="rId165">
-        <w:r>
-          <w:rPr>
-            <w:lang w:val="hi_IN" w:bidi="hi_IN"/>
-          </w:rPr>
-          <w:rPr>
-            <w:color w:val="0000EE"/>
-            <w:u w:val="single"/>
-          </w:rPr>
-          <w:t>व्य.वि. 28:3–7</w:t>
-        </w:r>
-      </w:hyperlink>
+      <w:r>
+        <w:rPr>
+          <w:lang w:val="hi_IN" w:bidi="hi_IN"/>
+        </w:rPr>
+        <w:t>व्य.वि. 28:3–7</w:t>
+      </w:r>
       <w:r>
         <w:rPr>
           <w:lang w:val="hi_IN" w:bidi="hi_IN"/>
@@ -4637,36 +3383,24 @@
         </w:rPr>
         <w:t>वे मानते हैं कि सारी सामर्थ और आशीषें सृष्टिकर्ता से आती हैं। परमेश्वर का प्रेम सभी आशीषों का स्रोत है (</w:t>
       </w:r>
-      <w:hyperlink r:id="rId166">
-        <w:r>
-          <w:rPr>
-            <w:lang w:val="hi_IN" w:bidi="hi_IN"/>
-          </w:rPr>
-          <w:rPr>
-            <w:color w:val="0000EE"/>
-            <w:u w:val="single"/>
-          </w:rPr>
-          <w:t>व्य.वि. 7:7–8</w:t>
-        </w:r>
-      </w:hyperlink>
+      <w:r>
+        <w:rPr>
+          <w:lang w:val="hi_IN" w:bidi="hi_IN"/>
+        </w:rPr>
+        <w:t>व्य.वि. 7:7–8</w:t>
+      </w:r>
       <w:r>
         <w:rPr>
           <w:lang w:val="hi_IN" w:bidi="hi_IN"/>
         </w:rPr>
         <w:t xml:space="preserve">, </w:t>
       </w:r>
-      <w:hyperlink r:id="rId167">
-        <w:r>
-          <w:rPr>
-            <w:lang w:val="hi_IN" w:bidi="hi_IN"/>
-          </w:rPr>
-          <w:rPr>
-            <w:color w:val="0000EE"/>
-            <w:u w:val="single"/>
-          </w:rPr>
-          <w:t>12–15</w:t>
-        </w:r>
-      </w:hyperlink>
+      <w:r>
+        <w:rPr>
+          <w:lang w:val="hi_IN" w:bidi="hi_IN"/>
+        </w:rPr>
+        <w:t>12–15</w:t>
+      </w:r>
       <w:r>
         <w:rPr>
           <w:lang w:val="hi_IN" w:bidi="hi_IN"/>
@@ -4701,216 +3435,144 @@
         </w:rPr>
         <w:t>नए नियम में, आशीष आत्मिक मामलों पर अधिक ध्यान केंद्रित करती हैं बजाय भौतिक मामलों के। वे इस्राएली देश से कलीसिया की ओर और अस्थायी से अनन्त की ओर स्थानांतरित होतती हैं (</w:t>
       </w:r>
-      <w:hyperlink r:id="rId168">
-        <w:r>
-          <w:rPr>
-            <w:lang w:val="hi_IN" w:bidi="hi_IN"/>
-          </w:rPr>
-          <w:rPr>
-            <w:color w:val="0000EE"/>
-            <w:u w:val="single"/>
-          </w:rPr>
-          <w:t>मत्ती 6:25</w:t>
-        </w:r>
-      </w:hyperlink>
-      <w:r>
-        <w:rPr>
-          <w:lang w:val="hi_IN" w:bidi="hi_IN"/>
-        </w:rPr>
-        <w:t xml:space="preserve">; </w:t>
-      </w:r>
-      <w:hyperlink r:id="rId169">
-        <w:r>
-          <w:rPr>
-            <w:lang w:val="hi_IN" w:bidi="hi_IN"/>
-          </w:rPr>
-          <w:rPr>
-            <w:color w:val="0000EE"/>
-            <w:u w:val="single"/>
-          </w:rPr>
-          <w:t>इफि 1:3</w:t>
-        </w:r>
-      </w:hyperlink>
-      <w:r>
-        <w:rPr>
-          <w:lang w:val="hi_IN" w:bidi="hi_IN"/>
-        </w:rPr>
-        <w:t xml:space="preserve">; </w:t>
-      </w:r>
-      <w:hyperlink r:id="rId170">
-        <w:r>
-          <w:rPr>
-            <w:lang w:val="hi_IN" w:bidi="hi_IN"/>
-          </w:rPr>
-          <w:rPr>
-            <w:color w:val="0000EE"/>
-            <w:u w:val="single"/>
-          </w:rPr>
-          <w:t>1 पत 3:9</w:t>
-        </w:r>
-      </w:hyperlink>
+      <w:r>
+        <w:rPr>
+          <w:lang w:val="hi_IN" w:bidi="hi_IN"/>
+        </w:rPr>
+        <w:t>मत्ती 6:25</w:t>
+      </w:r>
+      <w:r>
+        <w:rPr>
+          <w:lang w:val="hi_IN" w:bidi="hi_IN"/>
+        </w:rPr>
+        <w:t xml:space="preserve">; </w:t>
+      </w:r>
+      <w:r>
+        <w:rPr>
+          <w:lang w:val="hi_IN" w:bidi="hi_IN"/>
+        </w:rPr>
+        <w:t>इफि 1:3</w:t>
+      </w:r>
+      <w:r>
+        <w:rPr>
+          <w:lang w:val="hi_IN" w:bidi="hi_IN"/>
+        </w:rPr>
+        <w:t xml:space="preserve">; </w:t>
+      </w:r>
+      <w:r>
+        <w:rPr>
+          <w:lang w:val="hi_IN" w:bidi="hi_IN"/>
+        </w:rPr>
+        <w:t>1 पत 3:9</w:t>
+      </w:r>
       <w:r>
         <w:rPr>
           <w:lang w:val="hi_IN" w:bidi="hi_IN"/>
         </w:rPr>
         <w:t>)। अपनी मृत्यु के माध्यम से, यीशु ने पाप के श्राप के परिणामों को अपने ऊपर ले लिया (</w:t>
       </w:r>
-      <w:hyperlink r:id="rId171">
-        <w:r>
-          <w:rPr>
-            <w:lang w:val="hi_IN" w:bidi="hi_IN"/>
-          </w:rPr>
-          <w:rPr>
-            <w:color w:val="0000EE"/>
-            <w:u w:val="single"/>
-          </w:rPr>
-          <w:t>गला 3:13</w:t>
-        </w:r>
-      </w:hyperlink>
+      <w:r>
+        <w:rPr>
+          <w:lang w:val="hi_IN" w:bidi="hi_IN"/>
+        </w:rPr>
+        <w:t>गला 3:13</w:t>
+      </w:r>
       <w:r>
         <w:rPr>
           <w:lang w:val="hi_IN" w:bidi="hi_IN"/>
         </w:rPr>
         <w:t>)। उन्होंने परमेश्वर के राज्य की स्थापना की (</w:t>
       </w:r>
-      <w:hyperlink r:id="rId172">
-        <w:r>
-          <w:rPr>
-            <w:lang w:val="hi_IN" w:bidi="hi_IN"/>
-          </w:rPr>
-          <w:rPr>
-            <w:color w:val="0000EE"/>
-            <w:u w:val="single"/>
-          </w:rPr>
-          <w:t>मत्ती 3:2</w:t>
-        </w:r>
-      </w:hyperlink>
-      <w:r>
-        <w:rPr>
-          <w:lang w:val="hi_IN" w:bidi="hi_IN"/>
-        </w:rPr>
-        <w:t xml:space="preserve">; </w:t>
-      </w:r>
-      <w:hyperlink r:id="rId173">
-        <w:r>
-          <w:rPr>
-            <w:lang w:val="hi_IN" w:bidi="hi_IN"/>
-          </w:rPr>
-          <w:rPr>
-            <w:color w:val="0000EE"/>
-            <w:u w:val="single"/>
-          </w:rPr>
-          <w:t>5:3–20</w:t>
-        </w:r>
-      </w:hyperlink>
-      <w:r>
-        <w:rPr>
-          <w:lang w:val="hi_IN" w:bidi="hi_IN"/>
-        </w:rPr>
-        <w:t xml:space="preserve">; </w:t>
-      </w:r>
-      <w:hyperlink r:id="rId174">
-        <w:r>
-          <w:rPr>
-            <w:lang w:val="hi_IN" w:bidi="hi_IN"/>
-          </w:rPr>
-          <w:rPr>
-            <w:color w:val="0000EE"/>
-            <w:u w:val="single"/>
-          </w:rPr>
-          <w:t>यूह 3:3–5</w:t>
-        </w:r>
-      </w:hyperlink>
+      <w:r>
+        <w:rPr>
+          <w:lang w:val="hi_IN" w:bidi="hi_IN"/>
+        </w:rPr>
+        <w:t>मत्ती 3:2</w:t>
+      </w:r>
+      <w:r>
+        <w:rPr>
+          <w:lang w:val="hi_IN" w:bidi="hi_IN"/>
+        </w:rPr>
+        <w:t xml:space="preserve">; </w:t>
+      </w:r>
+      <w:r>
+        <w:rPr>
+          <w:lang w:val="hi_IN" w:bidi="hi_IN"/>
+        </w:rPr>
+        <w:t>5:3–20</w:t>
+      </w:r>
+      <w:r>
+        <w:rPr>
+          <w:lang w:val="hi_IN" w:bidi="hi_IN"/>
+        </w:rPr>
+        <w:t xml:space="preserve">; </w:t>
+      </w:r>
+      <w:r>
+        <w:rPr>
+          <w:lang w:val="hi_IN" w:bidi="hi_IN"/>
+        </w:rPr>
+        <w:t>यूह 3:3–5</w:t>
+      </w:r>
       <w:r>
         <w:rPr>
           <w:lang w:val="hi_IN" w:bidi="hi_IN"/>
         </w:rPr>
         <w:t>)। उन्होंने इसके नागरिकों को पापों की क्षमा प्रदान की (</w:t>
       </w:r>
-      <w:hyperlink r:id="rId175">
-        <w:r>
-          <w:rPr>
-            <w:lang w:val="hi_IN" w:bidi="hi_IN"/>
-          </w:rPr>
-          <w:rPr>
-            <w:color w:val="0000EE"/>
-            <w:u w:val="single"/>
-          </w:rPr>
-          <w:t>रोम 4:6–25</w:t>
-        </w:r>
-      </w:hyperlink>
+      <w:r>
+        <w:rPr>
+          <w:lang w:val="hi_IN" w:bidi="hi_IN"/>
+        </w:rPr>
+        <w:t>रोम 4:6–25</w:t>
+      </w:r>
       <w:r>
         <w:rPr>
           <w:lang w:val="hi_IN" w:bidi="hi_IN"/>
         </w:rPr>
         <w:t>)। अब, परमेश्वर मसीहियों को संसार को आशीष देने के लिए बुलाते हैं (</w:t>
       </w:r>
-      <w:hyperlink r:id="rId176">
-        <w:r>
-          <w:rPr>
-            <w:lang w:val="hi_IN" w:bidi="hi_IN"/>
-          </w:rPr>
-          <w:rPr>
-            <w:color w:val="0000EE"/>
-            <w:u w:val="single"/>
-          </w:rPr>
-          <w:t>लूका 6:27–28</w:t>
-        </w:r>
-      </w:hyperlink>
-      <w:r>
-        <w:rPr>
-          <w:lang w:val="hi_IN" w:bidi="hi_IN"/>
-        </w:rPr>
-        <w:t xml:space="preserve">; </w:t>
-      </w:r>
-      <w:hyperlink r:id="rId177">
-        <w:r>
-          <w:rPr>
-            <w:lang w:val="hi_IN" w:bidi="hi_IN"/>
-          </w:rPr>
-          <w:rPr>
-            <w:color w:val="0000EE"/>
-            <w:u w:val="single"/>
-          </w:rPr>
-          <w:t>रोम 12:14</w:t>
-        </w:r>
-      </w:hyperlink>
+      <w:r>
+        <w:rPr>
+          <w:lang w:val="hi_IN" w:bidi="hi_IN"/>
+        </w:rPr>
+        <w:t>लूका 6:27–28</w:t>
+      </w:r>
+      <w:r>
+        <w:rPr>
+          <w:lang w:val="hi_IN" w:bidi="hi_IN"/>
+        </w:rPr>
+        <w:t xml:space="preserve">; </w:t>
+      </w:r>
+      <w:r>
+        <w:rPr>
+          <w:lang w:val="hi_IN" w:bidi="hi_IN"/>
+        </w:rPr>
+        <w:t>रोम 12:14</w:t>
+      </w:r>
       <w:r>
         <w:rPr>
           <w:lang w:val="hi_IN" w:bidi="hi_IN"/>
         </w:rPr>
         <w:t xml:space="preserve">; देखें </w:t>
       </w:r>
-      <w:hyperlink r:id="rId178">
-        <w:r>
-          <w:rPr>
-            <w:lang w:val="hi_IN" w:bidi="hi_IN"/>
-          </w:rPr>
-          <w:rPr>
-            <w:color w:val="0000EE"/>
-            <w:u w:val="single"/>
-          </w:rPr>
-          <w:t>यशा 19:24</w:t>
-        </w:r>
-      </w:hyperlink>
-      <w:r>
-        <w:rPr>
-          <w:lang w:val="hi_IN" w:bidi="hi_IN"/>
-        </w:rPr>
-        <w:t xml:space="preserve">; </w:t>
-      </w:r>
-      <w:hyperlink r:id="rId179">
-        <w:r>
-          <w:rPr>
-            <w:lang w:val="hi_IN" w:bidi="hi_IN"/>
-          </w:rPr>
-          <w:rPr>
-            <w:color w:val="0000EE"/>
-            <w:u w:val="single"/>
-          </w:rPr>
-          <w:t>जक 8:13</w:t>
-        </w:r>
-      </w:hyperlink>
+      <w:r>
+        <w:rPr>
+          <w:lang w:val="hi_IN" w:bidi="hi_IN"/>
+        </w:rPr>
+        <w:t>यशा 19:24</w:t>
+      </w:r>
+      <w:r>
+        <w:rPr>
+          <w:lang w:val="hi_IN" w:bidi="hi_IN"/>
+        </w:rPr>
+        <w:t xml:space="preserve">; </w:t>
+      </w:r>
+      <w:r>
+        <w:rPr>
+          <w:lang w:val="hi_IN" w:bidi="hi_IN"/>
+        </w:rPr>
+        <w:t>जक 8:13</w:t>
+      </w:r>
       <w:r>
         <w:rPr>
           <w:lang w:val="hi_IN" w:bidi="hi_IN"/>
@@ -4940,450 +3602,300 @@
           <w:lang w:val="hi_IN" w:bidi="hi_IN"/>
         </w:rPr>
       </w:r>
-      <w:hyperlink r:id="rId151">
-        <w:r>
-          <w:rPr>
-            <w:lang w:val="hi_IN" w:bidi="hi_IN"/>
-          </w:rPr>
-          <w:rPr>
-            <w:color w:val="0000EE"/>
-            <w:u w:val="single"/>
-          </w:rPr>
-          <w:t>उत्पत्ति 1:22</w:t>
-        </w:r>
-      </w:hyperlink>
+      <w:r>
+        <w:rPr>
+          <w:lang w:val="hi_IN" w:bidi="hi_IN"/>
+        </w:rPr>
+        <w:t>उत्पत्ति 1:22</w:t>
+      </w:r>
       <w:r>
         <w:rPr>
           <w:lang w:val="hi_IN" w:bidi="hi_IN"/>
         </w:rPr>
         <w:t xml:space="preserve">, </w:t>
       </w:r>
-      <w:hyperlink r:id="rId152">
-        <w:r>
-          <w:rPr>
-            <w:lang w:val="hi_IN" w:bidi="hi_IN"/>
-          </w:rPr>
-          <w:rPr>
-            <w:color w:val="0000EE"/>
-            <w:u w:val="single"/>
-          </w:rPr>
-          <w:t>28</w:t>
-        </w:r>
-      </w:hyperlink>
-      <w:r>
-        <w:rPr>
-          <w:lang w:val="hi_IN" w:bidi="hi_IN"/>
-        </w:rPr>
-        <w:t xml:space="preserve">; </w:t>
-      </w:r>
-      <w:hyperlink r:id="rId180">
-        <w:r>
-          <w:rPr>
-            <w:lang w:val="hi_IN" w:bidi="hi_IN"/>
-          </w:rPr>
-          <w:rPr>
-            <w:color w:val="0000EE"/>
-            <w:u w:val="single"/>
-          </w:rPr>
-          <w:t>9:26–27</w:t>
-        </w:r>
-      </w:hyperlink>
-      <w:r>
-        <w:rPr>
-          <w:lang w:val="hi_IN" w:bidi="hi_IN"/>
-        </w:rPr>
-        <w:t xml:space="preserve">; </w:t>
-      </w:r>
-      <w:hyperlink r:id="rId155">
-        <w:r>
-          <w:rPr>
-            <w:lang w:val="hi_IN" w:bidi="hi_IN"/>
-          </w:rPr>
-          <w:rPr>
-            <w:color w:val="0000EE"/>
-            <w:u w:val="single"/>
-          </w:rPr>
-          <w:t>12:2–3</w:t>
-        </w:r>
-      </w:hyperlink>
-      <w:r>
-        <w:rPr>
-          <w:lang w:val="hi_IN" w:bidi="hi_IN"/>
-        </w:rPr>
-        <w:t xml:space="preserve">; </w:t>
-      </w:r>
-      <w:hyperlink r:id="rId181">
-        <w:r>
-          <w:rPr>
-            <w:lang w:val="hi_IN" w:bidi="hi_IN"/>
-          </w:rPr>
-          <w:rPr>
-            <w:color w:val="0000EE"/>
-            <w:u w:val="single"/>
-          </w:rPr>
-          <w:t>14:19–20</w:t>
-        </w:r>
-      </w:hyperlink>
-      <w:r>
-        <w:rPr>
-          <w:lang w:val="hi_IN" w:bidi="hi_IN"/>
-        </w:rPr>
-        <w:t xml:space="preserve">; </w:t>
-      </w:r>
-      <w:hyperlink r:id="rId182">
-        <w:r>
-          <w:rPr>
-            <w:lang w:val="hi_IN" w:bidi="hi_IN"/>
-          </w:rPr>
-          <w:rPr>
-            <w:color w:val="0000EE"/>
-            <w:u w:val="single"/>
-          </w:rPr>
-          <w:t>24:59–60</w:t>
-        </w:r>
-      </w:hyperlink>
-      <w:r>
-        <w:rPr>
-          <w:lang w:val="hi_IN" w:bidi="hi_IN"/>
-        </w:rPr>
-        <w:t xml:space="preserve">; </w:t>
-      </w:r>
-      <w:hyperlink r:id="rId183">
-        <w:r>
-          <w:rPr>
-            <w:lang w:val="hi_IN" w:bidi="hi_IN"/>
-          </w:rPr>
-          <w:rPr>
-            <w:color w:val="0000EE"/>
-            <w:u w:val="single"/>
-          </w:rPr>
-          <w:t>27:1–41</w:t>
-        </w:r>
-      </w:hyperlink>
-      <w:r>
-        <w:rPr>
-          <w:lang w:val="hi_IN" w:bidi="hi_IN"/>
-        </w:rPr>
-        <w:t xml:space="preserve">; </w:t>
-      </w:r>
-      <w:hyperlink r:id="rId184">
-        <w:r>
-          <w:rPr>
-            <w:lang w:val="hi_IN" w:bidi="hi_IN"/>
-          </w:rPr>
-          <w:rPr>
-            <w:color w:val="0000EE"/>
-            <w:u w:val="single"/>
-          </w:rPr>
-          <w:t>28:1–4</w:t>
-        </w:r>
-      </w:hyperlink>
-      <w:r>
-        <w:rPr>
-          <w:lang w:val="hi_IN" w:bidi="hi_IN"/>
-        </w:rPr>
-        <w:t xml:space="preserve">; </w:t>
-      </w:r>
-      <w:hyperlink r:id="rId185">
-        <w:r>
-          <w:rPr>
-            <w:lang w:val="hi_IN" w:bidi="hi_IN"/>
-          </w:rPr>
-          <w:rPr>
-            <w:color w:val="0000EE"/>
-            <w:u w:val="single"/>
-          </w:rPr>
-          <w:t>32:24–30</w:t>
-        </w:r>
-      </w:hyperlink>
-      <w:r>
-        <w:rPr>
-          <w:lang w:val="hi_IN" w:bidi="hi_IN"/>
-        </w:rPr>
-        <w:t xml:space="preserve">; </w:t>
-      </w:r>
-      <w:hyperlink r:id="rId186">
-        <w:r>
-          <w:rPr>
-            <w:lang w:val="hi_IN" w:bidi="hi_IN"/>
-          </w:rPr>
-          <w:rPr>
-            <w:color w:val="0000EE"/>
-            <w:u w:val="single"/>
-          </w:rPr>
-          <w:t>46:1–50:26</w:t>
-        </w:r>
-      </w:hyperlink>
-      <w:r>
-        <w:rPr>
-          <w:lang w:val="hi_IN" w:bidi="hi_IN"/>
-        </w:rPr>
-        <w:t xml:space="preserve">; </w:t>
-      </w:r>
-      <w:hyperlink r:id="rId149">
-        <w:r>
-          <w:rPr>
-            <w:lang w:val="hi_IN" w:bidi="hi_IN"/>
-          </w:rPr>
-          <w:rPr>
-            <w:color w:val="0000EE"/>
-            <w:u w:val="single"/>
-          </w:rPr>
-          <w:t>लैव्यव्यवस्था 26:3–13</w:t>
-        </w:r>
-      </w:hyperlink>
-      <w:r>
-        <w:rPr>
-          <w:lang w:val="hi_IN" w:bidi="hi_IN"/>
-        </w:rPr>
-        <w:t xml:space="preserve">; </w:t>
-      </w:r>
-      <w:hyperlink r:id="rId187">
-        <w:r>
-          <w:rPr>
-            <w:lang w:val="hi_IN" w:bidi="hi_IN"/>
-          </w:rPr>
-          <w:rPr>
-            <w:color w:val="0000EE"/>
-            <w:u w:val="single"/>
-          </w:rPr>
-          <w:t>गिनती 6:22–27</w:t>
-        </w:r>
-      </w:hyperlink>
-      <w:r>
-        <w:rPr>
-          <w:lang w:val="hi_IN" w:bidi="hi_IN"/>
-        </w:rPr>
-        <w:t xml:space="preserve">; </w:t>
-      </w:r>
-      <w:hyperlink r:id="rId167">
-        <w:r>
-          <w:rPr>
-            <w:lang w:val="hi_IN" w:bidi="hi_IN"/>
-          </w:rPr>
-          <w:rPr>
-            <w:color w:val="0000EE"/>
-            <w:u w:val="single"/>
-          </w:rPr>
-          <w:t>व्यवस्थाविवरण 7:12–15</w:t>
-        </w:r>
-      </w:hyperlink>
-      <w:r>
-        <w:rPr>
-          <w:lang w:val="hi_IN" w:bidi="hi_IN"/>
-        </w:rPr>
-        <w:t xml:space="preserve">; </w:t>
-      </w:r>
-      <w:hyperlink r:id="rId162">
-        <w:r>
-          <w:rPr>
-            <w:lang w:val="hi_IN" w:bidi="hi_IN"/>
-          </w:rPr>
-          <w:rPr>
-            <w:color w:val="0000EE"/>
-            <w:u w:val="single"/>
-          </w:rPr>
-          <w:t>10:8</w:t>
-        </w:r>
-      </w:hyperlink>
-      <w:r>
-        <w:rPr>
-          <w:lang w:val="hi_IN" w:bidi="hi_IN"/>
-        </w:rPr>
-        <w:t xml:space="preserve">; </w:t>
-      </w:r>
-      <w:hyperlink r:id="rId188">
-        <w:r>
-          <w:rPr>
-            <w:lang w:val="hi_IN" w:bidi="hi_IN"/>
-          </w:rPr>
-          <w:rPr>
-            <w:color w:val="0000EE"/>
-            <w:u w:val="single"/>
-          </w:rPr>
-          <w:t>28:1–14</w:t>
-        </w:r>
-      </w:hyperlink>
-      <w:r>
-        <w:rPr>
-          <w:lang w:val="hi_IN" w:bidi="hi_IN"/>
-        </w:rPr>
-        <w:t xml:space="preserve">; </w:t>
-      </w:r>
-      <w:hyperlink r:id="rId189">
-        <w:r>
-          <w:rPr>
-            <w:lang w:val="hi_IN" w:bidi="hi_IN"/>
-          </w:rPr>
-          <w:rPr>
-            <w:color w:val="0000EE"/>
-            <w:u w:val="single"/>
-          </w:rPr>
-          <w:t>33:1–29</w:t>
-        </w:r>
-      </w:hyperlink>
-      <w:r>
-        <w:rPr>
-          <w:lang w:val="hi_IN" w:bidi="hi_IN"/>
-        </w:rPr>
-        <w:t xml:space="preserve">; </w:t>
-      </w:r>
-      <w:hyperlink r:id="rId190">
-        <w:r>
-          <w:rPr>
-            <w:lang w:val="hi_IN" w:bidi="hi_IN"/>
-          </w:rPr>
-          <w:rPr>
-            <w:color w:val="0000EE"/>
-            <w:u w:val="single"/>
-          </w:rPr>
-          <w:t>1 शमूएल 2:20–21</w:t>
-        </w:r>
-      </w:hyperlink>
-      <w:r>
-        <w:rPr>
-          <w:lang w:val="hi_IN" w:bidi="hi_IN"/>
-        </w:rPr>
-        <w:t xml:space="preserve">; </w:t>
-      </w:r>
-      <w:hyperlink r:id="rId191">
-        <w:r>
-          <w:rPr>
-            <w:lang w:val="hi_IN" w:bidi="hi_IN"/>
-          </w:rPr>
-          <w:rPr>
-            <w:color w:val="0000EE"/>
-            <w:u w:val="single"/>
-          </w:rPr>
-          <w:t>भजन संहिता 128:1–6</w:t>
-        </w:r>
-      </w:hyperlink>
-      <w:r>
-        <w:rPr>
-          <w:lang w:val="hi_IN" w:bidi="hi_IN"/>
-        </w:rPr>
-        <w:t xml:space="preserve">; </w:t>
-      </w:r>
-      <w:hyperlink r:id="rId192">
-        <w:r>
-          <w:rPr>
-            <w:lang w:val="hi_IN" w:bidi="hi_IN"/>
-          </w:rPr>
-          <w:rPr>
-            <w:color w:val="0000EE"/>
-            <w:u w:val="single"/>
-          </w:rPr>
-          <w:t>मत्ती 5:3–12</w:t>
-        </w:r>
-      </w:hyperlink>
-      <w:r>
-        <w:rPr>
-          <w:lang w:val="hi_IN" w:bidi="hi_IN"/>
-        </w:rPr>
-        <w:t xml:space="preserve">; </w:t>
-      </w:r>
-      <w:hyperlink r:id="rId176">
-        <w:r>
-          <w:rPr>
-            <w:lang w:val="hi_IN" w:bidi="hi_IN"/>
-          </w:rPr>
-          <w:rPr>
-            <w:color w:val="0000EE"/>
-            <w:u w:val="single"/>
-          </w:rPr>
-          <w:t>लूका 6:27–28</w:t>
-        </w:r>
-      </w:hyperlink>
-      <w:r>
-        <w:rPr>
-          <w:lang w:val="hi_IN" w:bidi="hi_IN"/>
-        </w:rPr>
-        <w:t xml:space="preserve">; </w:t>
-      </w:r>
-      <w:hyperlink r:id="rId177">
-        <w:r>
-          <w:rPr>
-            <w:lang w:val="hi_IN" w:bidi="hi_IN"/>
-          </w:rPr>
-          <w:rPr>
-            <w:color w:val="0000EE"/>
-            <w:u w:val="single"/>
-          </w:rPr>
-          <w:t>रोमियों 12:14</w:t>
-        </w:r>
-      </w:hyperlink>
-      <w:r>
-        <w:rPr>
-          <w:lang w:val="hi_IN" w:bidi="hi_IN"/>
-        </w:rPr>
-        <w:t xml:space="preserve">; </w:t>
-      </w:r>
-      <w:hyperlink r:id="rId193">
-        <w:r>
-          <w:rPr>
-            <w:lang w:val="hi_IN" w:bidi="hi_IN"/>
-          </w:rPr>
-          <w:rPr>
-            <w:color w:val="0000EE"/>
-            <w:u w:val="single"/>
-          </w:rPr>
-          <w:t>गलातियों 3:13–14</w:t>
-        </w:r>
-      </w:hyperlink>
-      <w:r>
-        <w:rPr>
-          <w:lang w:val="hi_IN" w:bidi="hi_IN"/>
-        </w:rPr>
-        <w:t xml:space="preserve">; </w:t>
-      </w:r>
-      <w:hyperlink r:id="rId169">
-        <w:r>
-          <w:rPr>
-            <w:lang w:val="hi_IN" w:bidi="hi_IN"/>
-          </w:rPr>
-          <w:rPr>
-            <w:color w:val="0000EE"/>
-            <w:u w:val="single"/>
-          </w:rPr>
-          <w:t>इफिसियों 1:3</w:t>
-        </w:r>
-      </w:hyperlink>
-      <w:r>
-        <w:rPr>
-          <w:lang w:val="hi_IN" w:bidi="hi_IN"/>
-        </w:rPr>
-        <w:t xml:space="preserve">; </w:t>
-      </w:r>
-      <w:hyperlink r:id="rId164">
-        <w:r>
-          <w:rPr>
-            <w:lang w:val="hi_IN" w:bidi="hi_IN"/>
-          </w:rPr>
-          <w:rPr>
-            <w:color w:val="0000EE"/>
-            <w:u w:val="single"/>
-          </w:rPr>
-          <w:t>इब्रानियों 7:6–7</w:t>
-        </w:r>
-      </w:hyperlink>
-      <w:r>
-        <w:rPr>
-          <w:lang w:val="hi_IN" w:bidi="hi_IN"/>
-        </w:rPr>
-        <w:t xml:space="preserve">; </w:t>
-      </w:r>
-      <w:hyperlink r:id="rId170">
-        <w:r>
-          <w:rPr>
-            <w:lang w:val="hi_IN" w:bidi="hi_IN"/>
-          </w:rPr>
-          <w:rPr>
-            <w:color w:val="0000EE"/>
-            <w:u w:val="single"/>
-          </w:rPr>
-          <w:t>1 पतरस 3:9</w:t>
-        </w:r>
-      </w:hyperlink>
+      <w:r>
+        <w:rPr>
+          <w:lang w:val="hi_IN" w:bidi="hi_IN"/>
+        </w:rPr>
+        <w:t>28</w:t>
+      </w:r>
+      <w:r>
+        <w:rPr>
+          <w:lang w:val="hi_IN" w:bidi="hi_IN"/>
+        </w:rPr>
+        <w:t xml:space="preserve">; </w:t>
+      </w:r>
+      <w:r>
+        <w:rPr>
+          <w:lang w:val="hi_IN" w:bidi="hi_IN"/>
+        </w:rPr>
+        <w:t>9:26–27</w:t>
+      </w:r>
+      <w:r>
+        <w:rPr>
+          <w:lang w:val="hi_IN" w:bidi="hi_IN"/>
+        </w:rPr>
+        <w:t xml:space="preserve">; </w:t>
+      </w:r>
+      <w:r>
+        <w:rPr>
+          <w:lang w:val="hi_IN" w:bidi="hi_IN"/>
+        </w:rPr>
+        <w:t>12:2–3</w:t>
+      </w:r>
+      <w:r>
+        <w:rPr>
+          <w:lang w:val="hi_IN" w:bidi="hi_IN"/>
+        </w:rPr>
+        <w:t xml:space="preserve">; </w:t>
+      </w:r>
+      <w:r>
+        <w:rPr>
+          <w:lang w:val="hi_IN" w:bidi="hi_IN"/>
+        </w:rPr>
+        <w:t>14:19–20</w:t>
+      </w:r>
+      <w:r>
+        <w:rPr>
+          <w:lang w:val="hi_IN" w:bidi="hi_IN"/>
+        </w:rPr>
+        <w:t xml:space="preserve">; </w:t>
+      </w:r>
+      <w:r>
+        <w:rPr>
+          <w:lang w:val="hi_IN" w:bidi="hi_IN"/>
+        </w:rPr>
+        <w:t>24:59–60</w:t>
+      </w:r>
+      <w:r>
+        <w:rPr>
+          <w:lang w:val="hi_IN" w:bidi="hi_IN"/>
+        </w:rPr>
+        <w:t xml:space="preserve">; </w:t>
+      </w:r>
+      <w:r>
+        <w:rPr>
+          <w:lang w:val="hi_IN" w:bidi="hi_IN"/>
+        </w:rPr>
+        <w:t>27:1–41</w:t>
+      </w:r>
+      <w:r>
+        <w:rPr>
+          <w:lang w:val="hi_IN" w:bidi="hi_IN"/>
+        </w:rPr>
+        <w:t xml:space="preserve">; </w:t>
+      </w:r>
+      <w:r>
+        <w:rPr>
+          <w:lang w:val="hi_IN" w:bidi="hi_IN"/>
+        </w:rPr>
+        <w:t>28:1–4</w:t>
+      </w:r>
+      <w:r>
+        <w:rPr>
+          <w:lang w:val="hi_IN" w:bidi="hi_IN"/>
+        </w:rPr>
+        <w:t xml:space="preserve">; </w:t>
+      </w:r>
+      <w:r>
+        <w:rPr>
+          <w:lang w:val="hi_IN" w:bidi="hi_IN"/>
+        </w:rPr>
+        <w:t>32:24–30</w:t>
+      </w:r>
+      <w:r>
+        <w:rPr>
+          <w:lang w:val="hi_IN" w:bidi="hi_IN"/>
+        </w:rPr>
+        <w:t xml:space="preserve">; </w:t>
+      </w:r>
+      <w:r>
+        <w:rPr>
+          <w:lang w:val="hi_IN" w:bidi="hi_IN"/>
+        </w:rPr>
+        <w:t>46:1–50:26</w:t>
+      </w:r>
+      <w:r>
+        <w:rPr>
+          <w:lang w:val="hi_IN" w:bidi="hi_IN"/>
+        </w:rPr>
+        <w:t xml:space="preserve">; </w:t>
+      </w:r>
+      <w:r>
+        <w:rPr>
+          <w:lang w:val="hi_IN" w:bidi="hi_IN"/>
+        </w:rPr>
+        <w:t>लैव्यव्यवस्था 26:3–13</w:t>
+      </w:r>
+      <w:r>
+        <w:rPr>
+          <w:lang w:val="hi_IN" w:bidi="hi_IN"/>
+        </w:rPr>
+        <w:t xml:space="preserve">; </w:t>
+      </w:r>
+      <w:r>
+        <w:rPr>
+          <w:lang w:val="hi_IN" w:bidi="hi_IN"/>
+        </w:rPr>
+        <w:t>गिनती 6:22–27</w:t>
+      </w:r>
+      <w:r>
+        <w:rPr>
+          <w:lang w:val="hi_IN" w:bidi="hi_IN"/>
+        </w:rPr>
+        <w:t xml:space="preserve">; </w:t>
+      </w:r>
+      <w:r>
+        <w:rPr>
+          <w:lang w:val="hi_IN" w:bidi="hi_IN"/>
+        </w:rPr>
+        <w:t>व्यवस्थाविवरण 7:12–15</w:t>
+      </w:r>
+      <w:r>
+        <w:rPr>
+          <w:lang w:val="hi_IN" w:bidi="hi_IN"/>
+        </w:rPr>
+        <w:t xml:space="preserve">; </w:t>
+      </w:r>
+      <w:r>
+        <w:rPr>
+          <w:lang w:val="hi_IN" w:bidi="hi_IN"/>
+        </w:rPr>
+        <w:t>10:8</w:t>
+      </w:r>
+      <w:r>
+        <w:rPr>
+          <w:lang w:val="hi_IN" w:bidi="hi_IN"/>
+        </w:rPr>
+        <w:t xml:space="preserve">; </w:t>
+      </w:r>
+      <w:r>
+        <w:rPr>
+          <w:lang w:val="hi_IN" w:bidi="hi_IN"/>
+        </w:rPr>
+        <w:t>28:1–14</w:t>
+      </w:r>
+      <w:r>
+        <w:rPr>
+          <w:lang w:val="hi_IN" w:bidi="hi_IN"/>
+        </w:rPr>
+        <w:t xml:space="preserve">; </w:t>
+      </w:r>
+      <w:r>
+        <w:rPr>
+          <w:lang w:val="hi_IN" w:bidi="hi_IN"/>
+        </w:rPr>
+        <w:t>33:1–29</w:t>
+      </w:r>
+      <w:r>
+        <w:rPr>
+          <w:lang w:val="hi_IN" w:bidi="hi_IN"/>
+        </w:rPr>
+        <w:t xml:space="preserve">; </w:t>
+      </w:r>
+      <w:r>
+        <w:rPr>
+          <w:lang w:val="hi_IN" w:bidi="hi_IN"/>
+        </w:rPr>
+        <w:t>1 शमूएल 2:20–21</w:t>
+      </w:r>
+      <w:r>
+        <w:rPr>
+          <w:lang w:val="hi_IN" w:bidi="hi_IN"/>
+        </w:rPr>
+        <w:t xml:space="preserve">; </w:t>
+      </w:r>
+      <w:r>
+        <w:rPr>
+          <w:lang w:val="hi_IN" w:bidi="hi_IN"/>
+        </w:rPr>
+        <w:t>भजन संहिता 128:1–6</w:t>
+      </w:r>
+      <w:r>
+        <w:rPr>
+          <w:lang w:val="hi_IN" w:bidi="hi_IN"/>
+        </w:rPr>
+        <w:t xml:space="preserve">; </w:t>
+      </w:r>
+      <w:r>
+        <w:rPr>
+          <w:lang w:val="hi_IN" w:bidi="hi_IN"/>
+        </w:rPr>
+        <w:t>मत्ती 5:3–12</w:t>
+      </w:r>
+      <w:r>
+        <w:rPr>
+          <w:lang w:val="hi_IN" w:bidi="hi_IN"/>
+        </w:rPr>
+        <w:t xml:space="preserve">; </w:t>
+      </w:r>
+      <w:r>
+        <w:rPr>
+          <w:lang w:val="hi_IN" w:bidi="hi_IN"/>
+        </w:rPr>
+        <w:t>लूका 6:27–28</w:t>
+      </w:r>
+      <w:r>
+        <w:rPr>
+          <w:lang w:val="hi_IN" w:bidi="hi_IN"/>
+        </w:rPr>
+        <w:t xml:space="preserve">; </w:t>
+      </w:r>
+      <w:r>
+        <w:rPr>
+          <w:lang w:val="hi_IN" w:bidi="hi_IN"/>
+        </w:rPr>
+        <w:t>रोमियों 12:14</w:t>
+      </w:r>
+      <w:r>
+        <w:rPr>
+          <w:lang w:val="hi_IN" w:bidi="hi_IN"/>
+        </w:rPr>
+        <w:t xml:space="preserve">; </w:t>
+      </w:r>
+      <w:r>
+        <w:rPr>
+          <w:lang w:val="hi_IN" w:bidi="hi_IN"/>
+        </w:rPr>
+        <w:t>गलातियों 3:13–14</w:t>
+      </w:r>
+      <w:r>
+        <w:rPr>
+          <w:lang w:val="hi_IN" w:bidi="hi_IN"/>
+        </w:rPr>
+        <w:t xml:space="preserve">; </w:t>
+      </w:r>
+      <w:r>
+        <w:rPr>
+          <w:lang w:val="hi_IN" w:bidi="hi_IN"/>
+        </w:rPr>
+        <w:t>इफिसियों 1:3</w:t>
+      </w:r>
+      <w:r>
+        <w:rPr>
+          <w:lang w:val="hi_IN" w:bidi="hi_IN"/>
+        </w:rPr>
+        <w:t xml:space="preserve">; </w:t>
+      </w:r>
+      <w:r>
+        <w:rPr>
+          <w:lang w:val="hi_IN" w:bidi="hi_IN"/>
+        </w:rPr>
+        <w:t>इब्रानियों 7:6–7</w:t>
+      </w:r>
+      <w:r>
+        <w:rPr>
+          <w:lang w:val="hi_IN" w:bidi="hi_IN"/>
+        </w:rPr>
+        <w:t xml:space="preserve">; </w:t>
+      </w:r>
+      <w:r>
+        <w:rPr>
+          <w:lang w:val="hi_IN" w:bidi="hi_IN"/>
+        </w:rPr>
+        <w:t>1 पतरस 3:9</w:t>
+      </w:r>
       <w:r>
         <w:rPr>
           <w:lang w:val="hi_IN" w:bidi="hi_IN"/>
